--- a/Artefacto2_Proyecto/SRS.docx
+++ b/Artefacto2_Proyecto/SRS.docx
@@ -2740,7 +2740,15 @@
         </w:rPr>
       </w:pPr>
       <w:r>
-        <w:t>Bienvenidos a “Renta Móvil Location” tu transporte de confianza ideal, un camino que traspasa barreras hacia el vibrante mundo del alquiler vehicular colombiano. Donde la movilidad es un factor clave para el desarrollo económico, cultural y social. Nuestra aplicación no solo es una herramienta fundamental que optimiza la experiencia de alquiler vehicular, sino que también convierte cada ruta en un trayecto seguro, gracias a la innovación y a las nuevas tecnologías, los procesos administrativos están en constante evolución. Esta ruta de alquiler es un viaje que no solo muestra una gestión adecuada, sino que también ofrece una amplia selección de vehículos, flotas, mantenimientos, contratos, pagos y reservas, garantizando opciones de alquiler flexibles para empresas o particulares.</w:t>
+        <w:t xml:space="preserve">Bienvenidos a “Renta Móvil </w:t>
+      </w:r>
+      <w:proofErr w:type="spellStart"/>
+      <w:r>
+        <w:t>Location</w:t>
+      </w:r>
+      <w:proofErr w:type="spellEnd"/>
+      <w:r>
+        <w:t>” tu transporte de confianza ideal, un camino que traspasa barreras hacia el vibrante mundo del alquiler vehicular colombiano. Donde la movilidad es un factor clave para el desarrollo económico, cultural y social. Nuestra aplicación no solo es una herramienta fundamental que optimiza la experiencia de alquiler vehicular, sino que también convierte cada ruta en un trayecto seguro, gracias a la innovación y a las nuevas tecnologías, los procesos administrativos están en constante evolución. Esta ruta de alquiler es un viaje que no solo muestra una gestión adecuada, sino que también ofrece una amplia selección de vehículos, flotas, mantenimientos, contratos, pagos y reservas, garantizando opciones de alquiler flexibles para empresas o particulares.</w:t>
       </w:r>
     </w:p>
     <w:p>
@@ -2767,7 +2775,23 @@
         <w:jc w:val="both"/>
       </w:pPr>
       <w:r>
-        <w:t xml:space="preserve">“Renta Móvil Location” busca que sus usuarios se embarquen en una experiencia de alquiler segura y práctica, con acceso a una amplia variedad de vehículos y métodos de pago en línea. Nuestra aplicación permite a los usuarios navegar a través de una interfaz amigable, donde podrán explorar y seleccionar las mejores opciones de transporte según sus necesidades, asegurando una experiencia eficiente y sencilla. Ya sea que busques vehículos ligeros, vehículos de carga o hasta flotas “Renta Móvil Location” se adapta a las preferencias de los usuarios. </w:t>
+        <w:t xml:space="preserve">“Renta Móvil </w:t>
+      </w:r>
+      <w:proofErr w:type="spellStart"/>
+      <w:r>
+        <w:t>Location</w:t>
+      </w:r>
+      <w:proofErr w:type="spellEnd"/>
+      <w:r>
+        <w:t xml:space="preserve">” busca que sus usuarios se embarquen en una experiencia de alquiler segura y práctica, con acceso a una amplia variedad de vehículos y métodos de pago en línea. Nuestra aplicación permite a los usuarios navegar a través de una interfaz amigable, donde podrán explorar y seleccionar las mejores opciones de transporte según sus necesidades, asegurando una experiencia eficiente y sencilla. Ya sea que busques vehículos ligeros, vehículos de carga o hasta flotas “Renta Móvil </w:t>
+      </w:r>
+      <w:proofErr w:type="spellStart"/>
+      <w:r>
+        <w:t>Location</w:t>
+      </w:r>
+      <w:proofErr w:type="spellEnd"/>
+      <w:r>
+        <w:t xml:space="preserve">” se adapta a las preferencias de los usuarios. </w:t>
       </w:r>
     </w:p>
     <w:p>
@@ -2794,7 +2818,15 @@
         <w:jc w:val="both"/>
       </w:pPr>
       <w:r>
-        <w:t>Navega con “Renta Móvil Location”, una plataforma que no solo facilite el alquiler de vehículos, sino que también permite a los usuarios compartir sus experiencias, recomendaciones y formar parte de una comunidad que promueve la exploración y celebra la rica cultura vehicular colombiana. Además, impulsa nuevas prácticas empresariales para aquellas empresas de alquiler vehicular que desean optimizar su movilidad y gestión dejando de lado los procedimientos manuales.</w:t>
+        <w:t xml:space="preserve">Navega con “Renta Móvil </w:t>
+      </w:r>
+      <w:proofErr w:type="spellStart"/>
+      <w:r>
+        <w:t>Location</w:t>
+      </w:r>
+      <w:proofErr w:type="spellEnd"/>
+      <w:r>
+        <w:t>”, una plataforma que no solo facilite el alquiler de vehículos, sino que también permite a los usuarios compartir sus experiencias, recomendaciones y formar parte de una comunidad que promueve la exploración y celebra la rica cultura vehicular colombiana. Además, impulsa nuevas prácticas empresariales para aquellas empresas de alquiler vehicular que desean optimizar su movilidad y gestión dejando de lado los procedimientos manuales.</w:t>
       </w:r>
     </w:p>
     <w:p>
@@ -2893,7 +2925,15 @@
         <w:jc w:val="both"/>
       </w:pPr>
       <w:r>
-        <w:t>Renta Móvil Location es una plataforma que se va a diseñar, para las empresas de alquiler de vehículos, la cual busca innovar aquellas que actualmente se encuentra fuera de la era digital. Muchas empresas o negocios del sector comercial, hoy en día, no cuentan con una gestión adecuada en sus procesos, ya que por motivos de costos u otras circunstancias similares, prefieren realizarlos manualmente, lo cual puede generar una gran ineficiencia. Esta iniciativa nace con el fin de mejorar la gestión de los vehículos de alquiler, contratos, flotas, mantenimientos, pagos, reservas y la atención a los clientes.</w:t>
+        <w:t xml:space="preserve">Renta Móvil </w:t>
+      </w:r>
+      <w:proofErr w:type="spellStart"/>
+      <w:r>
+        <w:t>Location</w:t>
+      </w:r>
+      <w:proofErr w:type="spellEnd"/>
+      <w:r>
+        <w:t xml:space="preserve"> es una plataforma que se va a diseñar, para las empresas de alquiler de vehículos, la cual busca innovar aquellas que actualmente se encuentra fuera de la era digital. Muchas empresas o negocios del sector comercial, hoy en día, no cuentan con una gestión adecuada en sus procesos, ya que por motivos de costos u otras circunstancias similares, prefieren realizarlos manualmente, lo cual puede generar una gran ineficiencia. Esta iniciativa nace con el fin de mejorar la gestión de los vehículos de alquiler, contratos, flotas, mantenimientos, pagos, reservas y la atención a los clientes.</w:t>
       </w:r>
     </w:p>
     <w:p>
@@ -3393,12 +3433,21 @@
         </w:rPr>
         <w:t xml:space="preserve"> criterios de </w:t>
       </w:r>
+      <w:proofErr w:type="spellStart"/>
       <w:r>
         <w:rPr>
           <w:sz w:val="20"/>
           <w:szCs w:val="20"/>
         </w:rPr>
-        <w:t>escabilidad, seguridad</w:t>
+        <w:t>escabilidad</w:t>
+      </w:r>
+      <w:proofErr w:type="spellEnd"/>
+      <w:r>
+        <w:rPr>
+          <w:sz w:val="20"/>
+          <w:szCs w:val="20"/>
+        </w:rPr>
+        <w:t>, seguridad</w:t>
       </w:r>
       <w:r>
         <w:rPr>
@@ -3860,7 +3909,23 @@
           <w:sz w:val="20"/>
           <w:szCs w:val="20"/>
         </w:rPr>
-        <w:t xml:space="preserve"> (PDF) y pago via PSE.</w:t>
+        <w:t xml:space="preserve"> (PDF) y pago </w:t>
+      </w:r>
+      <w:proofErr w:type="spellStart"/>
+      <w:r>
+        <w:rPr>
+          <w:sz w:val="20"/>
+          <w:szCs w:val="20"/>
+        </w:rPr>
+        <w:t>via</w:t>
+      </w:r>
+      <w:proofErr w:type="spellEnd"/>
+      <w:r>
+        <w:rPr>
+          <w:sz w:val="20"/>
+          <w:szCs w:val="20"/>
+        </w:rPr>
+        <w:t xml:space="preserve"> PSE.</w:t>
       </w:r>
     </w:p>
     <w:p>
@@ -4712,13 +4777,23 @@
               </w:rPr>
               <w:t xml:space="preserve"> </w:t>
             </w:r>
+            <w:proofErr w:type="spellStart"/>
             <w:r>
               <w:rPr>
                 <w:rFonts w:ascii="Arial MT" w:hAnsi="Arial MT"/>
                 <w:sz w:val="20"/>
                 <w:szCs w:val="20"/>
               </w:rPr>
-              <w:t>Danna Valentina Barrios Penagos</w:t>
+              <w:t>Danna</w:t>
+            </w:r>
+            <w:proofErr w:type="spellEnd"/>
+            <w:r>
+              <w:rPr>
+                <w:rFonts w:ascii="Arial MT" w:hAnsi="Arial MT"/>
+                <w:sz w:val="20"/>
+                <w:szCs w:val="20"/>
+              </w:rPr>
+              <w:t xml:space="preserve"> Valentina Barrios Penagos</w:t>
             </w:r>
           </w:p>
         </w:tc>
@@ -8655,13 +8730,31 @@
         </w:rPr>
         <w:t>El personal administrativo dispone de navegadores modernos /</w:t>
       </w:r>
+      <w:proofErr w:type="spellStart"/>
       <w:r>
         <w:rPr>
           <w:sz w:val="20"/>
           <w:szCs w:val="20"/>
         </w:rPr>
-        <w:t>Chorme, Firefox, Edge</w:t>
+        <w:t>Chorme</w:t>
       </w:r>
+      <w:proofErr w:type="spellEnd"/>
+      <w:r>
+        <w:rPr>
+          <w:sz w:val="20"/>
+          <w:szCs w:val="20"/>
+        </w:rPr>
+        <w:t xml:space="preserve">, Firefox, </w:t>
+      </w:r>
+      <w:proofErr w:type="spellStart"/>
+      <w:r>
+        <w:rPr>
+          <w:sz w:val="20"/>
+          <w:szCs w:val="20"/>
+        </w:rPr>
+        <w:t>Edge</w:t>
+      </w:r>
+      <w:proofErr w:type="spellEnd"/>
       <w:r>
         <w:rPr>
           <w:sz w:val="20"/>
@@ -8902,7 +8995,15 @@
         <w:t xml:space="preserve"> </w:t>
       </w:r>
       <w:r>
-        <w:t>Funcionamiento correcto de APIs externas.</w:t>
+        <w:t xml:space="preserve">Funcionamiento correcto de </w:t>
+      </w:r>
+      <w:proofErr w:type="spellStart"/>
+      <w:r>
+        <w:t>APIs</w:t>
+      </w:r>
+      <w:proofErr w:type="spellEnd"/>
+      <w:r>
+        <w:t xml:space="preserve"> externas.</w:t>
       </w:r>
       <w:r>
         <w:rPr>
@@ -9121,8 +9222,13 @@
       <w:r>
         <w:t xml:space="preserve"> </w:t>
       </w:r>
+      <w:proofErr w:type="spellStart"/>
       <w:r>
-        <w:t>Login, Registro, Vehículos, Calendario, Reservas y Contratos, Perfil).</w:t>
+        <w:t>Login</w:t>
+      </w:r>
+      <w:proofErr w:type="spellEnd"/>
+      <w:r>
+        <w:t>, Registro, Vehículos, Calendario, Reservas y Contratos, Perfil).</w:t>
       </w:r>
     </w:p>
     <w:p>
@@ -9145,13 +9251,26 @@
         <w:t xml:space="preserve"> para datos (nombre, f</w:t>
       </w:r>
       <w:r>
-        <w:t>echa, cédula, correo), checkbox</w:t>
+        <w:t xml:space="preserve">echa, cédula, correo), </w:t>
       </w:r>
+      <w:proofErr w:type="spellStart"/>
+      <w:r>
+        <w:t>checkbox</w:t>
+      </w:r>
+      <w:proofErr w:type="spellEnd"/>
       <w:r>
         <w:t xml:space="preserve"> </w:t>
       </w:r>
       <w:r>
-        <w:t>de aceptación de términos y botones de acción bien identificados (e.g., “Pagar (PSE)”).</w:t>
+        <w:t>de aceptación de términos y botones de acción bien identificados (</w:t>
+      </w:r>
+      <w:proofErr w:type="spellStart"/>
+      <w:r>
+        <w:t>e.g</w:t>
+      </w:r>
+      <w:proofErr w:type="spellEnd"/>
+      <w:r>
+        <w:t>., “Pagar (PSE)”).</w:t>
       </w:r>
     </w:p>
     <w:p>
@@ -9252,7 +9371,15 @@
         <w:ind w:right="1321"/>
       </w:pPr>
       <w:r>
-        <w:t>Conexión estable a Internet (Wi-Fi o cable).</w:t>
+        <w:t>Conexión estable a Internet (</w:t>
+      </w:r>
+      <w:proofErr w:type="spellStart"/>
+      <w:r>
+        <w:t>Wi</w:t>
+      </w:r>
+      <w:proofErr w:type="spellEnd"/>
+      <w:r>
+        <w:t>-Fi o cable).</w:t>
       </w:r>
     </w:p>
     <w:p>
@@ -9266,7 +9393,15 @@
         <w:ind w:right="1321"/>
       </w:pPr>
       <w:r>
-        <w:t>CPU Intel i3/Ryzen 3 o superior, 4 GB RAM, 10 GB libres en disco.</w:t>
+        <w:t>CPU Intel i3/</w:t>
+      </w:r>
+      <w:proofErr w:type="spellStart"/>
+      <w:r>
+        <w:t>Ryzen</w:t>
+      </w:r>
+      <w:proofErr w:type="spellEnd"/>
+      <w:r>
+        <w:t xml:space="preserve"> 3 o superior, 4 GB RAM, 10 GB libres en disco.</w:t>
       </w:r>
     </w:p>
     <w:p>
@@ -9308,7 +9443,15 @@
         <w:ind w:right="1321"/>
       </w:pPr>
       <w:r>
-        <w:t>Acceso a red móvil o Wi-Fi.</w:t>
+        <w:t xml:space="preserve">Acceso a red móvil o </w:t>
+      </w:r>
+      <w:proofErr w:type="spellStart"/>
+      <w:r>
+        <w:t>Wi</w:t>
+      </w:r>
+      <w:proofErr w:type="spellEnd"/>
+      <w:r>
+        <w:t>-Fi.</w:t>
       </w:r>
     </w:p>
     <w:p>
@@ -9411,7 +9554,15 @@
         <w:ind w:right="1321"/>
       </w:pPr>
       <w:r>
-        <w:t>Navegadores compatibles: Chrome, Firefox, Edge (últimas dos versiones).</w:t>
+        <w:t xml:space="preserve">Navegadores compatibles: Chrome, Firefox, </w:t>
+      </w:r>
+      <w:proofErr w:type="spellStart"/>
+      <w:r>
+        <w:t>Edge</w:t>
+      </w:r>
+      <w:proofErr w:type="spellEnd"/>
+      <w:r>
+        <w:t xml:space="preserve"> (últimas dos versiones).</w:t>
       </w:r>
     </w:p>
     <w:p>
@@ -9522,6 +9673,139 @@
         <w:tabs>
           <w:tab w:val="left" w:pos="2547"/>
         </w:tabs>
+      </w:pPr>
+    </w:p>
+    <w:p>
+      <w:pPr>
+        <w:tabs>
+          <w:tab w:val="left" w:pos="2547"/>
+        </w:tabs>
+      </w:pPr>
+    </w:p>
+    <w:p>
+      <w:pPr>
+        <w:tabs>
+          <w:tab w:val="left" w:pos="2547"/>
+        </w:tabs>
+      </w:pPr>
+    </w:p>
+    <w:p>
+      <w:pPr>
+        <w:tabs>
+          <w:tab w:val="left" w:pos="2547"/>
+        </w:tabs>
+      </w:pPr>
+    </w:p>
+    <w:p>
+      <w:pPr>
+        <w:tabs>
+          <w:tab w:val="left" w:pos="2547"/>
+        </w:tabs>
+      </w:pPr>
+    </w:p>
+    <w:p>
+      <w:pPr>
+        <w:tabs>
+          <w:tab w:val="left" w:pos="2547"/>
+        </w:tabs>
+      </w:pPr>
+    </w:p>
+    <w:p>
+      <w:pPr>
+        <w:tabs>
+          <w:tab w:val="left" w:pos="2547"/>
+        </w:tabs>
+      </w:pPr>
+    </w:p>
+    <w:p>
+      <w:pPr>
+        <w:tabs>
+          <w:tab w:val="left" w:pos="2547"/>
+        </w:tabs>
+      </w:pPr>
+    </w:p>
+    <w:p>
+      <w:pPr>
+        <w:tabs>
+          <w:tab w:val="left" w:pos="2547"/>
+        </w:tabs>
+      </w:pPr>
+    </w:p>
+    <w:p>
+      <w:pPr>
+        <w:tabs>
+          <w:tab w:val="left" w:pos="2547"/>
+        </w:tabs>
+      </w:pPr>
+    </w:p>
+    <w:p>
+      <w:pPr>
+        <w:tabs>
+          <w:tab w:val="left" w:pos="2547"/>
+        </w:tabs>
+      </w:pPr>
+    </w:p>
+    <w:p>
+      <w:pPr>
+        <w:tabs>
+          <w:tab w:val="left" w:pos="2547"/>
+        </w:tabs>
+      </w:pPr>
+    </w:p>
+    <w:p>
+      <w:pPr>
+        <w:tabs>
+          <w:tab w:val="left" w:pos="2547"/>
+        </w:tabs>
+      </w:pPr>
+    </w:p>
+    <w:p>
+      <w:pPr>
+        <w:tabs>
+          <w:tab w:val="left" w:pos="2547"/>
+        </w:tabs>
+      </w:pPr>
+    </w:p>
+    <w:p>
+      <w:pPr>
+        <w:tabs>
+          <w:tab w:val="left" w:pos="2547"/>
+        </w:tabs>
+      </w:pPr>
+    </w:p>
+    <w:p>
+      <w:pPr>
+        <w:tabs>
+          <w:tab w:val="left" w:pos="2547"/>
+        </w:tabs>
+      </w:pPr>
+    </w:p>
+    <w:p>
+      <w:pPr>
+        <w:tabs>
+          <w:tab w:val="left" w:pos="2547"/>
+        </w:tabs>
+      </w:pPr>
+    </w:p>
+    <w:p>
+      <w:pPr>
+        <w:tabs>
+          <w:tab w:val="left" w:pos="2547"/>
+        </w:tabs>
+      </w:pPr>
+    </w:p>
+    <w:p>
+      <w:pPr>
+        <w:tabs>
+          <w:tab w:val="left" w:pos="2547"/>
+        </w:tabs>
+      </w:pPr>
+    </w:p>
+    <w:p>
+      <w:pPr>
+        <w:tabs>
+          <w:tab w:val="left" w:pos="2547"/>
+        </w:tabs>
         <w:sectPr>
           <w:headerReference w:type="default" r:id="rId19"/>
           <w:pgSz w:w="12250" w:h="15850"/>
@@ -9613,8 +9897,36 @@
           <w:b/>
           <w:bCs/>
         </w:rPr>
-        <w:t>RF1 – Login user</w:t>
+        <w:t xml:space="preserve">RF1 – </w:t>
       </w:r>
+      <w:proofErr w:type="spellStart"/>
+      <w:r>
+        <w:rPr>
+          <w:rStyle w:val="Textoennegrita"/>
+          <w:b/>
+          <w:bCs/>
+        </w:rPr>
+        <w:t>Login</w:t>
+      </w:r>
+      <w:proofErr w:type="spellEnd"/>
+      <w:r>
+        <w:rPr>
+          <w:rStyle w:val="Textoennegrita"/>
+          <w:b/>
+          <w:bCs/>
+        </w:rPr>
+        <w:t xml:space="preserve"> </w:t>
+      </w:r>
+      <w:proofErr w:type="spellStart"/>
+      <w:r>
+        <w:rPr>
+          <w:rStyle w:val="Textoennegrita"/>
+          <w:b/>
+          <w:bCs/>
+        </w:rPr>
+        <w:t>user</w:t>
+      </w:r>
+      <w:proofErr w:type="spellEnd"/>
     </w:p>
     <w:p>
       <w:pPr>
@@ -9630,8 +9942,18 @@
           <w:b/>
           <w:bCs/>
         </w:rPr>
-        <w:t>RF1.1 – Registro user</w:t>
+        <w:t xml:space="preserve">RF1.1 – Registro </w:t>
       </w:r>
+      <w:proofErr w:type="spellStart"/>
+      <w:r>
+        <w:rPr>
+          <w:rStyle w:val="Textoennegrita"/>
+          <w:b/>
+          <w:bCs/>
+        </w:rPr>
+        <w:t>user</w:t>
+      </w:r>
+      <w:proofErr w:type="spellEnd"/>
     </w:p>
     <w:p>
       <w:pPr>
@@ -9652,8 +9974,18 @@
           <w:b/>
           <w:bCs/>
         </w:rPr>
-        <w:t>RF1.2 – Olvido contraseña user</w:t>
+        <w:t xml:space="preserve">RF1.2 – Olvido contraseña </w:t>
       </w:r>
+      <w:proofErr w:type="spellStart"/>
+      <w:r>
+        <w:rPr>
+          <w:rStyle w:val="Textoennegrita"/>
+          <w:b/>
+          <w:bCs/>
+        </w:rPr>
+        <w:t>user</w:t>
+      </w:r>
+      <w:proofErr w:type="spellEnd"/>
     </w:p>
     <w:p>
       <w:pPr>
@@ -9838,8 +10170,18 @@
           <w:b/>
           <w:bCs/>
         </w:rPr>
-        <w:t>RF4 – Mis reservas user</w:t>
+        <w:t xml:space="preserve">RF4 – Mis reservas </w:t>
       </w:r>
+      <w:proofErr w:type="spellStart"/>
+      <w:r>
+        <w:rPr>
+          <w:rStyle w:val="Textoennegrita"/>
+          <w:b/>
+          <w:bCs/>
+        </w:rPr>
+        <w:t>user</w:t>
+      </w:r>
+      <w:proofErr w:type="spellEnd"/>
     </w:p>
     <w:p>
       <w:pPr>
@@ -9894,7 +10236,25 @@
           <w:b/>
           <w:bCs/>
         </w:rPr>
-        <w:t>RF6 – Perfil user y notificaciones</w:t>
+        <w:t xml:space="preserve">RF6 – Perfil </w:t>
+      </w:r>
+      <w:proofErr w:type="spellStart"/>
+      <w:r>
+        <w:rPr>
+          <w:rStyle w:val="Textoennegrita"/>
+          <w:b/>
+          <w:bCs/>
+        </w:rPr>
+        <w:t>user</w:t>
+      </w:r>
+      <w:proofErr w:type="spellEnd"/>
+      <w:r>
+        <w:rPr>
+          <w:rStyle w:val="Textoennegrita"/>
+          <w:b/>
+          <w:bCs/>
+        </w:rPr>
+        <w:t xml:space="preserve"> y notificaciones</w:t>
       </w:r>
     </w:p>
     <w:p>
@@ -9934,7 +10294,25 @@
           <w:b/>
           <w:bCs/>
         </w:rPr>
-        <w:t>RF7.1 – Login administrador</w:t>
+        <w:t xml:space="preserve">RF7.1 – </w:t>
+      </w:r>
+      <w:proofErr w:type="spellStart"/>
+      <w:r>
+        <w:rPr>
+          <w:rStyle w:val="Textoennegrita"/>
+          <w:b/>
+          <w:bCs/>
+        </w:rPr>
+        <w:t>Login</w:t>
+      </w:r>
+      <w:proofErr w:type="spellEnd"/>
+      <w:r>
+        <w:rPr>
+          <w:rStyle w:val="Textoennegrita"/>
+          <w:b/>
+          <w:bCs/>
+        </w:rPr>
+        <w:t xml:space="preserve"> administrador</w:t>
       </w:r>
     </w:p>
     <w:p>
@@ -10076,8 +10454,13 @@
         <w:t xml:space="preserve">– </w:t>
       </w:r>
       <w:r>
-        <w:t>Búsqueda y filtro crud</w:t>
+        <w:t xml:space="preserve">Búsqueda y filtro </w:t>
       </w:r>
+      <w:proofErr w:type="spellStart"/>
+      <w:r>
+        <w:t>crud</w:t>
+      </w:r>
+      <w:proofErr w:type="spellEnd"/>
     </w:p>
     <w:p>
       <w:pPr>
@@ -10114,11 +10497,26 @@
         </w:numPr>
       </w:pPr>
       <w:r>
-        <w:t>RF9-Idiomas</w:t>
+        <w:t xml:space="preserve">RF9 - </w:t>
+      </w:r>
+      <w:r>
+        <w:t>Idiomas</w:t>
       </w:r>
     </w:p>
     <w:p>
       <w:pPr>
+        <w:pStyle w:val="Ttulo3"/>
+        <w:numPr>
+          <w:ilvl w:val="0"/>
+          <w:numId w:val="18"/>
+        </w:numPr>
+      </w:pPr>
+      <w:r>
+        <w:t>RF10 – API REST</w:t>
+      </w:r>
+    </w:p>
+    <w:p>
+      <w:pPr>
         <w:pStyle w:val="Prrafodelista"/>
         <w:ind w:left="3373" w:firstLine="0"/>
       </w:pPr>
@@ -10167,26 +10565,17 @@
     </w:p>
     <w:p>
       <w:pPr>
-        <w:pStyle w:val="Prrafodelista"/>
-        <w:tabs>
-          <w:tab w:val="left" w:pos="3936"/>
-        </w:tabs>
-        <w:ind w:left="3936" w:firstLine="0"/>
-        <w:rPr>
-          <w:sz w:val="20"/>
-        </w:rPr>
+        <w:pStyle w:val="Textoindependiente"/>
+        <w:spacing w:before="91"/>
       </w:pPr>
     </w:p>
     <w:p>
       <w:pPr>
-        <w:pStyle w:val="Textoindependiente"/>
-        <w:spacing w:before="91"/>
-      </w:pPr>
-    </w:p>
-    <w:p>
-      <w:pPr>
         <w:pStyle w:val="Ttulo2"/>
         <w:ind w:left="3390" w:firstLine="0"/>
+        <w:rPr>
+          <w:spacing w:val="-2"/>
+        </w:rPr>
       </w:pPr>
       <w:r>
         <w:lastRenderedPageBreak/>
@@ -10207,7 +10596,14 @@
     </w:p>
     <w:p>
       <w:pPr>
+        <w:pStyle w:val="Ttulo2"/>
+        <w:ind w:left="3390" w:firstLine="0"/>
+      </w:pPr>
+    </w:p>
+    <w:p>
+      <w:pPr>
         <w:pStyle w:val="Textoindependiente"/>
+        <w:spacing w:before="103" w:after="1"/>
         <w:rPr>
           <w:rFonts w:ascii="Arial"/>
           <w:b/>
@@ -10217,16 +10613,7 @@
     <w:p>
       <w:pPr>
         <w:pStyle w:val="Textoindependiente"/>
-        <w:rPr>
-          <w:rFonts w:ascii="Arial"/>
-          <w:b/>
-        </w:rPr>
-      </w:pPr>
-    </w:p>
-    <w:p>
-      <w:pPr>
-        <w:pStyle w:val="Textoindependiente"/>
-        <w:spacing w:before="142"/>
+        <w:spacing w:before="103" w:after="1"/>
         <w:rPr>
           <w:rFonts w:ascii="Arial"/>
           <w:b/>
@@ -10272,15 +10659,34 @@
               <w:rPr>
                 <w:b/>
                 <w:sz w:val="24"/>
-              </w:rPr>
-            </w:pPr>
-            <w:r>
-              <w:rPr>
-                <w:b/>
-                <w:sz w:val="24"/>
-              </w:rPr>
-              <w:t>Login user</w:t>
-            </w:r>
+                <w:szCs w:val="24"/>
+              </w:rPr>
+            </w:pPr>
+            <w:proofErr w:type="spellStart"/>
+            <w:r>
+              <w:rPr>
+                <w:b/>
+                <w:sz w:val="24"/>
+              </w:rPr>
+              <w:t>Login</w:t>
+            </w:r>
+            <w:proofErr w:type="spellEnd"/>
+            <w:r>
+              <w:rPr>
+                <w:b/>
+                <w:sz w:val="24"/>
+              </w:rPr>
+              <w:t xml:space="preserve"> </w:t>
+            </w:r>
+            <w:proofErr w:type="spellStart"/>
+            <w:r>
+              <w:rPr>
+                <w:b/>
+                <w:sz w:val="24"/>
+              </w:rPr>
+              <w:t>user</w:t>
+            </w:r>
+            <w:proofErr w:type="spellEnd"/>
             <w:r>
               <w:rPr>
                 <w:b/>
@@ -10302,7 +10708,7 @@
       </w:tr>
       <w:tr>
         <w:trPr>
-          <w:trHeight w:val="311"/>
+          <w:trHeight w:val="422"/>
         </w:trPr>
         <w:tc>
           <w:tcPr>
@@ -10344,6 +10750,138 @@
                 <w:sz w:val="24"/>
               </w:rPr>
               <w:t>Usuario</w:t>
+            </w:r>
+          </w:p>
+        </w:tc>
+      </w:tr>
+      <w:tr>
+        <w:trPr>
+          <w:trHeight w:val="551"/>
+        </w:trPr>
+        <w:tc>
+          <w:tcPr>
+            <w:tcW w:w="2405" w:type="dxa"/>
+          </w:tcPr>
+          <w:p>
+            <w:pPr>
+              <w:pStyle w:val="TableParagraph"/>
+              <w:spacing w:line="275" w:lineRule="exact"/>
+              <w:rPr>
+                <w:sz w:val="24"/>
+              </w:rPr>
+            </w:pPr>
+            <w:r>
+              <w:rPr>
+                <w:spacing w:val="-2"/>
+                <w:sz w:val="24"/>
+              </w:rPr>
+              <w:t>Descripción</w:t>
+            </w:r>
+          </w:p>
+        </w:tc>
+        <w:tc>
+          <w:tcPr>
+            <w:tcW w:w="6423" w:type="dxa"/>
+          </w:tcPr>
+          <w:p>
+            <w:pPr>
+              <w:pStyle w:val="TableParagraph"/>
+              <w:spacing w:line="276" w:lineRule="exact"/>
+              <w:ind w:left="108"/>
+              <w:rPr>
+                <w:sz w:val="24"/>
+              </w:rPr>
+            </w:pPr>
+            <w:r>
+              <w:t>El sistema permitirá a los usuarios iniciar sesión en la plataforma mediante credenciales únicas.</w:t>
+            </w:r>
+          </w:p>
+        </w:tc>
+      </w:tr>
+      <w:tr>
+        <w:trPr>
+          <w:trHeight w:val="275"/>
+        </w:trPr>
+        <w:tc>
+          <w:tcPr>
+            <w:tcW w:w="2405" w:type="dxa"/>
+          </w:tcPr>
+          <w:p>
+            <w:pPr>
+              <w:pStyle w:val="TableParagraph"/>
+              <w:spacing w:line="255" w:lineRule="exact"/>
+              <w:rPr>
+                <w:sz w:val="24"/>
+              </w:rPr>
+            </w:pPr>
+            <w:r>
+              <w:rPr>
+                <w:spacing w:val="-2"/>
+                <w:sz w:val="24"/>
+              </w:rPr>
+              <w:t>Entrada</w:t>
+            </w:r>
+          </w:p>
+        </w:tc>
+        <w:tc>
+          <w:tcPr>
+            <w:tcW w:w="6423" w:type="dxa"/>
+          </w:tcPr>
+          <w:p>
+            <w:pPr>
+              <w:pStyle w:val="TableParagraph"/>
+              <w:spacing w:line="255" w:lineRule="exact"/>
+              <w:ind w:left="108"/>
+              <w:rPr>
+                <w:sz w:val="24"/>
+              </w:rPr>
+            </w:pPr>
+            <w:r>
+              <w:t>Correo electrónico, contraseña.</w:t>
+            </w:r>
+          </w:p>
+        </w:tc>
+      </w:tr>
+      <w:tr>
+        <w:trPr>
+          <w:trHeight w:val="275"/>
+        </w:trPr>
+        <w:tc>
+          <w:tcPr>
+            <w:tcW w:w="2405" w:type="dxa"/>
+          </w:tcPr>
+          <w:p>
+            <w:pPr>
+              <w:pStyle w:val="TableParagraph"/>
+              <w:spacing w:line="256" w:lineRule="exact"/>
+              <w:rPr>
+                <w:sz w:val="24"/>
+              </w:rPr>
+            </w:pPr>
+            <w:r>
+              <w:rPr>
+                <w:spacing w:val="-2"/>
+                <w:sz w:val="24"/>
+              </w:rPr>
+              <w:t>Salida</w:t>
+            </w:r>
+          </w:p>
+        </w:tc>
+        <w:tc>
+          <w:tcPr>
+            <w:tcW w:w="6423" w:type="dxa"/>
+          </w:tcPr>
+          <w:p>
+            <w:pPr>
+              <w:pStyle w:val="TableParagraph"/>
+              <w:spacing w:line="256" w:lineRule="exact"/>
+              <w:ind w:left="108"/>
+              <w:rPr>
+                <w:sz w:val="24"/>
+              </w:rPr>
+            </w:pPr>
+            <w:r>
+              <w:t>Ingreso exitoso o ingreso denegado.</w:t>
             </w:r>
           </w:p>
         </w:tc>
@@ -10359,7 +10897,7 @@
           <w:p>
             <w:pPr>
               <w:pStyle w:val="TableParagraph"/>
-              <w:spacing w:before="1"/>
+              <w:spacing w:before="2"/>
               <w:rPr>
                 <w:sz w:val="24"/>
               </w:rPr>
@@ -10369,7 +10907,7 @@
                 <w:spacing w:val="-2"/>
                 <w:sz w:val="24"/>
               </w:rPr>
-              <w:t>Descripción</w:t>
+              <w:t>Acción</w:t>
             </w:r>
           </w:p>
         </w:tc>
@@ -10380,196 +10918,22 @@
           <w:p>
             <w:pPr>
               <w:pStyle w:val="TableParagraph"/>
-              <w:spacing w:before="1"/>
-              <w:ind w:left="108"/>
-              <w:rPr>
-                <w:sz w:val="24"/>
-              </w:rPr>
-            </w:pPr>
-            <w:r>
-              <w:t>El sistema permitirá a los usuarios iniciar sesión en la plataforma mediante credenciales únicas.</w:t>
+              <w:spacing w:line="270" w:lineRule="atLeast"/>
+              <w:ind w:left="108" w:right="96"/>
+              <w:jc w:val="both"/>
+              <w:rPr>
+                <w:sz w:val="24"/>
+              </w:rPr>
+            </w:pPr>
+            <w:r>
+              <w:t>El usuario accede con sus credenciales; el sistema válida la información en la base de datos.</w:t>
             </w:r>
           </w:p>
         </w:tc>
       </w:tr>
       <w:tr>
         <w:trPr>
-          <w:trHeight w:val="551"/>
-        </w:trPr>
-        <w:tc>
-          <w:tcPr>
-            <w:tcW w:w="2405" w:type="dxa"/>
-          </w:tcPr>
-          <w:p>
-            <w:pPr>
-              <w:pStyle w:val="TableParagraph"/>
-              <w:spacing w:line="275" w:lineRule="exact"/>
-              <w:rPr>
-                <w:sz w:val="24"/>
-              </w:rPr>
-            </w:pPr>
-            <w:r>
-              <w:rPr>
-                <w:spacing w:val="-2"/>
-                <w:sz w:val="24"/>
-              </w:rPr>
-              <w:t>Entrada</w:t>
-            </w:r>
-          </w:p>
-        </w:tc>
-        <w:tc>
-          <w:tcPr>
-            <w:tcW w:w="6423" w:type="dxa"/>
-          </w:tcPr>
-          <w:p>
-            <w:pPr>
-              <w:pStyle w:val="TableParagraph"/>
-              <w:spacing w:line="275" w:lineRule="exact"/>
-              <w:ind w:left="108"/>
-              <w:rPr>
-                <w:sz w:val="24"/>
-              </w:rPr>
-            </w:pPr>
-            <w:r>
-              <w:t>Correo electrónico, contraseña.</w:t>
-            </w:r>
-          </w:p>
-        </w:tc>
-      </w:tr>
-    </w:tbl>
-    <w:p>
-      <w:pPr>
-        <w:pStyle w:val="TableParagraph"/>
-        <w:spacing w:line="275" w:lineRule="exact"/>
-        <w:rPr>
-          <w:sz w:val="24"/>
-        </w:rPr>
-        <w:sectPr>
-          <w:headerReference w:type="default" r:id="rId20"/>
-          <w:pgSz w:w="12250" w:h="15850"/>
-          <w:pgMar w:top="1500" w:right="141" w:bottom="1500" w:left="566" w:header="0" w:footer="1319" w:gutter="0"/>
-          <w:cols w:space="720"/>
-        </w:sectPr>
-      </w:pPr>
-    </w:p>
-    <w:tbl>
-      <w:tblPr>
-        <w:tblW w:w="0" w:type="auto"/>
-        <w:tblInd w:w="1040" w:type="dxa"/>
-        <w:tblBorders>
-          <w:top w:val="single" w:sz="4" w:space="0" w:color="000000"/>
-          <w:left w:val="single" w:sz="4" w:space="0" w:color="000000"/>
-          <w:bottom w:val="single" w:sz="4" w:space="0" w:color="000000"/>
-          <w:right w:val="single" w:sz="4" w:space="0" w:color="000000"/>
-          <w:insideH w:val="single" w:sz="4" w:space="0" w:color="000000"/>
-          <w:insideV w:val="single" w:sz="4" w:space="0" w:color="000000"/>
-        </w:tblBorders>
-        <w:tblLayout w:type="fixed"/>
-        <w:tblCellMar>
-          <w:left w:w="0" w:type="dxa"/>
-          <w:right w:w="0" w:type="dxa"/>
-        </w:tblCellMar>
-        <w:tblLook w:val="01E0" w:firstRow="1" w:lastRow="1" w:firstColumn="1" w:lastColumn="1" w:noHBand="0" w:noVBand="0"/>
-      </w:tblPr>
-      <w:tblGrid>
-        <w:gridCol w:w="2405"/>
-        <w:gridCol w:w="6423"/>
-      </w:tblGrid>
-      <w:tr>
-        <w:trPr>
-          <w:trHeight w:val="552"/>
-        </w:trPr>
-        <w:tc>
-          <w:tcPr>
-            <w:tcW w:w="2405" w:type="dxa"/>
-          </w:tcPr>
-          <w:p>
-            <w:pPr>
-              <w:pStyle w:val="TableParagraph"/>
-              <w:spacing w:line="275" w:lineRule="exact"/>
-              <w:rPr>
-                <w:sz w:val="24"/>
-              </w:rPr>
-            </w:pPr>
-            <w:r>
-              <w:rPr>
-                <w:spacing w:val="-2"/>
-                <w:sz w:val="24"/>
-              </w:rPr>
-              <w:lastRenderedPageBreak/>
-              <w:t>Salida</w:t>
-            </w:r>
-          </w:p>
-        </w:tc>
-        <w:tc>
-          <w:tcPr>
-            <w:tcW w:w="6423" w:type="dxa"/>
-          </w:tcPr>
-          <w:p>
-            <w:pPr>
-              <w:pStyle w:val="TableParagraph"/>
-              <w:spacing w:line="275" w:lineRule="exact"/>
-              <w:ind w:left="108"/>
-              <w:rPr>
-                <w:sz w:val="24"/>
-              </w:rPr>
-            </w:pPr>
-            <w:r>
-              <w:t>Ingreso exitoso o ingreso denegado.</w:t>
-            </w:r>
-          </w:p>
-        </w:tc>
-      </w:tr>
-      <w:tr>
-        <w:trPr>
-          <w:trHeight w:val="732"/>
-        </w:trPr>
-        <w:tc>
-          <w:tcPr>
-            <w:tcW w:w="2405" w:type="dxa"/>
-          </w:tcPr>
-          <w:p>
-            <w:pPr>
-              <w:pStyle w:val="TableParagraph"/>
-              <w:spacing w:line="275" w:lineRule="exact"/>
-              <w:rPr>
-                <w:sz w:val="24"/>
-              </w:rPr>
-            </w:pPr>
-            <w:r>
-              <w:rPr>
-                <w:spacing w:val="-2"/>
-                <w:sz w:val="24"/>
-              </w:rPr>
-              <w:t>Acción</w:t>
-            </w:r>
-          </w:p>
-        </w:tc>
-        <w:tc>
-          <w:tcPr>
-            <w:tcW w:w="6423" w:type="dxa"/>
-          </w:tcPr>
-          <w:p>
-            <w:pPr>
-              <w:pStyle w:val="TableParagraph"/>
-              <w:ind w:left="108" w:right="95"/>
-              <w:jc w:val="both"/>
-              <w:rPr>
-                <w:sz w:val="24"/>
-              </w:rPr>
-            </w:pPr>
-            <w:r>
-              <w:t xml:space="preserve">El usuario </w:t>
-            </w:r>
-            <w:r>
-              <w:t>accede con sus credenciales; el sistema válida la información en la base de datos.</w:t>
-            </w:r>
-          </w:p>
-        </w:tc>
-      </w:tr>
-      <w:tr>
-        <w:trPr>
-          <w:trHeight w:val="1415"/>
+          <w:trHeight w:val="1276"/>
         </w:trPr>
         <w:tc>
           <w:tcPr>
@@ -10620,7 +10984,7 @@
               <w:pStyle w:val="TableParagraph"/>
               <w:numPr>
                 <w:ilvl w:val="0"/>
-                <w:numId w:val="27"/>
+                <w:numId w:val="28"/>
               </w:numPr>
               <w:tabs>
                 <w:tab w:val="left" w:pos="828"/>
@@ -10633,10 +10997,7 @@
               </w:rPr>
             </w:pPr>
             <w:r>
-              <w:t>El sistema debe permitir acceso solo a usuarios con credenciales</w:t>
-            </w:r>
-            <w:r>
-              <w:t xml:space="preserve"> válidas. </w:t>
+              <w:t xml:space="preserve">El sistema debe permitir acceso solo a usuarios con credenciales válidas. </w:t>
             </w:r>
           </w:p>
           <w:p>
@@ -10644,14 +11005,13 @@
               <w:pStyle w:val="TableParagraph"/>
               <w:numPr>
                 <w:ilvl w:val="0"/>
-                <w:numId w:val="27"/>
+                <w:numId w:val="28"/>
               </w:numPr>
               <w:tabs>
                 <w:tab w:val="left" w:pos="828"/>
               </w:tabs>
-              <w:spacing w:line="276" w:lineRule="exact"/>
-              <w:ind w:right="97"/>
-              <w:jc w:val="both"/>
+              <w:spacing w:line="290" w:lineRule="atLeast"/>
+              <w:ind w:right="103"/>
               <w:rPr>
                 <w:sz w:val="24"/>
               </w:rPr>
@@ -10663,16 +11023,6 @@
         </w:tc>
       </w:tr>
     </w:tbl>
-    <w:p>
-      <w:pPr>
-        <w:pStyle w:val="Textoindependiente"/>
-        <w:spacing w:before="103" w:after="1"/>
-        <w:rPr>
-          <w:rFonts w:ascii="Arial"/>
-          <w:b/>
-        </w:rPr>
-      </w:pPr>
-    </w:p>
     <w:p>
       <w:pPr>
         <w:pStyle w:val="Textoindependiente"/>
@@ -10756,8 +11106,17 @@
                 <w:b/>
                 <w:sz w:val="24"/>
               </w:rPr>
-              <w:t xml:space="preserve"> User</w:t>
-            </w:r>
+              <w:t xml:space="preserve"> </w:t>
+            </w:r>
+            <w:proofErr w:type="spellStart"/>
+            <w:r>
+              <w:rPr>
+                <w:b/>
+                <w:sz w:val="24"/>
+              </w:rPr>
+              <w:t>User</w:t>
+            </w:r>
+            <w:proofErr w:type="spellEnd"/>
             <w:r>
               <w:rPr>
                 <w:b/>
@@ -11078,7 +11437,6 @@
               <w:rPr>
                 <w:sz w:val="24"/>
               </w:rPr>
-              <w:lastRenderedPageBreak/>
               <w:t>Criterio</w:t>
             </w:r>
             <w:r>
@@ -11194,7 +11552,14 @@
               <w:rPr>
                 <w:sz w:val="24"/>
               </w:rPr>
-              <w:t>Mínimo 10 caracteres, con al menos 1 mayúscula, 1 dígito y 1 carácter especial</w:t>
+              <w:t xml:space="preserve">Mínimo 10 caracteres, con al menos 1 mayúscula, 1 dígito </w:t>
+            </w:r>
+            <w:r>
+              <w:rPr>
+                <w:sz w:val="24"/>
+              </w:rPr>
+              <w:lastRenderedPageBreak/>
+              <w:t>y 1 carácter especial</w:t>
             </w:r>
           </w:p>
           <w:p>
@@ -11302,13 +11667,23 @@
               </w:rPr>
               <w:t xml:space="preserve">Olvido contraseña </w:t>
             </w:r>
+            <w:proofErr w:type="spellStart"/>
             <w:r>
               <w:rPr>
                 <w:b/>
                 <w:sz w:val="24"/>
                 <w:szCs w:val="24"/>
               </w:rPr>
-              <w:t xml:space="preserve">user </w:t>
+              <w:t>user</w:t>
+            </w:r>
+            <w:proofErr w:type="spellEnd"/>
+            <w:r>
+              <w:rPr>
+                <w:b/>
+                <w:sz w:val="24"/>
+                <w:szCs w:val="24"/>
+              </w:rPr>
+              <w:t xml:space="preserve"> </w:t>
             </w:r>
             <w:r>
               <w:rPr>
@@ -11661,7 +12036,7 @@
           <w:sz w:val="24"/>
         </w:rPr>
         <w:sectPr>
-          <w:headerReference w:type="default" r:id="rId21"/>
+          <w:headerReference w:type="default" r:id="rId20"/>
           <w:type w:val="continuous"/>
           <w:pgSz w:w="12250" w:h="15850"/>
           <w:pgMar w:top="1540" w:right="141" w:bottom="2215" w:left="566" w:header="0" w:footer="1319" w:gutter="0"/>
@@ -11952,7 +12327,6 @@
                 <w:spacing w:val="-2"/>
                 <w:sz w:val="24"/>
               </w:rPr>
-              <w:lastRenderedPageBreak/>
               <w:t>Acción</w:t>
             </w:r>
           </w:p>
@@ -11996,6 +12370,7 @@
               <w:rPr>
                 <w:sz w:val="24"/>
               </w:rPr>
+              <w:lastRenderedPageBreak/>
               <w:t>Criterio</w:t>
             </w:r>
             <w:r>
@@ -12044,6 +12419,16 @@
         </w:tc>
       </w:tr>
     </w:tbl>
+    <w:p>
+      <w:pPr>
+        <w:pStyle w:val="Textoindependiente"/>
+        <w:spacing w:before="187"/>
+        <w:rPr>
+          <w:rFonts w:ascii="Arial"/>
+          <w:b/>
+        </w:rPr>
+      </w:pPr>
+    </w:p>
     <w:p>
       <w:pPr>
         <w:pStyle w:val="Textoindependiente"/>
@@ -12270,7 +12655,23 @@
               </w:rPr>
             </w:pPr>
             <w:r>
-              <w:t>Texto parcial o completo ingresado en una barra de búsqueda (ej: “Mazda”, “Hilux”).</w:t>
+              <w:t>Texto parcial o completo ingresado en una barra de búsqueda (</w:t>
+            </w:r>
+            <w:proofErr w:type="spellStart"/>
+            <w:r>
+              <w:t>ej</w:t>
+            </w:r>
+            <w:proofErr w:type="spellEnd"/>
+            <w:r>
+              <w:t>: “Mazda”, “</w:t>
+            </w:r>
+            <w:proofErr w:type="spellStart"/>
+            <w:r>
+              <w:t>Hilux</w:t>
+            </w:r>
+            <w:proofErr w:type="spellEnd"/>
+            <w:r>
+              <w:t>”).</w:t>
             </w:r>
           </w:p>
         </w:tc>
@@ -12888,11 +13289,7 @@
               </w:rPr>
             </w:pPr>
             <w:r>
-              <w:t xml:space="preserve">Los campos deben estar completos, ordenados y visibles para </w:t>
-            </w:r>
-            <w:r>
-              <w:lastRenderedPageBreak/>
-              <w:t>el usuario.</w:t>
+              <w:t>Los campos deben estar completos, ordenados y visibles para el usuario.</w:t>
             </w:r>
           </w:p>
         </w:tc>
@@ -12908,7 +13305,7 @@
           <w:sz w:val="24"/>
         </w:rPr>
         <w:sectPr>
-          <w:headerReference w:type="default" r:id="rId22"/>
+          <w:headerReference w:type="default" r:id="rId21"/>
           <w:type w:val="continuous"/>
           <w:pgSz w:w="12250" w:h="15850"/>
           <w:pgMar w:top="1540" w:right="141" w:bottom="1500" w:left="566" w:header="0" w:footer="1319" w:gutter="0"/>
@@ -13315,13 +13712,41 @@
               <w:rPr>
                 <w:sz w:val="24"/>
               </w:rPr>
-              <w:t>Front-end solicita al</w:t>
-            </w:r>
-            <w:r>
-              <w:rPr>
-                <w:sz w:val="24"/>
-              </w:rPr>
-              <w:t xml:space="preserve"> back-end la lista de reservas.</w:t>
+              <w:t>Front-</w:t>
+            </w:r>
+            <w:proofErr w:type="spellStart"/>
+            <w:r>
+              <w:rPr>
+                <w:sz w:val="24"/>
+              </w:rPr>
+              <w:t>end</w:t>
+            </w:r>
+            <w:proofErr w:type="spellEnd"/>
+            <w:r>
+              <w:rPr>
+                <w:sz w:val="24"/>
+              </w:rPr>
+              <w:t xml:space="preserve"> solicita al</w:t>
+            </w:r>
+            <w:r>
+              <w:rPr>
+                <w:sz w:val="24"/>
+              </w:rPr>
+              <w:t xml:space="preserve"> back-</w:t>
+            </w:r>
+            <w:proofErr w:type="spellStart"/>
+            <w:r>
+              <w:rPr>
+                <w:sz w:val="24"/>
+              </w:rPr>
+              <w:t>end</w:t>
+            </w:r>
+            <w:proofErr w:type="spellEnd"/>
+            <w:r>
+              <w:rPr>
+                <w:sz w:val="24"/>
+              </w:rPr>
+              <w:t xml:space="preserve"> la lista de reservas.</w:t>
             </w:r>
           </w:p>
           <w:p>
@@ -13338,7 +13763,21 @@
               <w:rPr>
                 <w:sz w:val="24"/>
               </w:rPr>
-              <w:t>Back-end devu</w:t>
+              <w:t>Back-</w:t>
+            </w:r>
+            <w:proofErr w:type="spellStart"/>
+            <w:r>
+              <w:rPr>
+                <w:sz w:val="24"/>
+              </w:rPr>
+              <w:t>end</w:t>
+            </w:r>
+            <w:proofErr w:type="spellEnd"/>
+            <w:r>
+              <w:rPr>
+                <w:sz w:val="24"/>
+              </w:rPr>
+              <w:t xml:space="preserve"> devu</w:t>
             </w:r>
             <w:r>
               <w:rPr>
@@ -13361,7 +13800,35 @@
               <w:rPr>
                 <w:sz w:val="24"/>
               </w:rPr>
-              <w:t>Front-end renderiza el mes actual, marcando en gris los días que no aparecen en esa lista.</w:t>
+              <w:t>Front-</w:t>
+            </w:r>
+            <w:proofErr w:type="spellStart"/>
+            <w:r>
+              <w:rPr>
+                <w:sz w:val="24"/>
+              </w:rPr>
+              <w:t>end</w:t>
+            </w:r>
+            <w:proofErr w:type="spellEnd"/>
+            <w:r>
+              <w:rPr>
+                <w:sz w:val="24"/>
+              </w:rPr>
+              <w:t xml:space="preserve"> </w:t>
+            </w:r>
+            <w:proofErr w:type="spellStart"/>
+            <w:r>
+              <w:rPr>
+                <w:sz w:val="24"/>
+              </w:rPr>
+              <w:t>renderiza</w:t>
+            </w:r>
+            <w:proofErr w:type="spellEnd"/>
+            <w:r>
+              <w:rPr>
+                <w:sz w:val="24"/>
+              </w:rPr>
+              <w:t xml:space="preserve"> el mes actual, marcando en gris los días que no aparecen en esa lista.</w:t>
             </w:r>
           </w:p>
         </w:tc>
@@ -13962,7 +14429,15 @@
               <w:jc w:val="both"/>
             </w:pPr>
             <w:r>
-              <w:t>Aceptación de términos y condiciones (checkbox).</w:t>
+              <w:t>Aceptación de términos y condiciones (</w:t>
+            </w:r>
+            <w:proofErr w:type="spellStart"/>
+            <w:r>
+              <w:t>checkbox</w:t>
+            </w:r>
+            <w:proofErr w:type="spellEnd"/>
+            <w:r>
+              <w:t>).</w:t>
             </w:r>
           </w:p>
           <w:p>
@@ -15191,7 +15666,6 @@
         </w:rPr>
       </w:pPr>
     </w:p>
-    <w:p/>
     <w:p/>
     <w:p/>
     <w:p>
@@ -15443,7 +15917,23 @@
                 <w:sz w:val="22"/>
                 <w:szCs w:val="22"/>
               </w:rPr>
-              <w:t xml:space="preserve"> y </w:t>
+              <w:t xml:space="preserve"> </w:t>
+            </w:r>
+            <w:proofErr w:type="spellStart"/>
+            <w:r>
+              <w:rPr>
+                <w:sz w:val="22"/>
+                <w:szCs w:val="22"/>
+              </w:rPr>
+              <w:t>y</w:t>
+            </w:r>
+            <w:proofErr w:type="spellEnd"/>
+            <w:r>
+              <w:rPr>
+                <w:sz w:val="22"/>
+                <w:szCs w:val="22"/>
+              </w:rPr>
+              <w:t xml:space="preserve"> </w:t>
             </w:r>
             <w:r>
               <w:rPr>
@@ -15861,26 +16351,13 @@
         <w:tabs>
           <w:tab w:val="left" w:pos="1395"/>
         </w:tabs>
-      </w:pPr>
-      <w:r>
-        <w:tab/>
-      </w:r>
-    </w:p>
-    <w:p>
-      <w:pPr>
-        <w:tabs>
-          <w:tab w:val="left" w:pos="1395"/>
-        </w:tabs>
         <w:sectPr>
-          <w:headerReference w:type="default" r:id="rId23"/>
+          <w:headerReference w:type="default" r:id="rId22"/>
           <w:pgSz w:w="12250" w:h="15850"/>
           <w:pgMar w:top="1820" w:right="141" w:bottom="1500" w:left="566" w:header="0" w:footer="1319" w:gutter="0"/>
           <w:cols w:space="720"/>
         </w:sectPr>
       </w:pPr>
-      <w:r>
-        <w:tab/>
-      </w:r>
     </w:p>
     <w:p>
       <w:pPr>
@@ -15940,7 +16417,25 @@
                 <w:sz w:val="24"/>
                 <w:szCs w:val="24"/>
               </w:rPr>
-              <w:t>Mis reservas user  (RF4</w:t>
+              <w:t xml:space="preserve">Mis reservas </w:t>
+            </w:r>
+            <w:proofErr w:type="spellStart"/>
+            <w:r>
+              <w:rPr>
+                <w:b/>
+                <w:sz w:val="24"/>
+                <w:szCs w:val="24"/>
+              </w:rPr>
+              <w:t>user</w:t>
+            </w:r>
+            <w:proofErr w:type="spellEnd"/>
+            <w:r>
+              <w:rPr>
+                <w:b/>
+                <w:sz w:val="24"/>
+                <w:szCs w:val="24"/>
+              </w:rPr>
+              <w:t xml:space="preserve">  (RF4</w:t>
             </w:r>
             <w:r>
               <w:rPr>
@@ -16322,6 +16817,16 @@
     <w:p>
       <w:pPr>
         <w:pStyle w:val="Textoindependiente"/>
+        <w:rPr>
+          <w:rFonts w:ascii="Arial"/>
+          <w:b/>
+        </w:rPr>
+      </w:pPr>
+    </w:p>
+    <w:p>
+      <w:pPr>
+        <w:pStyle w:val="Textoindependiente"/>
+        <w:spacing w:before="95"/>
         <w:rPr>
           <w:rFonts w:ascii="Arial"/>
           <w:b/>
@@ -16905,7 +17410,25 @@
                 <w:sz w:val="24"/>
                 <w:szCs w:val="24"/>
               </w:rPr>
-              <w:t xml:space="preserve">Perfil user y notificaciones </w:t>
+              <w:t xml:space="preserve">Perfil </w:t>
+            </w:r>
+            <w:proofErr w:type="spellStart"/>
+            <w:r>
+              <w:rPr>
+                <w:b/>
+                <w:sz w:val="24"/>
+                <w:szCs w:val="24"/>
+              </w:rPr>
+              <w:t>user</w:t>
+            </w:r>
+            <w:proofErr w:type="spellEnd"/>
+            <w:r>
+              <w:rPr>
+                <w:b/>
+                <w:sz w:val="24"/>
+                <w:szCs w:val="24"/>
+              </w:rPr>
+              <w:t xml:space="preserve"> y notificaciones </w:t>
             </w:r>
             <w:r>
               <w:rPr>
@@ -17353,7 +17876,7 @@
           <w:tab w:val="left" w:pos="4587"/>
         </w:tabs>
         <w:sectPr>
-          <w:headerReference w:type="default" r:id="rId24"/>
+          <w:headerReference w:type="default" r:id="rId23"/>
           <w:pgSz w:w="12250" w:h="15850"/>
           <w:pgMar w:top="1820" w:right="141" w:bottom="1719" w:left="566" w:header="0" w:footer="1319" w:gutter="0"/>
           <w:cols w:space="720"/>
@@ -17493,11 +18016,19 @@
                 <w:sz w:val="24"/>
               </w:rPr>
             </w:pPr>
-            <w:r>
-              <w:rPr>
-                <w:sz w:val="24"/>
-              </w:rPr>
-              <w:t>super administrador</w:t>
+            <w:proofErr w:type="spellStart"/>
+            <w:r>
+              <w:rPr>
+                <w:sz w:val="24"/>
+              </w:rPr>
+              <w:t>super</w:t>
+            </w:r>
+            <w:proofErr w:type="spellEnd"/>
+            <w:r>
+              <w:rPr>
+                <w:sz w:val="24"/>
+              </w:rPr>
+              <w:t xml:space="preserve"> administrador</w:t>
             </w:r>
           </w:p>
         </w:tc>
@@ -17689,8 +18220,13 @@
               </w:rPr>
             </w:pPr>
             <w:r>
-              <w:t>El super</w:t>
-            </w:r>
+              <w:t xml:space="preserve">El </w:t>
+            </w:r>
+            <w:proofErr w:type="spellStart"/>
+            <w:r>
+              <w:t>super</w:t>
+            </w:r>
+            <w:proofErr w:type="spellEnd"/>
             <w:r>
               <w:noBreakHyphen/>
               <w:t>administrador completa el formulario. El sistema valida unicidad del correo y crea la cuenta con estado “Activo”.</w:t>
@@ -17945,13 +18481,23 @@
                 <w:szCs w:val="24"/>
               </w:rPr>
             </w:pPr>
+            <w:proofErr w:type="spellStart"/>
             <w:r>
               <w:rPr>
                 <w:b/>
                 <w:sz w:val="24"/>
                 <w:szCs w:val="24"/>
               </w:rPr>
-              <w:t>Login administrador (RF7.1</w:t>
+              <w:t>Login</w:t>
+            </w:r>
+            <w:proofErr w:type="spellEnd"/>
+            <w:r>
+              <w:rPr>
+                <w:b/>
+                <w:sz w:val="24"/>
+                <w:szCs w:val="24"/>
+              </w:rPr>
+              <w:t xml:space="preserve"> administrador (RF7.1</w:t>
             </w:r>
             <w:r>
               <w:rPr>
@@ -19220,6 +19766,23 @@
           <w:sz w:val="24"/>
         </w:rPr>
         <w:sectPr>
+          <w:headerReference w:type="default" r:id="rId24"/>
+          <w:pgSz w:w="12250" w:h="15850"/>
+          <w:pgMar w:top="1820" w:right="141" w:bottom="1500" w:left="566" w:header="0" w:footer="1319" w:gutter="0"/>
+          <w:cols w:space="720"/>
+        </w:sectPr>
+      </w:pPr>
+    </w:p>
+    <w:p>
+      <w:pPr>
+        <w:pStyle w:val="TableParagraph"/>
+        <w:spacing w:line="276" w:lineRule="exact"/>
+        <w:ind w:left="0"/>
+        <w:jc w:val="both"/>
+        <w:rPr>
+          <w:sz w:val="24"/>
+        </w:rPr>
+        <w:sectPr>
           <w:headerReference w:type="default" r:id="rId25"/>
           <w:pgSz w:w="12250" w:h="15850"/>
           <w:pgMar w:top="1820" w:right="141" w:bottom="1500" w:left="566" w:header="0" w:footer="1319" w:gutter="0"/>
@@ -19229,42 +19792,11 @@
     </w:p>
     <w:p>
       <w:pPr>
-        <w:pStyle w:val="TableParagraph"/>
-        <w:spacing w:line="276" w:lineRule="exact"/>
-        <w:ind w:left="0"/>
-        <w:jc w:val="both"/>
-        <w:rPr>
-          <w:sz w:val="24"/>
-        </w:rPr>
-        <w:sectPr>
-          <w:headerReference w:type="default" r:id="rId26"/>
-          <w:pgSz w:w="12250" w:h="15850"/>
-          <w:pgMar w:top="1820" w:right="141" w:bottom="1500" w:left="566" w:header="0" w:footer="1319" w:gutter="0"/>
-          <w:cols w:space="720"/>
-        </w:sectPr>
-      </w:pPr>
-    </w:p>
-    <w:p>
-      <w:pPr>
-        <w:pStyle w:val="TableParagraph"/>
-        <w:tabs>
-          <w:tab w:val="left" w:pos="1800"/>
-        </w:tabs>
-        <w:spacing w:line="276" w:lineRule="exact"/>
-        <w:ind w:left="0"/>
-        <w:jc w:val="both"/>
-        <w:rPr>
-          <w:sz w:val="24"/>
-        </w:rPr>
-      </w:pPr>
-    </w:p>
-    <w:p>
-      <w:pPr>
         <w:tabs>
           <w:tab w:val="left" w:pos="1800"/>
         </w:tabs>
         <w:sectPr>
-          <w:headerReference w:type="default" r:id="rId27"/>
+          <w:headerReference w:type="default" r:id="rId26"/>
           <w:type w:val="continuous"/>
           <w:pgSz w:w="12250" w:h="15850"/>
           <w:pgMar w:top="1540" w:right="141" w:bottom="1500" w:left="566" w:header="0" w:footer="1319" w:gutter="0"/>
@@ -19281,7 +19813,7 @@
           <w:sz w:val="24"/>
         </w:rPr>
         <w:sectPr>
-          <w:headerReference w:type="default" r:id="rId28"/>
+          <w:headerReference w:type="default" r:id="rId27"/>
           <w:type w:val="continuous"/>
           <w:pgSz w:w="12250" w:h="15850"/>
           <w:pgMar w:top="1540" w:right="141" w:bottom="2086" w:left="566" w:header="0" w:footer="1319" w:gutter="0"/>
@@ -20479,7 +21011,35 @@
               <w:rPr>
                 <w:sz w:val="24"/>
               </w:rPr>
-              <w:t>Validación front/backend de formatos.</w:t>
+              <w:t xml:space="preserve">Validación </w:t>
+            </w:r>
+            <w:proofErr w:type="spellStart"/>
+            <w:r>
+              <w:rPr>
+                <w:sz w:val="24"/>
+              </w:rPr>
+              <w:t>front</w:t>
+            </w:r>
+            <w:proofErr w:type="spellEnd"/>
+            <w:r>
+              <w:rPr>
+                <w:sz w:val="24"/>
+              </w:rPr>
+              <w:t>/</w:t>
+            </w:r>
+            <w:proofErr w:type="spellStart"/>
+            <w:r>
+              <w:rPr>
+                <w:sz w:val="24"/>
+              </w:rPr>
+              <w:t>backend</w:t>
+            </w:r>
+            <w:proofErr w:type="spellEnd"/>
+            <w:r>
+              <w:rPr>
+                <w:sz w:val="24"/>
+              </w:rPr>
+              <w:t xml:space="preserve"> de formatos.</w:t>
             </w:r>
           </w:p>
           <w:p>
@@ -21149,7 +21709,25 @@
                 <w:sz w:val="24"/>
                 <w:szCs w:val="24"/>
               </w:rPr>
-              <w:t>Búsqueda y filtro crud (RF8.</w:t>
+              <w:t xml:space="preserve">Búsqueda y filtro </w:t>
+            </w:r>
+            <w:proofErr w:type="spellStart"/>
+            <w:r>
+              <w:rPr>
+                <w:b/>
+                <w:sz w:val="24"/>
+                <w:szCs w:val="24"/>
+              </w:rPr>
+              <w:t>crud</w:t>
+            </w:r>
+            <w:proofErr w:type="spellEnd"/>
+            <w:r>
+              <w:rPr>
+                <w:b/>
+                <w:sz w:val="24"/>
+                <w:szCs w:val="24"/>
+              </w:rPr>
+              <w:t xml:space="preserve"> (RF8.</w:t>
             </w:r>
             <w:r>
               <w:rPr>
@@ -21595,7 +22173,15 @@
               </w:rPr>
             </w:pPr>
             <w:r>
-              <w:t>Desde cada módulo (vehículos, usuarios, reservas, etc), el administrador ingresa texto o selecciona filtros. El sistema actualiza dinámicamente la vista con los registros coincidentes en tiempo real.</w:t>
+              <w:t xml:space="preserve">Desde cada módulo (vehículos, usuarios, reservas, </w:t>
+            </w:r>
+            <w:proofErr w:type="spellStart"/>
+            <w:r>
+              <w:t>etc</w:t>
+            </w:r>
+            <w:proofErr w:type="spellEnd"/>
+            <w:r>
+              <w:t>), el administrador ingresa texto o selecciona filtros. El sistema actualiza dinámicamente la vista con los registros coincidentes en tiempo real.</w:t>
             </w:r>
           </w:p>
         </w:tc>
@@ -22170,8 +22756,13 @@
               </w:rPr>
             </w:pPr>
             <w:r>
-              <w:t>Solo el administrador podrá generar reportes de la crud</w:t>
-            </w:r>
+              <w:t xml:space="preserve">Solo el administrador podrá generar reportes de la </w:t>
+            </w:r>
+            <w:proofErr w:type="spellStart"/>
+            <w:r>
+              <w:t>crud</w:t>
+            </w:r>
+            <w:proofErr w:type="spellEnd"/>
           </w:p>
           <w:p>
             <w:pPr>
@@ -22211,6 +22802,32 @@
         </w:tc>
       </w:tr>
     </w:tbl>
+    <w:p>
+      <w:pPr>
+        <w:pStyle w:val="Textoindependiente"/>
+        <w:tabs>
+          <w:tab w:val="left" w:pos="8685"/>
+        </w:tabs>
+        <w:rPr>
+          <w:rFonts w:ascii="Arial"/>
+          <w:b/>
+          <w:sz w:val="24"/>
+        </w:rPr>
+      </w:pPr>
+    </w:p>
+    <w:p>
+      <w:pPr>
+        <w:pStyle w:val="Textoindependiente"/>
+        <w:tabs>
+          <w:tab w:val="left" w:pos="8685"/>
+        </w:tabs>
+        <w:rPr>
+          <w:rFonts w:ascii="Arial"/>
+          <w:b/>
+          <w:sz w:val="24"/>
+        </w:rPr>
+      </w:pPr>
+    </w:p>
     <w:p>
       <w:pPr>
         <w:pStyle w:val="Textoindependiente"/>
@@ -22335,14 +22952,8 @@
               <w:pStyle w:val="TableParagraph"/>
               <w:spacing w:before="1"/>
               <w:ind w:left="108"/>
-              <w:rPr>
-                <w:sz w:val="24"/>
-              </w:rPr>
-            </w:pPr>
-            <w:r>
-              <w:rPr>
-                <w:sz w:val="24"/>
-              </w:rPr>
+            </w:pPr>
+            <w:r>
               <w:t>Usuario/Visitante</w:t>
             </w:r>
           </w:p>
@@ -22382,14 +22993,8 @@
               <w:pStyle w:val="TableParagraph"/>
               <w:spacing w:line="276" w:lineRule="exact"/>
               <w:ind w:left="108"/>
-              <w:rPr>
-                <w:sz w:val="24"/>
-              </w:rPr>
-            </w:pPr>
-            <w:r>
-              <w:rPr>
-                <w:sz w:val="24"/>
-              </w:rPr>
+            </w:pPr>
+            <w:r>
               <w:t xml:space="preserve">El sistema detectará automáticamente el idioma configurado en el navegador o dispositivo del usuario y mostrará toda la interfaz de la aplicación en ese idioma sin requerir intervención manual.  </w:t>
             </w:r>
           </w:p>
@@ -22416,6 +23021,7 @@
                 <w:spacing w:val="-2"/>
                 <w:sz w:val="24"/>
               </w:rPr>
+              <w:lastRenderedPageBreak/>
               <w:t>Entrada</w:t>
             </w:r>
           </w:p>
@@ -22428,15 +23034,17 @@
             <w:pPr>
               <w:pStyle w:val="TableParagraph"/>
               <w:spacing w:line="255" w:lineRule="exact"/>
-              <w:rPr>
-                <w:sz w:val="24"/>
-              </w:rPr>
-            </w:pPr>
-            <w:r>
-              <w:rPr>
-                <w:sz w:val="24"/>
-              </w:rPr>
-              <w:t>Idioma preferido enviado por el navegador o sistema operativo (cabecera Accept-Language).</w:t>
+            </w:pPr>
+            <w:r>
+              <w:t xml:space="preserve">Idioma preferido enviado por el navegador o sistema operativo (cabecera </w:t>
+            </w:r>
+            <w:proofErr w:type="spellStart"/>
+            <w:r>
+              <w:t>Accept-Language</w:t>
+            </w:r>
+            <w:proofErr w:type="spellEnd"/>
+            <w:r>
+              <w:t>).</w:t>
             </w:r>
           </w:p>
         </w:tc>
@@ -22462,7 +23070,6 @@
                 <w:spacing w:val="-2"/>
                 <w:sz w:val="24"/>
               </w:rPr>
-              <w:lastRenderedPageBreak/>
               <w:t>Salida</w:t>
             </w:r>
           </w:p>
@@ -22476,18 +23083,36 @@
               <w:pStyle w:val="TableParagraph"/>
               <w:spacing w:line="256" w:lineRule="exact"/>
               <w:ind w:left="0"/>
-              <w:rPr>
-                <w:sz w:val="24"/>
-              </w:rPr>
-            </w:pPr>
-            <w:r>
-              <w:br/>
-            </w:r>
-            <w:r>
-              <w:rPr>
-                <w:sz w:val="24"/>
-              </w:rPr>
-              <w:t xml:space="preserve">Interfaz de la página web renderizada en el idioma detectado (por ejemplo, español o inglés).  </w:t>
+            </w:pPr>
+            <w:r>
+              <w:t xml:space="preserve"> </w:t>
+            </w:r>
+            <w:r>
+              <w:t xml:space="preserve">Interfaz de la página web </w:t>
+            </w:r>
+            <w:proofErr w:type="spellStart"/>
+            <w:r>
+              <w:t>renderizada</w:t>
+            </w:r>
+            <w:proofErr w:type="spellEnd"/>
+            <w:r>
+              <w:t xml:space="preserve"> en el idioma detectado (por </w:t>
+            </w:r>
+            <w:r>
+              <w:t xml:space="preserve"> </w:t>
+            </w:r>
+          </w:p>
+          <w:p>
+            <w:pPr>
+              <w:pStyle w:val="TableParagraph"/>
+              <w:spacing w:line="256" w:lineRule="exact"/>
+              <w:ind w:left="0"/>
+            </w:pPr>
+            <w:r>
+              <w:t xml:space="preserve"> </w:t>
+            </w:r>
+            <w:r>
+              <w:t xml:space="preserve">ejemplo, español o inglés).  </w:t>
             </w:r>
           </w:p>
         </w:tc>
@@ -22528,14 +23153,8 @@
                 <w:tab w:val="left" w:pos="1185"/>
               </w:tabs>
               <w:spacing w:line="270" w:lineRule="atLeast"/>
-              <w:rPr>
-                <w:sz w:val="24"/>
-              </w:rPr>
-            </w:pPr>
-            <w:r>
-              <w:rPr>
-                <w:sz w:val="24"/>
-              </w:rPr>
+            </w:pPr>
+            <w:r>
               <w:t>El usuario accede a la página principal.</w:t>
             </w:r>
           </w:p>
@@ -22546,14 +23165,8 @@
                 <w:tab w:val="left" w:pos="1185"/>
               </w:tabs>
               <w:spacing w:line="270" w:lineRule="atLeast"/>
-              <w:rPr>
-                <w:sz w:val="24"/>
-              </w:rPr>
-            </w:pPr>
-            <w:r>
-              <w:rPr>
-                <w:sz w:val="24"/>
-              </w:rPr>
+            </w:pPr>
+            <w:r>
               <w:t>El sistema lee automáticamente la configuración de idioma del navegador.</w:t>
             </w:r>
           </w:p>
@@ -22564,14 +23177,8 @@
                 <w:tab w:val="left" w:pos="1185"/>
               </w:tabs>
               <w:spacing w:line="270" w:lineRule="atLeast"/>
-              <w:rPr>
-                <w:sz w:val="24"/>
-              </w:rPr>
-            </w:pPr>
-            <w:r>
-              <w:rPr>
-                <w:sz w:val="24"/>
-              </w:rPr>
+            </w:pPr>
+            <w:r>
               <w:t xml:space="preserve">El sistema carga las cadenas de texto y contenido en el idioma correspondiente.  </w:t>
             </w:r>
           </w:p>
@@ -22634,14 +23241,8 @@
               <w:spacing w:before="4" w:line="290" w:lineRule="atLeast"/>
               <w:ind w:right="98"/>
               <w:jc w:val="both"/>
-              <w:rPr>
-                <w:sz w:val="24"/>
-              </w:rPr>
-            </w:pPr>
-            <w:r>
-              <w:rPr>
-                <w:sz w:val="24"/>
-              </w:rPr>
+            </w:pPr>
+            <w:r>
               <w:t>• El contenido se muestra en el idioma detectado sin que el usuario deba cambiarlo manualmente.</w:t>
             </w:r>
           </w:p>
@@ -22654,14 +23255,8 @@
               <w:spacing w:before="4" w:line="290" w:lineRule="atLeast"/>
               <w:ind w:right="98"/>
               <w:jc w:val="both"/>
-              <w:rPr>
-                <w:sz w:val="24"/>
-              </w:rPr>
-            </w:pPr>
-            <w:r>
-              <w:rPr>
-                <w:sz w:val="24"/>
-              </w:rPr>
+            </w:pPr>
+            <w:r>
               <w:t>• Si el idioma del navegador no está disponible, el sistema mostrará el idioma por defecto (por ejemplo, español).</w:t>
             </w:r>
           </w:p>
@@ -22674,14 +23269,8 @@
               <w:spacing w:before="4" w:line="290" w:lineRule="atLeast"/>
               <w:ind w:right="98"/>
               <w:jc w:val="both"/>
-              <w:rPr>
-                <w:sz w:val="24"/>
-              </w:rPr>
-            </w:pPr>
-            <w:r>
-              <w:rPr>
-                <w:sz w:val="24"/>
-              </w:rPr>
+            </w:pPr>
+            <w:r>
               <w:t>• El cambio de idioma debe ocurrir en menos de 2 segundos tras la carga inicial.</w:t>
             </w:r>
           </w:p>
@@ -22726,6 +23315,8 @@
           <w:sz w:val="24"/>
         </w:rPr>
       </w:pPr>
+      <w:bookmarkStart w:id="23" w:name="_GoBack"/>
+      <w:bookmarkEnd w:id="23"/>
     </w:p>
     <w:tbl>
       <w:tblPr>
@@ -22775,7 +23366,7 @@
                 <w:sz w:val="24"/>
                 <w:szCs w:val="24"/>
               </w:rPr>
-              <w:t>Inicio sesión y registro API REST (RF10)</w:t>
+              <w:t>API REST (RF10)</w:t>
             </w:r>
           </w:p>
         </w:tc>
@@ -22814,16 +23405,12 @@
               <w:pStyle w:val="TableParagraph"/>
               <w:spacing w:before="1"/>
               <w:ind w:left="108"/>
-              <w:rPr>
-                <w:sz w:val="24"/>
-              </w:rPr>
-            </w:pPr>
-            <w:r>
-              <w:rPr>
-                <w:sz w:val="24"/>
-              </w:rPr>
+            </w:pPr>
+            <w:proofErr w:type="spellStart"/>
+            <w:r>
               <w:t>Backend</w:t>
             </w:r>
+            <w:proofErr w:type="spellEnd"/>
           </w:p>
         </w:tc>
       </w:tr>
@@ -22860,12 +23447,27 @@
             <w:pPr>
               <w:pStyle w:val="TableParagraph"/>
               <w:spacing w:line="276" w:lineRule="exact"/>
-              <w:rPr>
-                <w:sz w:val="24"/>
-              </w:rPr>
-            </w:pPr>
-            <w:r>
-              <w:t>Permite a usuarios y administradores registrarse, iniciar sesión y recuperar su contraseña mediante la API.</w:t>
+            </w:pPr>
+            <w:r>
+              <w:t xml:space="preserve">La API será el medio principal para usar las funciones del sistema. Siempre enviará y recibirá información en formato </w:t>
+            </w:r>
+            <w:r>
+              <w:rPr>
+                <w:rStyle w:val="Textoennegrita"/>
+              </w:rPr>
+              <w:t>JSON</w:t>
+            </w:r>
+            <w:r>
+              <w:t xml:space="preserve"> (parecido a un texto con llaves) y la comunicación será segura usando </w:t>
+            </w:r>
+            <w:r>
+              <w:rPr>
+                <w:rStyle w:val="Textoennegrita"/>
+              </w:rPr>
+              <w:t>HTTPS</w:t>
+            </w:r>
+            <w:r>
+              <w:t>.</w:t>
             </w:r>
           </w:p>
         </w:tc>
@@ -22901,14 +23503,61 @@
           </w:tcPr>
           <w:p>
             <w:pPr>
+              <w:rPr>
+                <w:rFonts w:ascii="Times New Roman" w:eastAsia="Times New Roman" w:hAnsi="Times New Roman" w:cs="Times New Roman"/>
+                <w:lang w:val="es-CO" w:eastAsia="es-CO"/>
+              </w:rPr>
+            </w:pPr>
+            <w:r>
+              <w:rPr>
+                <w:rFonts w:ascii="Times New Roman" w:eastAsia="Times New Roman" w:hAnsi="Times New Roman" w:cs="Times New Roman"/>
+                <w:lang w:val="es-CO" w:eastAsia="es-CO"/>
+              </w:rPr>
+              <w:t xml:space="preserve"> Datos de inicio de sesión (correo y contraseña). </w:t>
+            </w:r>
+          </w:p>
+          <w:p>
+            <w:pPr>
+              <w:widowControl/>
+              <w:autoSpaceDE/>
+              <w:autoSpaceDN/>
+              <w:rPr>
+                <w:rFonts w:ascii="Times New Roman" w:eastAsia="Times New Roman" w:hAnsi="Times New Roman" w:cs="Times New Roman"/>
+                <w:lang w:val="es-CO" w:eastAsia="es-CO"/>
+              </w:rPr>
+            </w:pPr>
+            <w:r>
+              <w:rPr>
+                <w:rFonts w:ascii="Times New Roman" w:eastAsia="Times New Roman" w:hAnsi="Times New Roman" w:cs="Times New Roman"/>
+                <w:lang w:val="es-CO" w:eastAsia="es-CO"/>
+              </w:rPr>
+              <w:t xml:space="preserve"> </w:t>
+            </w:r>
+            <w:r>
+              <w:rPr>
+                <w:rFonts w:ascii="Times New Roman" w:eastAsia="Times New Roman" w:hAnsi="Times New Roman" w:cs="Times New Roman"/>
+                <w:lang w:val="es-CO" w:eastAsia="es-CO"/>
+              </w:rPr>
+              <w:t xml:space="preserve">Información de usuarios, vehículos, reservas, pagos y mantenimientos. </w:t>
+            </w:r>
+          </w:p>
+          <w:p>
+            <w:pPr>
               <w:pStyle w:val="TableParagraph"/>
               <w:spacing w:line="255" w:lineRule="exact"/>
-              <w:rPr>
-                <w:sz w:val="24"/>
-              </w:rPr>
-            </w:pPr>
-            <w:r>
-              <w:t>Correo electrónico y contraseña (para login) / datos personales básicos (para registro).</w:t>
+              <w:ind w:left="0"/>
+            </w:pPr>
+            <w:r>
+              <w:rPr>
+                <w:lang w:val="es-CO" w:eastAsia="es-CO"/>
+              </w:rPr>
+              <w:t xml:space="preserve"> </w:t>
+            </w:r>
+            <w:r>
+              <w:rPr>
+                <w:lang w:val="es-CO" w:eastAsia="es-CO"/>
+              </w:rPr>
+              <w:t>Parámetros de búsqueda (por ejemplo, buscar un vehículo por marca).</w:t>
             </w:r>
           </w:p>
         </w:tc>
@@ -22944,19 +23593,102 @@
           </w:tcPr>
           <w:p>
             <w:pPr>
-              <w:pStyle w:val="NormalWeb"/>
-            </w:pPr>
-            <w:r>
-              <w:t xml:space="preserve"> </w:t>
-            </w:r>
-            <w:r>
-              <w:t>Token de acceso (lla</w:t>
-            </w:r>
-            <w:r>
-              <w:t xml:space="preserve">ve temporal) o mensaje de error y </w:t>
-            </w:r>
-            <w:r>
-              <w:t>Confirmación de registro o de cambio de contraseña.</w:t>
+              <w:rPr>
+                <w:rFonts w:ascii="Times New Roman" w:eastAsia="Times New Roman" w:hAnsi="Times New Roman" w:cs="Times New Roman"/>
+                <w:lang w:val="es-CO" w:eastAsia="es-CO"/>
+              </w:rPr>
+            </w:pPr>
+            <w:r>
+              <w:rPr>
+                <w:rFonts w:ascii="Times New Roman" w:hAnsi="Times New Roman" w:cs="Times New Roman"/>
+              </w:rPr>
+              <w:t xml:space="preserve"> </w:t>
+            </w:r>
+            <w:r>
+              <w:rPr>
+                <w:rFonts w:ascii="Times New Roman" w:eastAsia="Times New Roman" w:hAnsi="Times New Roman" w:cs="Times New Roman"/>
+                <w:lang w:val="es-CO" w:eastAsia="es-CO"/>
+              </w:rPr>
+              <w:t xml:space="preserve">Confirmación de inicio de sesión. </w:t>
+            </w:r>
+          </w:p>
+          <w:p>
+            <w:pPr>
+              <w:widowControl/>
+              <w:autoSpaceDE/>
+              <w:autoSpaceDN/>
+              <w:rPr>
+                <w:rFonts w:ascii="Times New Roman" w:eastAsia="Times New Roman" w:hAnsi="Times New Roman" w:cs="Times New Roman"/>
+                <w:lang w:val="es-CO" w:eastAsia="es-CO"/>
+              </w:rPr>
+            </w:pPr>
+            <w:r>
+              <w:rPr>
+                <w:rFonts w:ascii="Times New Roman" w:eastAsia="Times New Roman" w:hAnsi="Times New Roman" w:cs="Times New Roman"/>
+                <w:lang w:val="es-CO" w:eastAsia="es-CO"/>
+              </w:rPr>
+              <w:t xml:space="preserve"> </w:t>
+            </w:r>
+            <w:r>
+              <w:rPr>
+                <w:rFonts w:ascii="Times New Roman" w:eastAsia="Times New Roman" w:hAnsi="Times New Roman" w:cs="Times New Roman"/>
+                <w:lang w:val="es-CO" w:eastAsia="es-CO"/>
+              </w:rPr>
+              <w:t xml:space="preserve">Listados y detalles de vehículos. </w:t>
+            </w:r>
+          </w:p>
+          <w:p>
+            <w:pPr>
+              <w:widowControl/>
+              <w:autoSpaceDE/>
+              <w:autoSpaceDN/>
+              <w:rPr>
+                <w:rFonts w:ascii="Times New Roman" w:eastAsia="Times New Roman" w:hAnsi="Times New Roman" w:cs="Times New Roman"/>
+                <w:lang w:val="es-CO" w:eastAsia="es-CO"/>
+              </w:rPr>
+            </w:pPr>
+            <w:r>
+              <w:rPr>
+                <w:rFonts w:ascii="Times New Roman" w:eastAsia="Times New Roman" w:hAnsi="Times New Roman" w:cs="Times New Roman"/>
+                <w:lang w:val="es-CO" w:eastAsia="es-CO"/>
+              </w:rPr>
+              <w:t xml:space="preserve"> Confirmación cuando se crea, edita o cancela una reserva. </w:t>
+            </w:r>
+          </w:p>
+          <w:p>
+            <w:pPr>
+              <w:widowControl/>
+              <w:autoSpaceDE/>
+              <w:autoSpaceDN/>
+              <w:rPr>
+                <w:rFonts w:ascii="Times New Roman" w:eastAsia="Times New Roman" w:hAnsi="Times New Roman" w:cs="Times New Roman"/>
+                <w:lang w:val="es-CO" w:eastAsia="es-CO"/>
+              </w:rPr>
+            </w:pPr>
+            <w:r>
+              <w:rPr>
+                <w:rFonts w:ascii="Times New Roman" w:eastAsia="Times New Roman" w:hAnsi="Times New Roman" w:cs="Times New Roman"/>
+                <w:lang w:val="es-CO" w:eastAsia="es-CO"/>
+              </w:rPr>
+              <w:t xml:space="preserve"> Reportes simples de gestión y mantenimiento. </w:t>
+            </w:r>
+          </w:p>
+          <w:p>
+            <w:pPr>
+              <w:widowControl/>
+              <w:autoSpaceDE/>
+              <w:autoSpaceDN/>
+              <w:rPr>
+                <w:rFonts w:ascii="Times New Roman" w:eastAsia="Times New Roman" w:hAnsi="Times New Roman" w:cs="Times New Roman"/>
+                <w:lang w:val="es-CO" w:eastAsia="es-CO"/>
+              </w:rPr>
+            </w:pPr>
+            <w:r>
+              <w:rPr>
+                <w:rFonts w:ascii="Times New Roman" w:eastAsia="Times New Roman" w:hAnsi="Times New Roman" w:cs="Times New Roman"/>
+                <w:lang w:val="es-CO" w:eastAsia="es-CO"/>
+              </w:rPr>
+              <w:t xml:space="preserve"> Mensajes de error claros cuando algo falla.</w:t>
             </w:r>
           </w:p>
         </w:tc>
@@ -22992,17 +23724,326 @@
           </w:tcPr>
           <w:p>
             <w:pPr>
+              <w:rPr>
+                <w:rFonts w:ascii="Times New Roman" w:eastAsia="Times New Roman" w:hAnsi="Times New Roman" w:cs="Times New Roman"/>
+                <w:lang w:val="es-CO" w:eastAsia="es-CO"/>
+              </w:rPr>
+            </w:pPr>
+            <w:r>
+              <w:rPr>
+                <w:rFonts w:ascii="Times New Roman" w:eastAsia="Times New Roman" w:hAnsi="Times New Roman" w:cs="Times New Roman"/>
+                <w:lang w:val="es-CO" w:eastAsia="es-CO"/>
+              </w:rPr>
+              <w:t xml:space="preserve"> </w:t>
+            </w:r>
+            <w:r>
+              <w:rPr>
+                <w:rFonts w:ascii="Times New Roman" w:eastAsia="Times New Roman" w:hAnsi="Times New Roman" w:cs="Times New Roman"/>
+                <w:lang w:val="es-CO" w:eastAsia="es-CO"/>
+              </w:rPr>
+              <w:t xml:space="preserve">La API debe ofrecer </w:t>
+            </w:r>
+            <w:proofErr w:type="spellStart"/>
+            <w:r>
+              <w:rPr>
+                <w:rFonts w:ascii="Times New Roman" w:eastAsia="Times New Roman" w:hAnsi="Times New Roman" w:cs="Times New Roman"/>
+                <w:bCs/>
+                <w:lang w:val="es-CO" w:eastAsia="es-CO"/>
+              </w:rPr>
+              <w:t>endpoints</w:t>
+            </w:r>
+            <w:proofErr w:type="spellEnd"/>
+            <w:r>
+              <w:rPr>
+                <w:rFonts w:ascii="Times New Roman" w:eastAsia="Times New Roman" w:hAnsi="Times New Roman" w:cs="Times New Roman"/>
+                <w:bCs/>
+                <w:lang w:val="es-CO" w:eastAsia="es-CO"/>
+              </w:rPr>
+              <w:t xml:space="preserve"> (rutas web)</w:t>
+            </w:r>
+            <w:r>
+              <w:rPr>
+                <w:rFonts w:ascii="Times New Roman" w:eastAsia="Times New Roman" w:hAnsi="Times New Roman" w:cs="Times New Roman"/>
+                <w:lang w:val="es-CO" w:eastAsia="es-CO"/>
+              </w:rPr>
+              <w:t xml:space="preserve"> para autenticación, gestión </w:t>
+            </w:r>
+          </w:p>
+          <w:p>
+            <w:pPr>
+              <w:rPr>
+                <w:rFonts w:ascii="Times New Roman" w:eastAsia="Times New Roman" w:hAnsi="Times New Roman" w:cs="Times New Roman"/>
+                <w:lang w:val="es-CO" w:eastAsia="es-CO"/>
+              </w:rPr>
+            </w:pPr>
+            <w:r>
+              <w:rPr>
+                <w:rFonts w:ascii="Times New Roman" w:eastAsia="Times New Roman" w:hAnsi="Times New Roman" w:cs="Times New Roman"/>
+                <w:lang w:val="es-CO" w:eastAsia="es-CO"/>
+              </w:rPr>
+              <w:t xml:space="preserve"> </w:t>
+            </w:r>
+            <w:r>
+              <w:rPr>
+                <w:rFonts w:ascii="Times New Roman" w:eastAsia="Times New Roman" w:hAnsi="Times New Roman" w:cs="Times New Roman"/>
+                <w:lang w:val="es-CO" w:eastAsia="es-CO"/>
+              </w:rPr>
+              <w:t xml:space="preserve">de usuarios, vehículos, reservas, pagos y notificaciones. </w:t>
+            </w:r>
+          </w:p>
+          <w:p>
+            <w:pPr>
+              <w:widowControl/>
+              <w:autoSpaceDE/>
+              <w:autoSpaceDN/>
+              <w:rPr>
+                <w:rFonts w:ascii="Times New Roman" w:eastAsia="Times New Roman" w:hAnsi="Times New Roman" w:cs="Times New Roman"/>
+                <w:lang w:val="es-CO" w:eastAsia="es-CO"/>
+              </w:rPr>
+            </w:pPr>
+            <w:r>
+              <w:rPr>
+                <w:rFonts w:ascii="Times New Roman" w:eastAsia="Times New Roman" w:hAnsi="Times New Roman" w:cs="Times New Roman"/>
+                <w:lang w:val="es-CO" w:eastAsia="es-CO"/>
+              </w:rPr>
+              <w:t xml:space="preserve"> </w:t>
+            </w:r>
+            <w:r>
+              <w:rPr>
+                <w:rFonts w:ascii="Times New Roman" w:eastAsia="Times New Roman" w:hAnsi="Times New Roman" w:cs="Times New Roman"/>
+                <w:lang w:val="es-CO" w:eastAsia="es-CO"/>
+              </w:rPr>
+              <w:t xml:space="preserve">La comunicación siempre será en </w:t>
+            </w:r>
+            <w:r>
+              <w:rPr>
+                <w:rFonts w:ascii="Times New Roman" w:eastAsia="Times New Roman" w:hAnsi="Times New Roman" w:cs="Times New Roman"/>
+                <w:bCs/>
+                <w:lang w:val="es-CO" w:eastAsia="es-CO"/>
+              </w:rPr>
+              <w:t>JSON</w:t>
+            </w:r>
+            <w:r>
+              <w:rPr>
+                <w:rFonts w:ascii="Times New Roman" w:eastAsia="Times New Roman" w:hAnsi="Times New Roman" w:cs="Times New Roman"/>
+                <w:lang w:val="es-CO" w:eastAsia="es-CO"/>
+              </w:rPr>
+              <w:t xml:space="preserve"> y accesible solo mediante </w:t>
+            </w:r>
+            <w:r>
+              <w:rPr>
+                <w:rFonts w:ascii="Times New Roman" w:eastAsia="Times New Roman" w:hAnsi="Times New Roman" w:cs="Times New Roman"/>
+                <w:lang w:val="es-CO" w:eastAsia="es-CO"/>
+              </w:rPr>
+              <w:t xml:space="preserve"> </w:t>
+            </w:r>
+          </w:p>
+          <w:p>
+            <w:pPr>
+              <w:widowControl/>
+              <w:autoSpaceDE/>
+              <w:autoSpaceDN/>
+              <w:rPr>
+                <w:rFonts w:ascii="Times New Roman" w:eastAsia="Times New Roman" w:hAnsi="Times New Roman" w:cs="Times New Roman"/>
+                <w:lang w:val="es-CO" w:eastAsia="es-CO"/>
+              </w:rPr>
+            </w:pPr>
+            <w:r>
+              <w:rPr>
+                <w:rFonts w:ascii="Times New Roman" w:eastAsia="Times New Roman" w:hAnsi="Times New Roman" w:cs="Times New Roman"/>
+                <w:lang w:val="es-CO" w:eastAsia="es-CO"/>
+              </w:rPr>
+              <w:t xml:space="preserve"> </w:t>
+            </w:r>
+            <w:r>
+              <w:rPr>
+                <w:rFonts w:ascii="Times New Roman" w:eastAsia="Times New Roman" w:hAnsi="Times New Roman" w:cs="Times New Roman"/>
+                <w:bCs/>
+                <w:lang w:val="es-CO" w:eastAsia="es-CO"/>
+              </w:rPr>
+              <w:t>HTTPS</w:t>
+            </w:r>
+            <w:r>
+              <w:rPr>
+                <w:rFonts w:ascii="Times New Roman" w:eastAsia="Times New Roman" w:hAnsi="Times New Roman" w:cs="Times New Roman"/>
+                <w:lang w:val="es-CO" w:eastAsia="es-CO"/>
+              </w:rPr>
+              <w:t xml:space="preserve">. </w:t>
+            </w:r>
+          </w:p>
+          <w:p>
+            <w:pPr>
+              <w:widowControl/>
+              <w:autoSpaceDE/>
+              <w:autoSpaceDN/>
+              <w:rPr>
+                <w:rFonts w:ascii="Times New Roman" w:eastAsia="Times New Roman" w:hAnsi="Times New Roman" w:cs="Times New Roman"/>
+                <w:lang w:val="es-CO" w:eastAsia="es-CO"/>
+              </w:rPr>
+            </w:pPr>
+            <w:r>
+              <w:rPr>
+                <w:rFonts w:ascii="Times New Roman" w:eastAsia="Times New Roman" w:hAnsi="Times New Roman" w:cs="Times New Roman"/>
+                <w:lang w:val="es-CO" w:eastAsia="es-CO"/>
+              </w:rPr>
+              <w:t xml:space="preserve"> </w:t>
+            </w:r>
+            <w:r>
+              <w:rPr>
+                <w:rFonts w:ascii="Times New Roman" w:eastAsia="Times New Roman" w:hAnsi="Times New Roman" w:cs="Times New Roman"/>
+                <w:lang w:val="es-CO" w:eastAsia="es-CO"/>
+              </w:rPr>
+              <w:t>Debe reconocer roles de usuario (</w:t>
+            </w:r>
+            <w:r>
+              <w:rPr>
+                <w:rFonts w:ascii="Times New Roman" w:eastAsia="Times New Roman" w:hAnsi="Times New Roman" w:cs="Times New Roman"/>
+                <w:bCs/>
+                <w:lang w:val="es-CO" w:eastAsia="es-CO"/>
+              </w:rPr>
+              <w:t>usuario normal</w:t>
+            </w:r>
+            <w:r>
+              <w:rPr>
+                <w:rFonts w:ascii="Times New Roman" w:eastAsia="Times New Roman" w:hAnsi="Times New Roman" w:cs="Times New Roman"/>
+                <w:lang w:val="es-CO" w:eastAsia="es-CO"/>
+              </w:rPr>
+              <w:t xml:space="preserve"> y </w:t>
+            </w:r>
+            <w:r>
+              <w:rPr>
+                <w:rFonts w:ascii="Times New Roman" w:eastAsia="Times New Roman" w:hAnsi="Times New Roman" w:cs="Times New Roman"/>
+                <w:bCs/>
+                <w:lang w:val="es-CO" w:eastAsia="es-CO"/>
+              </w:rPr>
+              <w:t>administrador</w:t>
+            </w:r>
+            <w:r>
+              <w:rPr>
+                <w:rFonts w:ascii="Times New Roman" w:eastAsia="Times New Roman" w:hAnsi="Times New Roman" w:cs="Times New Roman"/>
+                <w:lang w:val="es-CO" w:eastAsia="es-CO"/>
+              </w:rPr>
+              <w:t xml:space="preserve">) para </w:t>
+            </w:r>
+          </w:p>
+          <w:p>
+            <w:pPr>
+              <w:widowControl/>
+              <w:autoSpaceDE/>
+              <w:autoSpaceDN/>
+              <w:rPr>
+                <w:rFonts w:ascii="Times New Roman" w:eastAsia="Times New Roman" w:hAnsi="Times New Roman" w:cs="Times New Roman"/>
+                <w:lang w:val="es-CO" w:eastAsia="es-CO"/>
+              </w:rPr>
+            </w:pPr>
+            <w:r>
+              <w:rPr>
+                <w:rFonts w:ascii="Times New Roman" w:eastAsia="Times New Roman" w:hAnsi="Times New Roman" w:cs="Times New Roman"/>
+                <w:lang w:val="es-CO" w:eastAsia="es-CO"/>
+              </w:rPr>
+              <w:t xml:space="preserve"> </w:t>
+            </w:r>
+            <w:r>
+              <w:rPr>
+                <w:rFonts w:ascii="Times New Roman" w:eastAsia="Times New Roman" w:hAnsi="Times New Roman" w:cs="Times New Roman"/>
+                <w:lang w:val="es-CO" w:eastAsia="es-CO"/>
+              </w:rPr>
+              <w:t xml:space="preserve">dar acceso según los permisos. </w:t>
+            </w:r>
+          </w:p>
+          <w:p>
+            <w:pPr>
               <w:pStyle w:val="TableParagraph"/>
               <w:tabs>
                 <w:tab w:val="left" w:pos="1185"/>
               </w:tabs>
               <w:spacing w:line="270" w:lineRule="atLeast"/>
-              <w:rPr>
-                <w:sz w:val="24"/>
-              </w:rPr>
-            </w:pPr>
-            <w:r>
-              <w:t>El usuario envía sus datos; la API valida la información, crea la cuenta o devuelve un token para seguir usando la app.</w:t>
+              <w:ind w:left="0"/>
+              <w:rPr>
+                <w:lang w:val="es-CO" w:eastAsia="es-CO"/>
+              </w:rPr>
+            </w:pPr>
+            <w:r>
+              <w:rPr>
+                <w:lang w:val="es-CO" w:eastAsia="es-CO"/>
+              </w:rPr>
+              <w:t xml:space="preserve"> </w:t>
+            </w:r>
+            <w:r>
+              <w:rPr>
+                <w:lang w:val="es-CO" w:eastAsia="es-CO"/>
+              </w:rPr>
+              <w:t xml:space="preserve">Debe existir documentación de </w:t>
+            </w:r>
+            <w:proofErr w:type="spellStart"/>
+            <w:r>
+              <w:rPr>
+                <w:lang w:val="es-CO" w:eastAsia="es-CO"/>
+              </w:rPr>
+              <w:t>endpoints</w:t>
+            </w:r>
+            <w:proofErr w:type="spellEnd"/>
+            <w:r>
+              <w:rPr>
+                <w:lang w:val="es-CO" w:eastAsia="es-CO"/>
+              </w:rPr>
+              <w:t xml:space="preserve"> para los desarrolladores </w:t>
+            </w:r>
+            <w:r>
+              <w:rPr>
+                <w:lang w:val="es-CO" w:eastAsia="es-CO"/>
+              </w:rPr>
+              <w:t xml:space="preserve"> </w:t>
+            </w:r>
+          </w:p>
+          <w:p>
+            <w:pPr>
+              <w:pStyle w:val="TableParagraph"/>
+              <w:tabs>
+                <w:tab w:val="left" w:pos="1185"/>
+              </w:tabs>
+              <w:spacing w:line="270" w:lineRule="atLeast"/>
+              <w:ind w:left="0"/>
+            </w:pPr>
+            <w:r>
+              <w:rPr>
+                <w:lang w:val="es-CO" w:eastAsia="es-CO"/>
+              </w:rPr>
+              <w:t xml:space="preserve"> </w:t>
+            </w:r>
+            <w:r>
+              <w:rPr>
+                <w:lang w:val="es-CO" w:eastAsia="es-CO"/>
+              </w:rPr>
+              <w:t xml:space="preserve">(ejemplo: </w:t>
+            </w:r>
+            <w:proofErr w:type="spellStart"/>
+            <w:r>
+              <w:rPr>
+                <w:lang w:val="es-CO" w:eastAsia="es-CO"/>
+              </w:rPr>
+              <w:t>Swagger</w:t>
+            </w:r>
+            <w:proofErr w:type="spellEnd"/>
+            <w:r>
+              <w:rPr>
+                <w:lang w:val="es-CO" w:eastAsia="es-CO"/>
+              </w:rPr>
+              <w:t xml:space="preserve"> u </w:t>
+            </w:r>
+            <w:proofErr w:type="spellStart"/>
+            <w:r>
+              <w:rPr>
+                <w:lang w:val="es-CO" w:eastAsia="es-CO"/>
+              </w:rPr>
+              <w:t>OpenAPI</w:t>
+            </w:r>
+            <w:proofErr w:type="spellEnd"/>
+            <w:r>
+              <w:rPr>
+                <w:lang w:val="es-CO" w:eastAsia="es-CO"/>
+              </w:rPr>
+              <w:t>, que son herramientas gratuitas).</w:t>
             </w:r>
           </w:p>
         </w:tc>
@@ -23061,26 +24102,36 @@
               <w:widowControl/>
               <w:numPr>
                 <w:ilvl w:val="0"/>
-                <w:numId w:val="53"/>
+                <w:numId w:val="55"/>
               </w:numPr>
               <w:autoSpaceDE/>
               <w:autoSpaceDN/>
-              <w:spacing w:before="100" w:beforeAutospacing="1" w:after="100" w:afterAutospacing="1"/>
               <w:rPr>
                 <w:rFonts w:ascii="Times New Roman" w:eastAsia="Times New Roman" w:hAnsi="Times New Roman" w:cs="Times New Roman"/>
-                <w:sz w:val="24"/>
-                <w:szCs w:val="24"/>
                 <w:lang w:val="es-CO" w:eastAsia="es-CO"/>
               </w:rPr>
             </w:pPr>
             <w:r>
               <w:rPr>
                 <w:rFonts w:ascii="Times New Roman" w:eastAsia="Times New Roman" w:hAnsi="Times New Roman" w:cs="Times New Roman"/>
-                <w:sz w:val="24"/>
-                <w:szCs w:val="24"/>
                 <w:lang w:val="es-CO" w:eastAsia="es-CO"/>
               </w:rPr>
-              <w:t>Uso obligatorio de HTTPS.</w:t>
+              <w:t xml:space="preserve">Uso obligatorio de </w:t>
+            </w:r>
+            <w:r>
+              <w:rPr>
+                <w:rFonts w:ascii="Times New Roman" w:eastAsia="Times New Roman" w:hAnsi="Times New Roman" w:cs="Times New Roman"/>
+                <w:bCs/>
+                <w:lang w:val="es-CO" w:eastAsia="es-CO"/>
+              </w:rPr>
+              <w:t>HTTPS</w:t>
+            </w:r>
+            <w:r>
+              <w:rPr>
+                <w:rFonts w:ascii="Times New Roman" w:eastAsia="Times New Roman" w:hAnsi="Times New Roman" w:cs="Times New Roman"/>
+                <w:lang w:val="es-CO" w:eastAsia="es-CO"/>
+              </w:rPr>
+              <w:t xml:space="preserve"> en todas las peticiones. </w:t>
             </w:r>
           </w:p>
           <w:p>
@@ -23089,502 +24140,44 @@
               <w:widowControl/>
               <w:numPr>
                 <w:ilvl w:val="0"/>
-                <w:numId w:val="53"/>
+                <w:numId w:val="55"/>
               </w:numPr>
               <w:autoSpaceDE/>
               <w:autoSpaceDN/>
-              <w:spacing w:before="100" w:beforeAutospacing="1" w:after="100" w:afterAutospacing="1"/>
               <w:rPr>
                 <w:rFonts w:ascii="Times New Roman" w:eastAsia="Times New Roman" w:hAnsi="Times New Roman" w:cs="Times New Roman"/>
-                <w:sz w:val="24"/>
-                <w:szCs w:val="24"/>
                 <w:lang w:val="es-CO" w:eastAsia="es-CO"/>
               </w:rPr>
             </w:pPr>
             <w:r>
               <w:rPr>
                 <w:rFonts w:ascii="Times New Roman" w:eastAsia="Times New Roman" w:hAnsi="Times New Roman" w:cs="Times New Roman"/>
-                <w:sz w:val="24"/>
-                <w:szCs w:val="24"/>
                 <w:lang w:val="es-CO" w:eastAsia="es-CO"/>
               </w:rPr>
-              <w:t>El token expira en un tiempo definido (ej. 24 h).</w:t>
-            </w:r>
-          </w:p>
-          <w:p>
-            <w:pPr>
-              <w:pStyle w:val="Prrafodelista"/>
-              <w:widowControl/>
+              <w:t xml:space="preserve">El </w:t>
+            </w:r>
+            <w:r>
+              <w:rPr>
+                <w:rFonts w:ascii="Times New Roman" w:eastAsia="Times New Roman" w:hAnsi="Times New Roman" w:cs="Times New Roman"/>
+                <w:bCs/>
+                <w:lang w:val="es-CO" w:eastAsia="es-CO"/>
+              </w:rPr>
+              <w:t>token de acceso (JWT)</w:t>
+            </w:r>
+            <w:r>
+              <w:rPr>
+                <w:rFonts w:ascii="Times New Roman" w:eastAsia="Times New Roman" w:hAnsi="Times New Roman" w:cs="Times New Roman"/>
+                <w:lang w:val="es-CO" w:eastAsia="es-CO"/>
+              </w:rPr>
+              <w:t xml:space="preserve"> debe expirar en un tiempo definido (ejemplo: 24 horas). </w:t>
+            </w:r>
+          </w:p>
+          <w:p>
+            <w:pPr>
+              <w:pStyle w:val="TableParagraph"/>
               <w:numPr>
                 <w:ilvl w:val="0"/>
-                <w:numId w:val="53"/>
-              </w:numPr>
-              <w:autoSpaceDE/>
-              <w:autoSpaceDN/>
-              <w:spacing w:before="100" w:beforeAutospacing="1" w:after="100" w:afterAutospacing="1"/>
-              <w:rPr>
-                <w:rFonts w:ascii="Times New Roman" w:eastAsia="Times New Roman" w:hAnsi="Times New Roman" w:cs="Times New Roman"/>
-                <w:sz w:val="24"/>
-                <w:szCs w:val="24"/>
-                <w:lang w:val="es-CO" w:eastAsia="es-CO"/>
-              </w:rPr>
-            </w:pPr>
-            <w:r>
-              <w:rPr>
-                <w:rFonts w:ascii="Times New Roman" w:eastAsia="Times New Roman" w:hAnsi="Times New Roman" w:cs="Times New Roman"/>
-                <w:sz w:val="24"/>
-                <w:szCs w:val="24"/>
-                <w:lang w:val="es-CO" w:eastAsia="es-CO"/>
-              </w:rPr>
-              <w:t>Mensaje de error claro si los datos son incorrectos.</w:t>
-            </w:r>
-          </w:p>
-          <w:p>
-            <w:pPr>
-              <w:pStyle w:val="TableParagraph"/>
-              <w:tabs>
-                <w:tab w:val="left" w:pos="828"/>
-              </w:tabs>
-              <w:spacing w:before="4" w:line="290" w:lineRule="atLeast"/>
-              <w:ind w:right="98"/>
-              <w:jc w:val="both"/>
-              <w:rPr>
-                <w:sz w:val="24"/>
-              </w:rPr>
-            </w:pPr>
-          </w:p>
-        </w:tc>
-      </w:tr>
-    </w:tbl>
-    <w:p>
-      <w:pPr>
-        <w:pStyle w:val="Textoindependiente"/>
-        <w:tabs>
-          <w:tab w:val="left" w:pos="8685"/>
-        </w:tabs>
-        <w:rPr>
-          <w:rFonts w:ascii="Arial"/>
-          <w:b/>
-          <w:sz w:val="24"/>
-        </w:rPr>
-      </w:pPr>
-    </w:p>
-    <w:p>
-      <w:pPr>
-        <w:pStyle w:val="Textoindependiente"/>
-        <w:tabs>
-          <w:tab w:val="left" w:pos="8685"/>
-        </w:tabs>
-        <w:rPr>
-          <w:rFonts w:ascii="Arial"/>
-          <w:b/>
-          <w:sz w:val="24"/>
-        </w:rPr>
-      </w:pPr>
-    </w:p>
-    <w:p>
-      <w:pPr>
-        <w:pStyle w:val="Textoindependiente"/>
-        <w:tabs>
-          <w:tab w:val="left" w:pos="8685"/>
-        </w:tabs>
-        <w:rPr>
-          <w:rFonts w:ascii="Arial"/>
-          <w:b/>
-          <w:sz w:val="24"/>
-        </w:rPr>
-      </w:pPr>
-    </w:p>
-    <w:tbl>
-      <w:tblPr>
-        <w:tblW w:w="0" w:type="auto"/>
-        <w:tblInd w:w="1040" w:type="dxa"/>
-        <w:tblBorders>
-          <w:top w:val="single" w:sz="4" w:space="0" w:color="000000"/>
-          <w:left w:val="single" w:sz="4" w:space="0" w:color="000000"/>
-          <w:bottom w:val="single" w:sz="4" w:space="0" w:color="000000"/>
-          <w:right w:val="single" w:sz="4" w:space="0" w:color="000000"/>
-          <w:insideH w:val="single" w:sz="4" w:space="0" w:color="000000"/>
-          <w:insideV w:val="single" w:sz="4" w:space="0" w:color="000000"/>
-        </w:tblBorders>
-        <w:tblLayout w:type="fixed"/>
-        <w:tblCellMar>
-          <w:left w:w="0" w:type="dxa"/>
-          <w:right w:w="0" w:type="dxa"/>
-        </w:tblCellMar>
-        <w:tblLook w:val="01E0" w:firstRow="1" w:lastRow="1" w:firstColumn="1" w:lastColumn="1" w:noHBand="0" w:noVBand="0"/>
-      </w:tblPr>
-      <w:tblGrid>
-        <w:gridCol w:w="2405"/>
-        <w:gridCol w:w="6423"/>
-      </w:tblGrid>
-      <w:tr>
-        <w:trPr>
-          <w:trHeight w:val="275"/>
-        </w:trPr>
-        <w:tc>
-          <w:tcPr>
-            <w:tcW w:w="8828" w:type="dxa"/>
-            <w:gridSpan w:val="2"/>
-          </w:tcPr>
-          <w:p>
-            <w:pPr>
-              <w:pStyle w:val="TableParagraph"/>
-              <w:spacing w:line="256" w:lineRule="exact"/>
-              <w:rPr>
-                <w:b/>
-                <w:sz w:val="24"/>
-                <w:szCs w:val="24"/>
-              </w:rPr>
-            </w:pPr>
-            <w:r>
-              <w:rPr>
-                <w:b/>
-                <w:sz w:val="24"/>
-                <w:szCs w:val="24"/>
-              </w:rPr>
-              <w:t>Gestion de vehículos API REST (RF10.1)</w:t>
-            </w:r>
-            <w:bookmarkStart w:id="23" w:name="_GoBack"/>
-            <w:bookmarkEnd w:id="23"/>
-          </w:p>
-        </w:tc>
-      </w:tr>
-      <w:tr>
-        <w:trPr>
-          <w:trHeight w:val="405"/>
-        </w:trPr>
-        <w:tc>
-          <w:tcPr>
-            <w:tcW w:w="2405" w:type="dxa"/>
-          </w:tcPr>
-          <w:p>
-            <w:pPr>
-              <w:pStyle w:val="TableParagraph"/>
-              <w:spacing w:before="1"/>
-              <w:rPr>
-                <w:sz w:val="24"/>
-              </w:rPr>
-            </w:pPr>
-            <w:r>
-              <w:rPr>
-                <w:spacing w:val="-4"/>
-                <w:sz w:val="24"/>
-              </w:rPr>
-              <w:t>Tipo</w:t>
-            </w:r>
-          </w:p>
-        </w:tc>
-        <w:tc>
-          <w:tcPr>
-            <w:tcW w:w="6423" w:type="dxa"/>
-          </w:tcPr>
-          <w:p>
-            <w:pPr>
-              <w:pStyle w:val="TableParagraph"/>
-              <w:spacing w:before="1"/>
-              <w:ind w:left="108"/>
-              <w:rPr>
-                <w:sz w:val="24"/>
-              </w:rPr>
-            </w:pPr>
-            <w:r>
-              <w:rPr>
-                <w:sz w:val="24"/>
-              </w:rPr>
-              <w:t>Administrador</w:t>
-            </w:r>
-          </w:p>
-        </w:tc>
-      </w:tr>
-      <w:tr>
-        <w:trPr>
-          <w:trHeight w:val="551"/>
-        </w:trPr>
-        <w:tc>
-          <w:tcPr>
-            <w:tcW w:w="2405" w:type="dxa"/>
-          </w:tcPr>
-          <w:p>
-            <w:pPr>
-              <w:pStyle w:val="TableParagraph"/>
-              <w:spacing w:line="275" w:lineRule="exact"/>
-              <w:rPr>
-                <w:sz w:val="24"/>
-              </w:rPr>
-            </w:pPr>
-            <w:r>
-              <w:rPr>
-                <w:spacing w:val="-2"/>
-                <w:sz w:val="24"/>
-              </w:rPr>
-              <w:t>Descripción</w:t>
-            </w:r>
-          </w:p>
-        </w:tc>
-        <w:tc>
-          <w:tcPr>
-            <w:tcW w:w="6423" w:type="dxa"/>
-          </w:tcPr>
-          <w:p>
-            <w:pPr>
-              <w:pStyle w:val="TableParagraph"/>
-              <w:spacing w:line="276" w:lineRule="exact"/>
-              <w:ind w:left="108"/>
-              <w:rPr>
-                <w:sz w:val="24"/>
-              </w:rPr>
-            </w:pPr>
-            <w:r>
-              <w:rPr>
-                <w:sz w:val="24"/>
-              </w:rPr>
-              <w:t>Permite eliminar un vehículo que ya no esté en uso.</w:t>
-            </w:r>
-          </w:p>
-        </w:tc>
-      </w:tr>
-      <w:tr>
-        <w:trPr>
-          <w:trHeight w:val="275"/>
-        </w:trPr>
-        <w:tc>
-          <w:tcPr>
-            <w:tcW w:w="2405" w:type="dxa"/>
-          </w:tcPr>
-          <w:p>
-            <w:pPr>
-              <w:pStyle w:val="TableParagraph"/>
-              <w:spacing w:line="255" w:lineRule="exact"/>
-              <w:rPr>
-                <w:sz w:val="24"/>
-              </w:rPr>
-            </w:pPr>
-            <w:r>
-              <w:rPr>
-                <w:spacing w:val="-2"/>
-                <w:sz w:val="24"/>
-              </w:rPr>
-              <w:t>Entrada</w:t>
-            </w:r>
-          </w:p>
-        </w:tc>
-        <w:tc>
-          <w:tcPr>
-            <w:tcW w:w="6423" w:type="dxa"/>
-          </w:tcPr>
-          <w:p>
-            <w:pPr>
-              <w:pStyle w:val="TableParagraph"/>
-              <w:spacing w:line="255" w:lineRule="exact"/>
-              <w:ind w:left="108"/>
-              <w:rPr>
-                <w:sz w:val="24"/>
-              </w:rPr>
-            </w:pPr>
-            <w:r>
-              <w:rPr>
-                <w:sz w:val="24"/>
-              </w:rPr>
-              <w:t>ID del vehículo</w:t>
-            </w:r>
-          </w:p>
-        </w:tc>
-      </w:tr>
-      <w:tr>
-        <w:trPr>
-          <w:trHeight w:val="275"/>
-        </w:trPr>
-        <w:tc>
-          <w:tcPr>
-            <w:tcW w:w="2405" w:type="dxa"/>
-          </w:tcPr>
-          <w:p>
-            <w:pPr>
-              <w:pStyle w:val="TableParagraph"/>
-              <w:spacing w:line="256" w:lineRule="exact"/>
-              <w:rPr>
-                <w:sz w:val="24"/>
-              </w:rPr>
-            </w:pPr>
-            <w:r>
-              <w:rPr>
-                <w:spacing w:val="-2"/>
-                <w:sz w:val="24"/>
-              </w:rPr>
-              <w:t>Salida</w:t>
-            </w:r>
-          </w:p>
-        </w:tc>
-        <w:tc>
-          <w:tcPr>
-            <w:tcW w:w="6423" w:type="dxa"/>
-          </w:tcPr>
-          <w:p>
-            <w:pPr>
-              <w:pStyle w:val="TableParagraph"/>
-              <w:spacing w:line="256" w:lineRule="exact"/>
-              <w:ind w:left="108"/>
-              <w:rPr>
-                <w:sz w:val="24"/>
-              </w:rPr>
-            </w:pPr>
-            <w:r>
-              <w:rPr>
-                <w:sz w:val="24"/>
-              </w:rPr>
-              <w:t>Registro eliminado de BD</w:t>
-            </w:r>
-          </w:p>
-          <w:p>
-            <w:pPr>
-              <w:pStyle w:val="TableParagraph"/>
-              <w:spacing w:line="256" w:lineRule="exact"/>
-              <w:ind w:left="108"/>
-              <w:rPr>
-                <w:sz w:val="24"/>
-              </w:rPr>
-            </w:pPr>
-            <w:r>
-              <w:rPr>
-                <w:sz w:val="24"/>
-              </w:rPr>
-              <w:t>Mensaje “Vehículo eliminado con éxito”</w:t>
-            </w:r>
-          </w:p>
-        </w:tc>
-      </w:tr>
-      <w:tr>
-        <w:trPr>
-          <w:trHeight w:val="554"/>
-        </w:trPr>
-        <w:tc>
-          <w:tcPr>
-            <w:tcW w:w="2405" w:type="dxa"/>
-          </w:tcPr>
-          <w:p>
-            <w:pPr>
-              <w:pStyle w:val="TableParagraph"/>
-              <w:spacing w:before="1"/>
-              <w:rPr>
-                <w:sz w:val="24"/>
-              </w:rPr>
-            </w:pPr>
-            <w:r>
-              <w:rPr>
-                <w:spacing w:val="-2"/>
-                <w:sz w:val="24"/>
-              </w:rPr>
-              <w:lastRenderedPageBreak/>
-              <w:t>Acción</w:t>
-            </w:r>
-          </w:p>
-        </w:tc>
-        <w:tc>
-          <w:tcPr>
-            <w:tcW w:w="6423" w:type="dxa"/>
-          </w:tcPr>
-          <w:p>
-            <w:pPr>
-              <w:pStyle w:val="TableParagraph"/>
-              <w:spacing w:line="270" w:lineRule="atLeast"/>
-              <w:rPr>
-                <w:sz w:val="24"/>
-              </w:rPr>
-            </w:pPr>
-            <w:r>
-              <w:rPr>
-                <w:sz w:val="24"/>
-              </w:rPr>
-              <w:t>El administrador hace clic en Eliminar junto al vehículo.</w:t>
-            </w:r>
-          </w:p>
-          <w:p>
-            <w:pPr>
-              <w:pStyle w:val="TableParagraph"/>
-              <w:spacing w:line="270" w:lineRule="atLeast"/>
-              <w:rPr>
-                <w:sz w:val="24"/>
-              </w:rPr>
-            </w:pPr>
-            <w:r>
-              <w:rPr>
-                <w:sz w:val="24"/>
-              </w:rPr>
-              <w:t>Aparece modal de confirmación: “¿Seguro?”</w:t>
-            </w:r>
-          </w:p>
-          <w:p>
-            <w:pPr>
-              <w:pStyle w:val="TableParagraph"/>
-              <w:spacing w:line="270" w:lineRule="atLeast"/>
-              <w:rPr>
-                <w:sz w:val="24"/>
-              </w:rPr>
-            </w:pPr>
-            <w:r>
-              <w:rPr>
-                <w:sz w:val="24"/>
-              </w:rPr>
-              <w:t>Al confirmar, el sistema borra el registro.</w:t>
-            </w:r>
-          </w:p>
-        </w:tc>
-      </w:tr>
-      <w:tr>
-        <w:trPr>
-          <w:trHeight w:val="1057"/>
-        </w:trPr>
-        <w:tc>
-          <w:tcPr>
-            <w:tcW w:w="2405" w:type="dxa"/>
-          </w:tcPr>
-          <w:p>
-            <w:pPr>
-              <w:pStyle w:val="TableParagraph"/>
-              <w:spacing w:line="275" w:lineRule="exact"/>
-              <w:rPr>
-                <w:sz w:val="24"/>
-              </w:rPr>
-            </w:pPr>
-            <w:r>
-              <w:rPr>
-                <w:sz w:val="24"/>
-              </w:rPr>
-              <w:t>Criterio</w:t>
-            </w:r>
-            <w:r>
-              <w:rPr>
-                <w:spacing w:val="-1"/>
-                <w:sz w:val="24"/>
-              </w:rPr>
-              <w:t xml:space="preserve"> </w:t>
-            </w:r>
-            <w:r>
-              <w:rPr>
-                <w:sz w:val="24"/>
-              </w:rPr>
-              <w:t>de</w:t>
-            </w:r>
-            <w:r>
-              <w:rPr>
-                <w:spacing w:val="-2"/>
-                <w:sz w:val="24"/>
-              </w:rPr>
-              <w:t xml:space="preserve"> aceptación</w:t>
-            </w:r>
-          </w:p>
-        </w:tc>
-        <w:tc>
-          <w:tcPr>
-            <w:tcW w:w="6423" w:type="dxa"/>
-          </w:tcPr>
-          <w:p>
-            <w:pPr>
-              <w:pStyle w:val="TableParagraph"/>
-              <w:numPr>
-                <w:ilvl w:val="0"/>
-                <w:numId w:val="43"/>
+                <w:numId w:val="55"/>
               </w:numPr>
               <w:tabs>
                 <w:tab w:val="left" w:pos="828"/>
@@ -23598,57 +24191,22 @@
             </w:pPr>
             <w:r>
               <w:rPr>
-                <w:sz w:val="24"/>
-              </w:rPr>
-              <w:t>Muestra advertencia de que la acción es irreversible.</w:t>
-            </w:r>
-          </w:p>
-          <w:p>
-            <w:pPr>
-              <w:pStyle w:val="TableParagraph"/>
-              <w:numPr>
-                <w:ilvl w:val="0"/>
-                <w:numId w:val="43"/>
-              </w:numPr>
-              <w:tabs>
-                <w:tab w:val="left" w:pos="828"/>
-              </w:tabs>
-              <w:spacing w:before="4" w:line="290" w:lineRule="atLeast"/>
-              <w:ind w:right="98"/>
-              <w:jc w:val="both"/>
-              <w:rPr>
-                <w:sz w:val="24"/>
-              </w:rPr>
-            </w:pPr>
-            <w:r>
-              <w:rPr>
-                <w:sz w:val="24"/>
-              </w:rPr>
-              <w:t>La eliminación ocurre en ≤ 500 ms.</w:t>
-            </w:r>
-          </w:p>
-          <w:p>
-            <w:pPr>
-              <w:pStyle w:val="TableParagraph"/>
-              <w:numPr>
-                <w:ilvl w:val="0"/>
-                <w:numId w:val="43"/>
-              </w:numPr>
-              <w:tabs>
-                <w:tab w:val="left" w:pos="828"/>
-              </w:tabs>
-              <w:spacing w:before="4" w:line="290" w:lineRule="atLeast"/>
-              <w:ind w:right="98"/>
-              <w:jc w:val="both"/>
-              <w:rPr>
-                <w:sz w:val="24"/>
-              </w:rPr>
-            </w:pPr>
-            <w:r>
-              <w:rPr>
-                <w:sz w:val="24"/>
-              </w:rPr>
-              <w:t>El vehículo desaparece del listado sin recarga completa.</w:t>
+                <w:lang w:val="es-CO" w:eastAsia="es-CO"/>
+              </w:rPr>
+              <w:t xml:space="preserve">Debe devolver </w:t>
+            </w:r>
+            <w:r>
+              <w:rPr>
+                <w:bCs/>
+                <w:lang w:val="es-CO" w:eastAsia="es-CO"/>
+              </w:rPr>
+              <w:t>mensajes de error claros</w:t>
+            </w:r>
+            <w:r>
+              <w:rPr>
+                <w:lang w:val="es-CO" w:eastAsia="es-CO"/>
+              </w:rPr>
+              <w:t xml:space="preserve"> cuando los datos son incorrectos o incompletos.</w:t>
             </w:r>
           </w:p>
         </w:tc>
@@ -23670,9 +24228,7 @@
     <w:p>
       <w:pPr>
         <w:pStyle w:val="Textoindependiente"/>
-        <w:tabs>
-          <w:tab w:val="left" w:pos="8685"/>
-        </w:tabs>
+        <w:spacing w:before="9"/>
         <w:rPr>
           <w:rFonts w:ascii="Arial"/>
           <w:b/>
@@ -23682,69 +24238,21 @@
     </w:p>
     <w:p>
       <w:pPr>
-        <w:pStyle w:val="Textoindependiente"/>
-        <w:tabs>
-          <w:tab w:val="left" w:pos="8685"/>
-        </w:tabs>
-        <w:rPr>
-          <w:rFonts w:ascii="Arial"/>
+        <w:ind w:left="2508"/>
+        <w:rPr>
+          <w:rFonts w:ascii="Times New Roman"/>
           <w:b/>
+          <w:spacing w:val="-2"/>
           <w:sz w:val="24"/>
         </w:rPr>
       </w:pPr>
-    </w:p>
-    <w:p>
-      <w:pPr>
-        <w:pStyle w:val="Textoindependiente"/>
-        <w:tabs>
-          <w:tab w:val="left" w:pos="8685"/>
-        </w:tabs>
-        <w:rPr>
-          <w:rFonts w:ascii="Arial"/>
-          <w:b/>
-          <w:sz w:val="24"/>
-        </w:rPr>
-      </w:pPr>
-    </w:p>
-    <w:p>
-      <w:pPr>
-        <w:pStyle w:val="Textoindependiente"/>
-        <w:tabs>
-          <w:tab w:val="left" w:pos="8685"/>
-        </w:tabs>
-        <w:rPr>
-          <w:rFonts w:ascii="Arial"/>
-          <w:b/>
-          <w:sz w:val="24"/>
-        </w:rPr>
-      </w:pPr>
-    </w:p>
-    <w:p>
-      <w:pPr>
-        <w:pStyle w:val="Textoindependiente"/>
-        <w:spacing w:before="9"/>
-        <w:rPr>
-          <w:rFonts w:ascii="Arial"/>
-          <w:b/>
-          <w:sz w:val="24"/>
-        </w:rPr>
-      </w:pPr>
-    </w:p>
-    <w:p>
-      <w:pPr>
-        <w:ind w:left="2508"/>
+      <w:r>
         <w:rPr>
           <w:rFonts w:ascii="Times New Roman"/>
           <w:b/>
           <w:sz w:val="24"/>
         </w:rPr>
-      </w:pPr>
-      <w:r>
-        <w:rPr>
-          <w:rFonts w:ascii="Times New Roman"/>
-          <w:b/>
-          <w:sz w:val="24"/>
-        </w:rPr>
+        <w:lastRenderedPageBreak/>
         <w:t>BOSQUEJO</w:t>
       </w:r>
       <w:r>
@@ -23773,6 +24281,16 @@
         </w:rPr>
         <w:t xml:space="preserve"> FUNCIONALES.</w:t>
       </w:r>
+    </w:p>
+    <w:p>
+      <w:pPr>
+        <w:ind w:left="2508"/>
+        <w:rPr>
+          <w:rFonts w:ascii="Times New Roman"/>
+          <w:b/>
+          <w:sz w:val="24"/>
+        </w:rPr>
+      </w:pPr>
     </w:p>
     <w:p>
       <w:pPr>
@@ -23830,12 +24348,28 @@
               </w:rPr>
               <w:t xml:space="preserve"> </w:t>
             </w:r>
-            <w:r>
-              <w:rPr>
-                <w:sz w:val="24"/>
-              </w:rPr>
-              <w:t>Login user</w:t>
-            </w:r>
+            <w:proofErr w:type="spellStart"/>
+            <w:r>
+              <w:rPr>
+                <w:sz w:val="24"/>
+              </w:rPr>
+              <w:t>Login</w:t>
+            </w:r>
+            <w:proofErr w:type="spellEnd"/>
+            <w:r>
+              <w:rPr>
+                <w:sz w:val="24"/>
+              </w:rPr>
+              <w:t xml:space="preserve"> </w:t>
+            </w:r>
+            <w:proofErr w:type="spellStart"/>
+            <w:r>
+              <w:rPr>
+                <w:sz w:val="24"/>
+              </w:rPr>
+              <w:t>user</w:t>
+            </w:r>
+            <w:proofErr w:type="spellEnd"/>
             <w:r>
               <w:rPr>
                 <w:spacing w:val="-6"/>
@@ -23868,8 +24402,16 @@
               <w:rPr>
                 <w:sz w:val="24"/>
               </w:rPr>
-              <w:t>Registro User</w:t>
-            </w:r>
+              <w:t xml:space="preserve">Registro </w:t>
+            </w:r>
+            <w:proofErr w:type="spellStart"/>
+            <w:r>
+              <w:rPr>
+                <w:sz w:val="24"/>
+              </w:rPr>
+              <w:t>User</w:t>
+            </w:r>
+            <w:proofErr w:type="spellEnd"/>
             <w:r>
               <w:rPr>
                 <w:spacing w:val="-6"/>
@@ -23943,7 +24485,7 @@
                           </pic:cNvPicPr>
                         </pic:nvPicPr>
                         <pic:blipFill>
-                          <a:blip r:embed="rId29">
+                          <a:blip r:embed="rId28">
                             <a:extLst>
                               <a:ext uri="{28A0092B-C50C-407E-A947-70E740481C1C}">
                                 <a14:useLocalDpi xmlns:a14="http://schemas.microsoft.com/office/drawing/2010/main" val="0"/>
@@ -24028,7 +24570,7 @@
                           </pic:cNvPicPr>
                         </pic:nvPicPr>
                         <pic:blipFill>
-                          <a:blip r:embed="rId30">
+                          <a:blip r:embed="rId29">
                             <a:extLst>
                               <a:ext uri="{28A0092B-C50C-407E-A947-70E740481C1C}">
                                 <a14:useLocalDpi xmlns:a14="http://schemas.microsoft.com/office/drawing/2010/main" val="0"/>
@@ -24121,7 +24663,23 @@
                 <w:sz w:val="24"/>
                 <w:szCs w:val="24"/>
               </w:rPr>
-              <w:t>Olvido contraseña user (RF1.2)</w:t>
+              <w:t xml:space="preserve">Olvido contraseña </w:t>
+            </w:r>
+            <w:proofErr w:type="spellStart"/>
+            <w:r>
+              <w:rPr>
+                <w:sz w:val="24"/>
+                <w:szCs w:val="24"/>
+              </w:rPr>
+              <w:t>user</w:t>
+            </w:r>
+            <w:proofErr w:type="spellEnd"/>
+            <w:r>
+              <w:rPr>
+                <w:sz w:val="24"/>
+                <w:szCs w:val="24"/>
+              </w:rPr>
+              <w:t xml:space="preserve"> (RF1.2)</w:t>
             </w:r>
           </w:p>
         </w:tc>
@@ -24198,7 +24756,7 @@
                           <pic:cNvPicPr/>
                         </pic:nvPicPr>
                         <pic:blipFill>
-                          <a:blip r:embed="rId31"/>
+                          <a:blip r:embed="rId30"/>
                           <a:stretch>
                             <a:fillRect/>
                           </a:stretch>
@@ -24269,7 +24827,7 @@
                           <pic:cNvPicPr/>
                         </pic:nvPicPr>
                         <pic:blipFill>
-                          <a:blip r:embed="rId32">
+                          <a:blip r:embed="rId31">
                             <a:extLst>
                               <a:ext uri="{28A0092B-C50C-407E-A947-70E740481C1C}">
                                 <a14:useLocalDpi xmlns:a14="http://schemas.microsoft.com/office/drawing/2010/main" val="0"/>
@@ -24317,7 +24875,7 @@
           <w:tab w:val="left" w:pos="1880"/>
         </w:tabs>
         <w:sectPr>
-          <w:headerReference w:type="default" r:id="rId33"/>
+          <w:headerReference w:type="default" r:id="rId32"/>
           <w:type w:val="continuous"/>
           <w:pgSz w:w="12250" w:h="15850"/>
           <w:pgMar w:top="1540" w:right="141" w:bottom="1500" w:left="566" w:header="0" w:footer="1319" w:gutter="0"/>
@@ -24474,7 +25032,7 @@
                           <pic:cNvPicPr/>
                         </pic:nvPicPr>
                         <pic:blipFill>
-                          <a:blip r:embed="rId34">
+                          <a:blip r:embed="rId33">
                             <a:extLst>
                               <a:ext uri="{28A0092B-C50C-407E-A947-70E740481C1C}">
                                 <a14:useLocalDpi xmlns:a14="http://schemas.microsoft.com/office/drawing/2010/main" val="0"/>
@@ -24566,7 +25124,7 @@
                           <pic:cNvPicPr/>
                         </pic:nvPicPr>
                         <pic:blipFill>
-                          <a:blip r:embed="rId35" cstate="print">
+                          <a:blip r:embed="rId34" cstate="print">
                             <a:extLst>
                               <a:ext uri="{28A0092B-C50C-407E-A947-70E740481C1C}">
                                 <a14:useLocalDpi xmlns:a14="http://schemas.microsoft.com/office/drawing/2010/main" val="0"/>
@@ -24747,7 +25305,7 @@
                           <pic:cNvPicPr/>
                         </pic:nvPicPr>
                         <pic:blipFill>
-                          <a:blip r:embed="rId36"/>
+                          <a:blip r:embed="rId35"/>
                           <a:stretch>
                             <a:fillRect/>
                           </a:stretch>
@@ -24818,7 +25376,7 @@
                           <pic:cNvPicPr/>
                         </pic:nvPicPr>
                         <pic:blipFill>
-                          <a:blip r:embed="rId37" cstate="print">
+                          <a:blip r:embed="rId36" cstate="print">
                             <a:extLst>
                               <a:ext uri="{28A0092B-C50C-407E-A947-70E740481C1C}">
                                 <a14:useLocalDpi xmlns:a14="http://schemas.microsoft.com/office/drawing/2010/main" val="0"/>
@@ -25011,7 +25569,7 @@
                           <pic:cNvPicPr/>
                         </pic:nvPicPr>
                         <pic:blipFill>
-                          <a:blip r:embed="rId38"/>
+                          <a:blip r:embed="rId37"/>
                           <a:stretch>
                             <a:fillRect/>
                           </a:stretch>
@@ -25083,7 +25641,7 @@
                           <pic:cNvPicPr/>
                         </pic:nvPicPr>
                         <pic:blipFill>
-                          <a:blip r:embed="rId39"/>
+                          <a:blip r:embed="rId38"/>
                           <a:stretch>
                             <a:fillRect/>
                           </a:stretch>
@@ -25251,7 +25809,7 @@
                           <pic:cNvPicPr/>
                         </pic:nvPicPr>
                         <pic:blipFill>
-                          <a:blip r:embed="rId40"/>
+                          <a:blip r:embed="rId39"/>
                           <a:stretch>
                             <a:fillRect/>
                           </a:stretch>
@@ -25323,7 +25881,7 @@
                           <pic:cNvPicPr/>
                         </pic:nvPicPr>
                         <pic:blipFill>
-                          <a:blip r:embed="rId41"/>
+                          <a:blip r:embed="rId40"/>
                           <a:stretch>
                             <a:fillRect/>
                           </a:stretch>
@@ -25415,7 +25973,21 @@
                 <w:sz w:val="24"/>
               </w:rPr>
               <w:lastRenderedPageBreak/>
-              <w:t>Mis reservas user (RF4)</w:t>
+              <w:t xml:space="preserve">Mis reservas </w:t>
+            </w:r>
+            <w:proofErr w:type="spellStart"/>
+            <w:r>
+              <w:rPr>
+                <w:sz w:val="24"/>
+              </w:rPr>
+              <w:t>user</w:t>
+            </w:r>
+            <w:proofErr w:type="spellEnd"/>
+            <w:r>
+              <w:rPr>
+                <w:sz w:val="24"/>
+              </w:rPr>
+              <w:t xml:space="preserve"> (RF4)</w:t>
             </w:r>
           </w:p>
         </w:tc>
@@ -25498,7 +26070,7 @@
                           <pic:cNvPicPr/>
                         </pic:nvPicPr>
                         <pic:blipFill>
-                          <a:blip r:embed="rId42"/>
+                          <a:blip r:embed="rId41"/>
                           <a:stretch>
                             <a:fillRect/>
                           </a:stretch>
@@ -25570,7 +26142,7 @@
                           <pic:cNvPicPr/>
                         </pic:nvPicPr>
                         <pic:blipFill>
-                          <a:blip r:embed="rId43"/>
+                          <a:blip r:embed="rId42"/>
                           <a:stretch>
                             <a:fillRect/>
                           </a:stretch>
@@ -25661,7 +26233,21 @@
               <w:rPr>
                 <w:sz w:val="24"/>
               </w:rPr>
-              <w:t>Perfil user y notificaciones (RF6)</w:t>
+              <w:t xml:space="preserve">Perfil </w:t>
+            </w:r>
+            <w:proofErr w:type="spellStart"/>
+            <w:r>
+              <w:rPr>
+                <w:sz w:val="24"/>
+              </w:rPr>
+              <w:t>user</w:t>
+            </w:r>
+            <w:proofErr w:type="spellEnd"/>
+            <w:r>
+              <w:rPr>
+                <w:sz w:val="24"/>
+              </w:rPr>
+              <w:t xml:space="preserve"> y notificaciones (RF6)</w:t>
             </w:r>
           </w:p>
         </w:tc>
@@ -25743,7 +26329,7 @@
                           <pic:cNvPicPr/>
                         </pic:nvPicPr>
                         <pic:blipFill>
-                          <a:blip r:embed="rId44">
+                          <a:blip r:embed="rId43">
                             <a:extLst>
                               <a:ext uri="{28A0092B-C50C-407E-A947-70E740481C1C}">
                                 <a14:useLocalDpi xmlns:a14="http://schemas.microsoft.com/office/drawing/2010/main" val="0"/>
@@ -25829,7 +26415,7 @@
                           <pic:cNvPicPr/>
                         </pic:nvPicPr>
                         <pic:blipFill>
-                          <a:blip r:embed="rId45">
+                          <a:blip r:embed="rId44">
                             <a:extLst>
                               <a:ext uri="{28A0092B-C50C-407E-A947-70E740481C1C}">
                                 <a14:useLocalDpi xmlns:a14="http://schemas.microsoft.com/office/drawing/2010/main" val="0"/>
@@ -25880,7 +26466,7 @@
           <w:tab w:val="left" w:pos="1245"/>
         </w:tabs>
         <w:sectPr>
-          <w:headerReference w:type="default" r:id="rId46"/>
+          <w:headerReference w:type="default" r:id="rId45"/>
           <w:pgSz w:w="12250" w:h="15850"/>
           <w:pgMar w:top="1820" w:right="141" w:bottom="1500" w:left="566" w:header="0" w:footer="1319" w:gutter="0"/>
           <w:cols w:space="720"/>
@@ -25929,12 +26515,20 @@
                 <w:sz w:val="24"/>
               </w:rPr>
             </w:pPr>
+            <w:proofErr w:type="spellStart"/>
             <w:r>
               <w:rPr>
                 <w:sz w:val="24"/>
               </w:rPr>
               <w:lastRenderedPageBreak/>
-              <w:t>Login administrador (RF7.1)</w:t>
+              <w:t>Login</w:t>
+            </w:r>
+            <w:proofErr w:type="spellEnd"/>
+            <w:r>
+              <w:rPr>
+                <w:sz w:val="24"/>
+              </w:rPr>
+              <w:t xml:space="preserve"> administrador (RF7.1)</w:t>
             </w:r>
           </w:p>
         </w:tc>
@@ -26016,7 +26610,7 @@
                           <pic:cNvPicPr/>
                         </pic:nvPicPr>
                         <pic:blipFill>
-                          <a:blip r:embed="rId47">
+                          <a:blip r:embed="rId46">
                             <a:extLst>
                               <a:ext uri="{28A0092B-C50C-407E-A947-70E740481C1C}">
                                 <a14:useLocalDpi xmlns:a14="http://schemas.microsoft.com/office/drawing/2010/main" val="0"/>
@@ -26108,7 +26702,7 @@
                           <pic:cNvPicPr/>
                         </pic:nvPicPr>
                         <pic:blipFill>
-                          <a:blip r:embed="rId48">
+                          <a:blip r:embed="rId47">
                             <a:extLst>
                               <a:ext uri="{28A0092B-C50C-407E-A947-70E740481C1C}">
                                 <a14:useLocalDpi xmlns:a14="http://schemas.microsoft.com/office/drawing/2010/main" val="0"/>
@@ -26293,7 +26887,7 @@
                           <pic:cNvPicPr/>
                         </pic:nvPicPr>
                         <pic:blipFill>
-                          <a:blip r:embed="rId49" cstate="print">
+                          <a:blip r:embed="rId48" cstate="print">
                             <a:extLst>
                               <a:ext uri="{28A0092B-C50C-407E-A947-70E740481C1C}">
                                 <a14:useLocalDpi xmlns:a14="http://schemas.microsoft.com/office/drawing/2010/main" val="0"/>
@@ -26385,7 +26979,7 @@
                           <pic:cNvPicPr/>
                         </pic:nvPicPr>
                         <pic:blipFill>
-                          <a:blip r:embed="rId50">
+                          <a:blip r:embed="rId49">
                             <a:extLst>
                               <a:ext uri="{28A0092B-C50C-407E-A947-70E740481C1C}">
                                 <a14:useLocalDpi xmlns:a14="http://schemas.microsoft.com/office/drawing/2010/main" val="0"/>
@@ -26443,7 +27037,7 @@
           <w:tab w:val="left" w:pos="1507"/>
         </w:tabs>
         <w:sectPr>
-          <w:headerReference w:type="default" r:id="rId51"/>
+          <w:headerReference w:type="default" r:id="rId50"/>
           <w:pgSz w:w="12250" w:h="15850"/>
           <w:pgMar w:top="1820" w:right="141" w:bottom="1500" w:left="566" w:header="0" w:footer="1319" w:gutter="0"/>
           <w:cols w:space="720"/>
@@ -26597,7 +27191,7 @@
                           <pic:cNvPicPr/>
                         </pic:nvPicPr>
                         <pic:blipFill>
-                          <a:blip r:embed="rId52">
+                          <a:blip r:embed="rId51">
                             <a:extLst>
                               <a:ext uri="{28A0092B-C50C-407E-A947-70E740481C1C}">
                                 <a14:useLocalDpi xmlns:a14="http://schemas.microsoft.com/office/drawing/2010/main" val="0"/>
@@ -26689,7 +27283,7 @@
                           <pic:cNvPicPr/>
                         </pic:nvPicPr>
                         <pic:blipFill>
-                          <a:blip r:embed="rId53">
+                          <a:blip r:embed="rId52">
                             <a:extLst>
                               <a:ext uri="{28A0092B-C50C-407E-A947-70E740481C1C}">
                                 <a14:useLocalDpi xmlns:a14="http://schemas.microsoft.com/office/drawing/2010/main" val="0"/>
@@ -26887,7 +27481,7 @@
                           <pic:cNvPicPr/>
                         </pic:nvPicPr>
                         <pic:blipFill>
-                          <a:blip r:embed="rId54" cstate="print">
+                          <a:blip r:embed="rId53" cstate="print">
                             <a:extLst>
                               <a:ext uri="{28A0092B-C50C-407E-A947-70E740481C1C}">
                                 <a14:useLocalDpi xmlns:a14="http://schemas.microsoft.com/office/drawing/2010/main" val="0"/>
@@ -26976,7 +27570,7 @@
                           <pic:cNvPicPr/>
                         </pic:nvPicPr>
                         <pic:blipFill>
-                          <a:blip r:embed="rId55" cstate="print">
+                          <a:blip r:embed="rId54" cstate="print">
                             <a:extLst>
                               <a:ext uri="{28A0092B-C50C-407E-A947-70E740481C1C}">
                                 <a14:useLocalDpi xmlns:a14="http://schemas.microsoft.com/office/drawing/2010/main" val="0"/>
@@ -27027,7 +27621,7 @@
           <w:tab w:val="left" w:pos="3693"/>
         </w:tabs>
         <w:sectPr>
-          <w:headerReference w:type="default" r:id="rId56"/>
+          <w:headerReference w:type="default" r:id="rId55"/>
           <w:pgSz w:w="12250" w:h="15850"/>
           <w:pgMar w:top="1820" w:right="141" w:bottom="1500" w:left="566" w:header="0" w:footer="1319" w:gutter="0"/>
           <w:cols w:space="720"/>
@@ -27715,7 +28309,7 @@
       <w:pPr>
         <w:jc w:val="both"/>
         <w:sectPr>
-          <w:headerReference w:type="default" r:id="rId57"/>
+          <w:headerReference w:type="default" r:id="rId56"/>
           <w:pgSz w:w="12250" w:h="15850"/>
           <w:pgMar w:top="1480" w:right="141" w:bottom="1500" w:left="566" w:header="0" w:footer="1319" w:gutter="0"/>
           <w:cols w:space="720"/>
@@ -27954,7 +28548,25 @@
                 <w:spacing w:val="-2"/>
                 <w:sz w:val="20"/>
               </w:rPr>
-              <w:t>Todo el sistema (app, backend y panel).</w:t>
+              <w:t xml:space="preserve">Todo el sistema (app, </w:t>
+            </w:r>
+            <w:proofErr w:type="spellStart"/>
+            <w:r>
+              <w:rPr>
+                <w:rFonts w:ascii="Arial MT"/>
+                <w:spacing w:val="-2"/>
+                <w:sz w:val="20"/>
+              </w:rPr>
+              <w:t>backend</w:t>
+            </w:r>
+            <w:proofErr w:type="spellEnd"/>
+            <w:r>
+              <w:rPr>
+                <w:rFonts w:ascii="Arial MT"/>
+                <w:spacing w:val="-2"/>
+                <w:sz w:val="20"/>
+              </w:rPr>
+              <w:t xml:space="preserve"> y panel).</w:t>
             </w:r>
           </w:p>
         </w:tc>
@@ -28241,7 +28853,21 @@
               <w:rPr>
                 <w:rFonts w:ascii="Arial" w:hAnsi="Arial" w:cs="Arial"/>
               </w:rPr>
-              <w:t>Y Conexión a servicios de backend y pasarelas de pago.</w:t>
+              <w:t xml:space="preserve">Y Conexión a servicios de </w:t>
+            </w:r>
+            <w:proofErr w:type="spellStart"/>
+            <w:r>
+              <w:rPr>
+                <w:rFonts w:ascii="Arial" w:hAnsi="Arial" w:cs="Arial"/>
+              </w:rPr>
+              <w:t>backend</w:t>
+            </w:r>
+            <w:proofErr w:type="spellEnd"/>
+            <w:r>
+              <w:rPr>
+                <w:rFonts w:ascii="Arial" w:hAnsi="Arial" w:cs="Arial"/>
+              </w:rPr>
+              <w:t xml:space="preserve"> y pasarelas de pago.</w:t>
             </w:r>
           </w:p>
         </w:tc>
@@ -29692,7 +30318,7 @@
           <w:sz w:val="20"/>
         </w:rPr>
         <w:sectPr>
-          <w:headerReference w:type="default" r:id="rId58"/>
+          <w:headerReference w:type="default" r:id="rId57"/>
           <w:pgSz w:w="12250" w:h="15850"/>
           <w:pgMar w:top="1540" w:right="141" w:bottom="1500" w:left="566" w:header="0" w:footer="1319" w:gutter="0"/>
           <w:cols w:space="720"/>
@@ -29987,7 +30613,27 @@
                 <w:spacing w:val="-2"/>
                 <w:sz w:val="20"/>
               </w:rPr>
-              <w:t>Todo el sistema (app, backend y panel)</w:t>
+              <w:t xml:space="preserve">Todo el sistema (app, </w:t>
+            </w:r>
+            <w:proofErr w:type="spellStart"/>
+            <w:r>
+              <w:rPr>
+                <w:rFonts w:ascii="Arial"/>
+                <w:bCs/>
+                <w:spacing w:val="-2"/>
+                <w:sz w:val="20"/>
+              </w:rPr>
+              <w:t>backend</w:t>
+            </w:r>
+            <w:proofErr w:type="spellEnd"/>
+            <w:r>
+              <w:rPr>
+                <w:rFonts w:ascii="Arial"/>
+                <w:bCs/>
+                <w:spacing w:val="-2"/>
+                <w:sz w:val="20"/>
+              </w:rPr>
+              <w:t xml:space="preserve"> y panel)</w:t>
             </w:r>
             <w:r>
               <w:rPr>
@@ -31091,7 +31737,7 @@
           <w:sz w:val="20"/>
         </w:rPr>
         <w:sectPr>
-          <w:headerReference w:type="default" r:id="rId59"/>
+          <w:headerReference w:type="default" r:id="rId58"/>
           <w:pgSz w:w="12250" w:h="15850"/>
           <w:pgMar w:top="1540" w:right="141" w:bottom="1500" w:left="566" w:header="0" w:footer="1319" w:gutter="0"/>
           <w:cols w:space="720"/>
@@ -31393,7 +32039,27 @@
                 <w:spacing w:val="-2"/>
                 <w:sz w:val="20"/>
               </w:rPr>
-              <w:t>Todo el sistema (app, backend y panel).</w:t>
+              <w:t xml:space="preserve">Todo el sistema (app, </w:t>
+            </w:r>
+            <w:proofErr w:type="spellStart"/>
+            <w:r>
+              <w:rPr>
+                <w:rFonts w:ascii="Arial"/>
+                <w:bCs/>
+                <w:spacing w:val="-2"/>
+                <w:sz w:val="20"/>
+              </w:rPr>
+              <w:t>backend</w:t>
+            </w:r>
+            <w:proofErr w:type="spellEnd"/>
+            <w:r>
+              <w:rPr>
+                <w:rFonts w:ascii="Arial"/>
+                <w:bCs/>
+                <w:spacing w:val="-2"/>
+                <w:sz w:val="20"/>
+              </w:rPr>
+              <w:t xml:space="preserve"> y panel).</w:t>
             </w:r>
           </w:p>
         </w:tc>
@@ -31961,7 +32627,27 @@
                 <w:szCs w:val="24"/>
                 <w:lang w:val="es-CO" w:eastAsia="es-CO"/>
               </w:rPr>
-              <w:t>En caso de fallos por actualización del sistema, se deberá registrar el error en logs y notificar al usuario con un mensaje claro.</w:t>
+              <w:t xml:space="preserve">En caso de fallos por actualización del sistema, se deberá registrar el error en </w:t>
+            </w:r>
+            <w:proofErr w:type="spellStart"/>
+            <w:r>
+              <w:rPr>
+                <w:rFonts w:ascii="Arial" w:eastAsia="Times New Roman" w:hAnsi="Arial" w:cs="Arial"/>
+                <w:sz w:val="24"/>
+                <w:szCs w:val="24"/>
+                <w:lang w:val="es-CO" w:eastAsia="es-CO"/>
+              </w:rPr>
+              <w:t>logs</w:t>
+            </w:r>
+            <w:proofErr w:type="spellEnd"/>
+            <w:r>
+              <w:rPr>
+                <w:rFonts w:ascii="Arial" w:eastAsia="Times New Roman" w:hAnsi="Arial" w:cs="Arial"/>
+                <w:sz w:val="24"/>
+                <w:szCs w:val="24"/>
+                <w:lang w:val="es-CO" w:eastAsia="es-CO"/>
+              </w:rPr>
+              <w:t xml:space="preserve"> y notificar al usuario con un mensaje claro.</w:t>
             </w:r>
           </w:p>
           <w:p>
@@ -32070,7 +32756,27 @@
                 <w:szCs w:val="24"/>
                 <w:lang w:val="es-CO" w:eastAsia="es-CO"/>
               </w:rPr>
-              <w:t>Todas las funciones (login, reservas, pagos, notificaciones, generación de contratos) se ejecutan con rendimiento y estabilidad dentro de los tiempos de respuesta definidos (&lt;2 s en operaciones principales).</w:t>
+              <w:t>Todas las funciones (</w:t>
+            </w:r>
+            <w:proofErr w:type="spellStart"/>
+            <w:r>
+              <w:rPr>
+                <w:rFonts w:ascii="Arial" w:eastAsia="Times New Roman" w:hAnsi="Arial" w:cs="Arial"/>
+                <w:sz w:val="24"/>
+                <w:szCs w:val="24"/>
+                <w:lang w:val="es-CO" w:eastAsia="es-CO"/>
+              </w:rPr>
+              <w:t>login</w:t>
+            </w:r>
+            <w:proofErr w:type="spellEnd"/>
+            <w:r>
+              <w:rPr>
+                <w:rFonts w:ascii="Arial" w:eastAsia="Times New Roman" w:hAnsi="Arial" w:cs="Arial"/>
+                <w:sz w:val="24"/>
+                <w:szCs w:val="24"/>
+                <w:lang w:val="es-CO" w:eastAsia="es-CO"/>
+              </w:rPr>
+              <w:t>, reservas, pagos, notificaciones, generación de contratos) se ejecutan con rendimiento y estabilidad dentro de los tiempos de respuesta definidos (&lt;2 s en operaciones principales).</w:t>
             </w:r>
           </w:p>
           <w:p>
@@ -32136,7 +32842,7 @@
           <w:sz w:val="20"/>
         </w:rPr>
         <w:sectPr>
-          <w:headerReference w:type="default" r:id="rId60"/>
+          <w:headerReference w:type="default" r:id="rId59"/>
           <w:pgSz w:w="12250" w:h="15850"/>
           <w:pgMar w:top="1540" w:right="141" w:bottom="1500" w:left="566" w:header="0" w:footer="1319" w:gutter="0"/>
           <w:cols w:space="720"/>
@@ -32439,7 +33145,27 @@
                 <w:spacing w:val="-2"/>
                 <w:sz w:val="20"/>
               </w:rPr>
-              <w:t>Todo el sistema (app, backend y panel).</w:t>
+              <w:t xml:space="preserve">Todo el sistema (app, </w:t>
+            </w:r>
+            <w:proofErr w:type="spellStart"/>
+            <w:r>
+              <w:rPr>
+                <w:rFonts w:ascii="Arial"/>
+                <w:bCs/>
+                <w:spacing w:val="-2"/>
+                <w:sz w:val="20"/>
+              </w:rPr>
+              <w:t>backend</w:t>
+            </w:r>
+            <w:proofErr w:type="spellEnd"/>
+            <w:r>
+              <w:rPr>
+                <w:rFonts w:ascii="Arial"/>
+                <w:bCs/>
+                <w:spacing w:val="-2"/>
+                <w:sz w:val="20"/>
+              </w:rPr>
+              <w:t xml:space="preserve"> y panel).</w:t>
             </w:r>
           </w:p>
         </w:tc>
@@ -33883,7 +34609,7 @@
           <w:sz w:val="20"/>
         </w:rPr>
         <w:sectPr>
-          <w:headerReference w:type="default" r:id="rId61"/>
+          <w:headerReference w:type="default" r:id="rId60"/>
           <w:pgSz w:w="12250" w:h="15850"/>
           <w:pgMar w:top="1760" w:right="141" w:bottom="1500" w:left="566" w:header="0" w:footer="1319" w:gutter="0"/>
           <w:cols w:space="720"/>
@@ -34185,7 +34911,27 @@
                 <w:spacing w:val="-2"/>
                 <w:sz w:val="20"/>
               </w:rPr>
-              <w:t>Todo el sistema (app, backend y panel).</w:t>
+              <w:t xml:space="preserve">Todo el sistema (app, </w:t>
+            </w:r>
+            <w:proofErr w:type="spellStart"/>
+            <w:r>
+              <w:rPr>
+                <w:rFonts w:ascii="Arial"/>
+                <w:bCs/>
+                <w:spacing w:val="-2"/>
+                <w:sz w:val="20"/>
+              </w:rPr>
+              <w:t>backend</w:t>
+            </w:r>
+            <w:proofErr w:type="spellEnd"/>
+            <w:r>
+              <w:rPr>
+                <w:rFonts w:ascii="Arial"/>
+                <w:bCs/>
+                <w:spacing w:val="-2"/>
+                <w:sz w:val="20"/>
+              </w:rPr>
+              <w:t xml:space="preserve"> y panel).</w:t>
             </w:r>
           </w:p>
         </w:tc>
@@ -35522,7 +36268,27 @@
                 <w:szCs w:val="24"/>
                 <w:lang w:val="es-CO" w:eastAsia="es-CO"/>
               </w:rPr>
-              <w:t xml:space="preserve">Con el doble de usuarios que en el lanzamiento, la app responde en menos de </w:t>
+              <w:t xml:space="preserve">Con el doble de usuarios </w:t>
+            </w:r>
+            <w:proofErr w:type="gramStart"/>
+            <w:r>
+              <w:rPr>
+                <w:rFonts w:ascii="Times New Roman" w:eastAsia="Times New Roman" w:hAnsi="Times New Roman" w:cs="Times New Roman"/>
+                <w:sz w:val="24"/>
+                <w:szCs w:val="24"/>
+                <w:lang w:val="es-CO" w:eastAsia="es-CO"/>
+              </w:rPr>
+              <w:t>que</w:t>
+            </w:r>
+            <w:proofErr w:type="gramEnd"/>
+            <w:r>
+              <w:rPr>
+                <w:rFonts w:ascii="Times New Roman" w:eastAsia="Times New Roman" w:hAnsi="Times New Roman" w:cs="Times New Roman"/>
+                <w:sz w:val="24"/>
+                <w:szCs w:val="24"/>
+                <w:lang w:val="es-CO" w:eastAsia="es-CO"/>
+              </w:rPr>
+              <w:t xml:space="preserve"> en el lanzamiento, la app responde en menos de </w:t>
             </w:r>
             <w:r>
               <w:rPr>
@@ -35637,7 +36403,7 @@
           <w:sz w:val="20"/>
         </w:rPr>
         <w:sectPr>
-          <w:headerReference w:type="default" r:id="rId62"/>
+          <w:headerReference w:type="default" r:id="rId61"/>
           <w:pgSz w:w="12250" w:h="15850"/>
           <w:pgMar w:top="1820" w:right="141" w:bottom="1500" w:left="566" w:header="0" w:footer="1319" w:gutter="0"/>
           <w:cols w:space="720"/>
@@ -35939,7 +36705,27 @@
                 <w:spacing w:val="-2"/>
                 <w:sz w:val="20"/>
               </w:rPr>
-              <w:t>Todo el sistema (app, backend y panel).</w:t>
+              <w:t xml:space="preserve">Todo el sistema (app, </w:t>
+            </w:r>
+            <w:proofErr w:type="spellStart"/>
+            <w:r>
+              <w:rPr>
+                <w:rFonts w:ascii="Arial"/>
+                <w:bCs/>
+                <w:spacing w:val="-2"/>
+                <w:sz w:val="20"/>
+              </w:rPr>
+              <w:t>backend</w:t>
+            </w:r>
+            <w:proofErr w:type="spellEnd"/>
+            <w:r>
+              <w:rPr>
+                <w:rFonts w:ascii="Arial"/>
+                <w:bCs/>
+                <w:spacing w:val="-2"/>
+                <w:sz w:val="20"/>
+              </w:rPr>
+              <w:t xml:space="preserve"> y panel).</w:t>
             </w:r>
           </w:p>
         </w:tc>
@@ -36400,8 +37186,18 @@
                 <w:rFonts w:ascii="Arial" w:hAnsi="Arial" w:cs="Arial"/>
                 <w:b w:val="0"/>
               </w:rPr>
-              <w:t>Renta Móvil Location</w:t>
-            </w:r>
+              <w:t xml:space="preserve">Renta Móvil </w:t>
+            </w:r>
+            <w:proofErr w:type="spellStart"/>
+            <w:r>
+              <w:rPr>
+                <w:rStyle w:val="Textoennegrita"/>
+                <w:rFonts w:ascii="Arial" w:hAnsi="Arial" w:cs="Arial"/>
+                <w:b w:val="0"/>
+              </w:rPr>
+              <w:t>Location</w:t>
+            </w:r>
+            <w:proofErr w:type="spellEnd"/>
             <w:r>
               <w:rPr>
                 <w:rFonts w:ascii="Arial" w:hAnsi="Arial" w:cs="Arial"/>
@@ -36882,6 +37678,7 @@
                 <w:lang w:val="es-CO" w:eastAsia="es-CO"/>
               </w:rPr>
             </w:pPr>
+            <w:proofErr w:type="spellStart"/>
             <w:r>
               <w:rPr>
                 <w:rFonts w:ascii="Arial" w:eastAsia="Times New Roman" w:hAnsi="Arial" w:cs="Arial"/>
@@ -36889,7 +37686,17 @@
                 <w:szCs w:val="24"/>
                 <w:lang w:val="es-CO" w:eastAsia="es-CO"/>
               </w:rPr>
-              <w:t xml:space="preserve">Uptime mínimo </w:t>
+              <w:t>Uptime</w:t>
+            </w:r>
+            <w:proofErr w:type="spellEnd"/>
+            <w:r>
+              <w:rPr>
+                <w:rFonts w:ascii="Arial" w:eastAsia="Times New Roman" w:hAnsi="Arial" w:cs="Arial"/>
+                <w:sz w:val="24"/>
+                <w:szCs w:val="24"/>
+                <w:lang w:val="es-CO" w:eastAsia="es-CO"/>
+              </w:rPr>
+              <w:t xml:space="preserve"> mínimo </w:t>
             </w:r>
             <w:r>
               <w:rPr>
@@ -37009,7 +37816,7 @@
           <w:tab w:val="left" w:pos="4813"/>
         </w:tabs>
         <w:sectPr>
-          <w:headerReference w:type="default" r:id="rId63"/>
+          <w:headerReference w:type="default" r:id="rId62"/>
           <w:pgSz w:w="12250" w:h="15850"/>
           <w:pgMar w:top="1820" w:right="141" w:bottom="1500" w:left="566" w:header="0" w:footer="1319" w:gutter="0"/>
           <w:cols w:space="720"/>
@@ -37311,7 +38118,27 @@
                 <w:spacing w:val="-2"/>
                 <w:sz w:val="20"/>
               </w:rPr>
-              <w:t>Todo el sistema (app, backend y panel).</w:t>
+              <w:t xml:space="preserve">Todo el sistema (app, </w:t>
+            </w:r>
+            <w:proofErr w:type="spellStart"/>
+            <w:r>
+              <w:rPr>
+                <w:rFonts w:ascii="Arial"/>
+                <w:bCs/>
+                <w:spacing w:val="-2"/>
+                <w:sz w:val="20"/>
+              </w:rPr>
+              <w:t>backend</w:t>
+            </w:r>
+            <w:proofErr w:type="spellEnd"/>
+            <w:r>
+              <w:rPr>
+                <w:rFonts w:ascii="Arial"/>
+                <w:bCs/>
+                <w:spacing w:val="-2"/>
+                <w:sz w:val="20"/>
+              </w:rPr>
+              <w:t xml:space="preserve"> y panel).</w:t>
             </w:r>
           </w:p>
         </w:tc>
@@ -38580,7 +39407,27 @@
                 <w:spacing w:val="-2"/>
                 <w:sz w:val="20"/>
               </w:rPr>
-              <w:t>Todo el sistema (app, backend y panel).</w:t>
+              <w:t xml:space="preserve">Todo el sistema (app, </w:t>
+            </w:r>
+            <w:proofErr w:type="spellStart"/>
+            <w:r>
+              <w:rPr>
+                <w:rFonts w:ascii="Arial"/>
+                <w:bCs/>
+                <w:spacing w:val="-2"/>
+                <w:sz w:val="20"/>
+              </w:rPr>
+              <w:t>backend</w:t>
+            </w:r>
+            <w:proofErr w:type="spellEnd"/>
+            <w:r>
+              <w:rPr>
+                <w:rFonts w:ascii="Arial"/>
+                <w:bCs/>
+                <w:spacing w:val="-2"/>
+                <w:sz w:val="20"/>
+              </w:rPr>
+              <w:t xml:space="preserve"> y panel).</w:t>
             </w:r>
           </w:p>
         </w:tc>
@@ -38943,7 +39790,23 @@
                 <w:rFonts w:ascii="Arial" w:hAnsi="Arial" w:cs="Arial"/>
                 <w:sz w:val="20"/>
               </w:rPr>
-              <w:t>Acceso desde dispositivos con diferentes tamaños de pantalla (móvil,PC).</w:t>
+              <w:t>Acceso desde dispositivos con diferentes tamaños de pantalla (</w:t>
+            </w:r>
+            <w:proofErr w:type="spellStart"/>
+            <w:r>
+              <w:rPr>
+                <w:rFonts w:ascii="Arial" w:hAnsi="Arial" w:cs="Arial"/>
+                <w:sz w:val="20"/>
+              </w:rPr>
+              <w:t>móvil,PC</w:t>
+            </w:r>
+            <w:proofErr w:type="spellEnd"/>
+            <w:r>
+              <w:rPr>
+                <w:rFonts w:ascii="Arial" w:hAnsi="Arial" w:cs="Arial"/>
+                <w:sz w:val="20"/>
+              </w:rPr>
+              <w:t>).</w:t>
             </w:r>
           </w:p>
         </w:tc>
@@ -39089,7 +39952,61 @@
                 <w:sz w:val="20"/>
                 <w:lang w:val="es-CO"/>
               </w:rPr>
-              <w:t>La aplicación web de *Renta Móvil Location* debe contar con *diseño responsive*, ajustándose a cualquier resolución (incluyendo teléfonos Android ) sin pérdida de funcionalidad o legibilidad.</w:t>
+              <w:t xml:space="preserve">La aplicación web de *Renta Móvil </w:t>
+            </w:r>
+            <w:proofErr w:type="spellStart"/>
+            <w:r>
+              <w:rPr>
+                <w:rFonts w:ascii="Arial" w:hAnsi="Arial" w:cs="Arial"/>
+                <w:sz w:val="20"/>
+                <w:lang w:val="es-CO"/>
+              </w:rPr>
+              <w:t>Location</w:t>
+            </w:r>
+            <w:proofErr w:type="spellEnd"/>
+            <w:r>
+              <w:rPr>
+                <w:rFonts w:ascii="Arial" w:hAnsi="Arial" w:cs="Arial"/>
+                <w:sz w:val="20"/>
+                <w:lang w:val="es-CO"/>
+              </w:rPr>
+              <w:t xml:space="preserve">* debe contar con *diseño </w:t>
+            </w:r>
+            <w:proofErr w:type="spellStart"/>
+            <w:r>
+              <w:rPr>
+                <w:rFonts w:ascii="Arial" w:hAnsi="Arial" w:cs="Arial"/>
+                <w:sz w:val="20"/>
+                <w:lang w:val="es-CO"/>
+              </w:rPr>
+              <w:t>responsive</w:t>
+            </w:r>
+            <w:proofErr w:type="spellEnd"/>
+            <w:r>
+              <w:rPr>
+                <w:rFonts w:ascii="Arial" w:hAnsi="Arial" w:cs="Arial"/>
+                <w:sz w:val="20"/>
+                <w:lang w:val="es-CO"/>
+              </w:rPr>
+              <w:t xml:space="preserve">*, ajustándose a cualquier resolución (incluyendo teléfonos </w:t>
+            </w:r>
+            <w:proofErr w:type="gramStart"/>
+            <w:r>
+              <w:rPr>
+                <w:rFonts w:ascii="Arial" w:hAnsi="Arial" w:cs="Arial"/>
+                <w:sz w:val="20"/>
+                <w:lang w:val="es-CO"/>
+              </w:rPr>
+              <w:t>Android )</w:t>
+            </w:r>
+            <w:proofErr w:type="gramEnd"/>
+            <w:r>
+              <w:rPr>
+                <w:rFonts w:ascii="Arial" w:hAnsi="Arial" w:cs="Arial"/>
+                <w:sz w:val="20"/>
+                <w:lang w:val="es-CO"/>
+              </w:rPr>
+              <w:t xml:space="preserve"> sin pérdida de funcionalidad o legibilidad.</w:t>
             </w:r>
           </w:p>
           <w:p>
@@ -39116,7 +40033,61 @@
                 <w:sz w:val="20"/>
                 <w:lang w:val="es-CO"/>
               </w:rPr>
-              <w:t>Debe implementarse con *HTML5, CSS3 (Flexbox/Grid) y media queries*, garantizando la correcta visualización en pantall</w:t>
+              <w:t>Debe implementarse con *HTML5, CSS3 (</w:t>
+            </w:r>
+            <w:proofErr w:type="spellStart"/>
+            <w:r>
+              <w:rPr>
+                <w:rFonts w:ascii="Arial" w:hAnsi="Arial" w:cs="Arial"/>
+                <w:sz w:val="20"/>
+                <w:lang w:val="es-CO"/>
+              </w:rPr>
+              <w:t>Flexbox</w:t>
+            </w:r>
+            <w:proofErr w:type="spellEnd"/>
+            <w:r>
+              <w:rPr>
+                <w:rFonts w:ascii="Arial" w:hAnsi="Arial" w:cs="Arial"/>
+                <w:sz w:val="20"/>
+                <w:lang w:val="es-CO"/>
+              </w:rPr>
+              <w:t>/</w:t>
+            </w:r>
+            <w:proofErr w:type="spellStart"/>
+            <w:r>
+              <w:rPr>
+                <w:rFonts w:ascii="Arial" w:hAnsi="Arial" w:cs="Arial"/>
+                <w:sz w:val="20"/>
+                <w:lang w:val="es-CO"/>
+              </w:rPr>
+              <w:t>Grid</w:t>
+            </w:r>
+            <w:proofErr w:type="spellEnd"/>
+            <w:r>
+              <w:rPr>
+                <w:rFonts w:ascii="Arial" w:hAnsi="Arial" w:cs="Arial"/>
+                <w:sz w:val="20"/>
+                <w:lang w:val="es-CO"/>
+              </w:rPr>
+              <w:t xml:space="preserve">) y media </w:t>
+            </w:r>
+            <w:proofErr w:type="spellStart"/>
+            <w:r>
+              <w:rPr>
+                <w:rFonts w:ascii="Arial" w:hAnsi="Arial" w:cs="Arial"/>
+                <w:sz w:val="20"/>
+                <w:lang w:val="es-CO"/>
+              </w:rPr>
+              <w:t>queries</w:t>
+            </w:r>
+            <w:proofErr w:type="spellEnd"/>
+            <w:r>
+              <w:rPr>
+                <w:rFonts w:ascii="Arial" w:hAnsi="Arial" w:cs="Arial"/>
+                <w:sz w:val="20"/>
+                <w:lang w:val="es-CO"/>
+              </w:rPr>
+              <w:t>*, garantizando la correcta visualización en pantall</w:t>
             </w:r>
             <w:r>
               <w:rPr>
@@ -39354,7 +40325,43 @@
                 <w:sz w:val="20"/>
                 <w:lang w:val="es-CO"/>
               </w:rPr>
-              <w:t>La interfaz se visualiza correctamente en pantallas de 360 px a 1920 px de ancho.</w:t>
+              <w:t xml:space="preserve">La interfaz se visualiza correctamente en pantallas de 360 </w:t>
+            </w:r>
+            <w:proofErr w:type="spellStart"/>
+            <w:r>
+              <w:rPr>
+                <w:rFonts w:ascii="Arial" w:hAnsi="Arial" w:cs="Arial"/>
+                <w:sz w:val="20"/>
+                <w:lang w:val="es-CO"/>
+              </w:rPr>
+              <w:t>px</w:t>
+            </w:r>
+            <w:proofErr w:type="spellEnd"/>
+            <w:r>
+              <w:rPr>
+                <w:rFonts w:ascii="Arial" w:hAnsi="Arial" w:cs="Arial"/>
+                <w:sz w:val="20"/>
+                <w:lang w:val="es-CO"/>
+              </w:rPr>
+              <w:t xml:space="preserve"> a 1920 </w:t>
+            </w:r>
+            <w:proofErr w:type="spellStart"/>
+            <w:r>
+              <w:rPr>
+                <w:rFonts w:ascii="Arial" w:hAnsi="Arial" w:cs="Arial"/>
+                <w:sz w:val="20"/>
+                <w:lang w:val="es-CO"/>
+              </w:rPr>
+              <w:t>px</w:t>
+            </w:r>
+            <w:proofErr w:type="spellEnd"/>
+            <w:r>
+              <w:rPr>
+                <w:rFonts w:ascii="Arial" w:hAnsi="Arial" w:cs="Arial"/>
+                <w:sz w:val="20"/>
+                <w:lang w:val="es-CO"/>
+              </w:rPr>
+              <w:t xml:space="preserve"> de ancho.</w:t>
             </w:r>
           </w:p>
           <w:p>
@@ -39412,16 +40419,26 @@
                 <w:sz w:val="20"/>
                 <w:lang w:val="es-CO"/>
               </w:rPr>
-              <w:t xml:space="preserve"> tamaños distintos (móvil,</w:t>
-            </w:r>
+              <w:t xml:space="preserve"> tamaños distintos (</w:t>
+            </w:r>
+            <w:proofErr w:type="spellStart"/>
             <w:r>
               <w:rPr>
                 <w:rFonts w:ascii="Arial" w:hAnsi="Arial" w:cs="Arial"/>
                 <w:sz w:val="20"/>
                 <w:lang w:val="es-CO"/>
               </w:rPr>
+              <w:t>móvil,</w:t>
+            </w:r>
+            <w:r>
+              <w:rPr>
+                <w:rFonts w:ascii="Arial" w:hAnsi="Arial" w:cs="Arial"/>
+                <w:sz w:val="20"/>
+                <w:lang w:val="es-CO"/>
+              </w:rPr>
               <w:t>pc</w:t>
             </w:r>
+            <w:proofErr w:type="spellEnd"/>
             <w:r>
               <w:rPr>
                 <w:rFonts w:ascii="Arial" w:hAnsi="Arial" w:cs="Arial"/>
@@ -39447,7 +40464,7 @@
           <w:tab w:val="left" w:pos="3373"/>
         </w:tabs>
         <w:sectPr>
-          <w:headerReference w:type="default" r:id="rId64"/>
+          <w:headerReference w:type="default" r:id="rId63"/>
           <w:pgSz w:w="12250" w:h="15850"/>
           <w:pgMar w:top="1820" w:right="141" w:bottom="1500" w:left="566" w:header="0" w:footer="1319" w:gutter="0"/>
           <w:cols w:space="720"/>
@@ -39781,7 +40798,25 @@
                 <w:bCs/>
                 <w:sz w:val="20"/>
               </w:rPr>
-              <w:t>Todo el sistema (app, backend y panel).</w:t>
+              <w:t xml:space="preserve">Todo el sistema (app, </w:t>
+            </w:r>
+            <w:proofErr w:type="spellStart"/>
+            <w:r>
+              <w:rPr>
+                <w:rFonts w:ascii="Arial"/>
+                <w:bCs/>
+                <w:sz w:val="20"/>
+              </w:rPr>
+              <w:t>backend</w:t>
+            </w:r>
+            <w:proofErr w:type="spellEnd"/>
+            <w:r>
+              <w:rPr>
+                <w:rFonts w:ascii="Arial"/>
+                <w:bCs/>
+                <w:sz w:val="20"/>
+              </w:rPr>
+              <w:t xml:space="preserve"> y panel).</w:t>
             </w:r>
           </w:p>
         </w:tc>
@@ -40126,13 +41161,23 @@
                 <w:lang w:val="es-CO"/>
               </w:rPr>
             </w:pPr>
+            <w:proofErr w:type="spellStart"/>
             <w:r>
               <w:rPr>
                 <w:rFonts w:ascii="Arial" w:hAnsi="Arial" w:cs="Arial"/>
                 <w:sz w:val="20"/>
                 <w:lang w:val="es-CO"/>
               </w:rPr>
-              <w:t>Changelog corto por versión (qué se cambió).</w:t>
+              <w:t>Changelog</w:t>
+            </w:r>
+            <w:proofErr w:type="spellEnd"/>
+            <w:r>
+              <w:rPr>
+                <w:rFonts w:ascii="Arial" w:hAnsi="Arial" w:cs="Arial"/>
+                <w:sz w:val="20"/>
+                <w:lang w:val="es-CO"/>
+              </w:rPr>
+              <w:t xml:space="preserve"> corto por versión (qué se cambió).</w:t>
             </w:r>
           </w:p>
           <w:p>
@@ -40373,7 +41418,25 @@
                 <w:sz w:val="20"/>
                 <w:lang w:val="es-CO"/>
               </w:rPr>
-              <w:t>Notas de cambio (changelog) con fecha y resumen.</w:t>
+              <w:t>Notas de cambio (</w:t>
+            </w:r>
+            <w:proofErr w:type="spellStart"/>
+            <w:r>
+              <w:rPr>
+                <w:rFonts w:ascii="Arial" w:hAnsi="Arial" w:cs="Arial"/>
+                <w:sz w:val="20"/>
+                <w:lang w:val="es-CO"/>
+              </w:rPr>
+              <w:t>changelog</w:t>
+            </w:r>
+            <w:proofErr w:type="spellEnd"/>
+            <w:r>
+              <w:rPr>
+                <w:rFonts w:ascii="Arial" w:hAnsi="Arial" w:cs="Arial"/>
+                <w:sz w:val="20"/>
+                <w:lang w:val="es-CO"/>
+              </w:rPr>
+              <w:t>) con fecha y resumen.</w:t>
             </w:r>
           </w:p>
           <w:p>
@@ -40797,7 +41860,23 @@
                 <w:sz w:val="20"/>
                 <w:lang w:val="es-CO"/>
               </w:rPr>
-              <w:t>Cada versión publica un changelog con “Nuevo / Cambiado / Corregido” y fecha.</w:t>
+              <w:t xml:space="preserve">Cada versión publica un </w:t>
+            </w:r>
+            <w:proofErr w:type="spellStart"/>
+            <w:r>
+              <w:rPr>
+                <w:sz w:val="20"/>
+                <w:lang w:val="es-CO"/>
+              </w:rPr>
+              <w:t>changelog</w:t>
+            </w:r>
+            <w:proofErr w:type="spellEnd"/>
+            <w:r>
+              <w:rPr>
+                <w:sz w:val="20"/>
+                <w:lang w:val="es-CO"/>
+              </w:rPr>
+              <w:t xml:space="preserve"> con “Nuevo / Cambiado / Corregido” y fecha.</w:t>
             </w:r>
           </w:p>
           <w:p>
@@ -41154,7 +42233,27 @@
                 <w:spacing w:val="-2"/>
                 <w:sz w:val="20"/>
               </w:rPr>
-              <w:t>Todo el sistema (login, b</w:t>
+              <w:t>Todo el sistema (</w:t>
+            </w:r>
+            <w:proofErr w:type="spellStart"/>
+            <w:r>
+              <w:rPr>
+                <w:rFonts w:ascii="Arial"/>
+                <w:bCs/>
+                <w:spacing w:val="-2"/>
+                <w:sz w:val="20"/>
+              </w:rPr>
+              <w:t>login</w:t>
+            </w:r>
+            <w:proofErr w:type="spellEnd"/>
+            <w:r>
+              <w:rPr>
+                <w:rFonts w:ascii="Arial"/>
+                <w:bCs/>
+                <w:spacing w:val="-2"/>
+                <w:sz w:val="20"/>
+              </w:rPr>
+              <w:t>, b</w:t>
             </w:r>
             <w:r>
               <w:rPr>
@@ -41463,13 +42562,23 @@
                 <w:lang w:val="es-CO"/>
               </w:rPr>
             </w:pPr>
+            <w:proofErr w:type="spellStart"/>
             <w:r>
               <w:rPr>
                 <w:rFonts w:ascii="Arial" w:hAnsi="Arial" w:cs="Arial"/>
                 <w:sz w:val="20"/>
                 <w:lang w:val="es-CO"/>
               </w:rPr>
-              <w:t>Checklist de verificación tras una caída.</w:t>
+              <w:t>Checklist</w:t>
+            </w:r>
+            <w:proofErr w:type="spellEnd"/>
+            <w:r>
+              <w:rPr>
+                <w:rFonts w:ascii="Arial" w:hAnsi="Arial" w:cs="Arial"/>
+                <w:sz w:val="20"/>
+                <w:lang w:val="es-CO"/>
+              </w:rPr>
+              <w:t xml:space="preserve"> de verificación tras una caída.</w:t>
             </w:r>
           </w:p>
           <w:p>
@@ -41586,7 +42695,25 @@
                 <w:sz w:val="20"/>
                 <w:lang w:val="es-CO"/>
               </w:rPr>
-              <w:t>Error temporal del backend o de la base de datos.</w:t>
+              <w:t xml:space="preserve">Error temporal del </w:t>
+            </w:r>
+            <w:proofErr w:type="spellStart"/>
+            <w:r>
+              <w:rPr>
+                <w:rFonts w:ascii="Arial" w:hAnsi="Arial" w:cs="Arial"/>
+                <w:sz w:val="20"/>
+                <w:lang w:val="es-CO"/>
+              </w:rPr>
+              <w:t>backend</w:t>
+            </w:r>
+            <w:proofErr w:type="spellEnd"/>
+            <w:r>
+              <w:rPr>
+                <w:rFonts w:ascii="Arial" w:hAnsi="Arial" w:cs="Arial"/>
+                <w:sz w:val="20"/>
+                <w:lang w:val="es-CO"/>
+              </w:rPr>
+              <w:t xml:space="preserve"> o de la base de datos.</w:t>
             </w:r>
           </w:p>
           <w:p>
@@ -41634,7 +42761,25 @@
                 <w:sz w:val="20"/>
                 <w:lang w:val="es-CO"/>
               </w:rPr>
-              <w:t>Tiempos de espera agotados (timeout).</w:t>
+              <w:t>Tiempos de espera agotados (</w:t>
+            </w:r>
+            <w:proofErr w:type="spellStart"/>
+            <w:r>
+              <w:rPr>
+                <w:rFonts w:ascii="Arial" w:hAnsi="Arial" w:cs="Arial"/>
+                <w:sz w:val="20"/>
+                <w:lang w:val="es-CO"/>
+              </w:rPr>
+              <w:t>timeout</w:t>
+            </w:r>
+            <w:proofErr w:type="spellEnd"/>
+            <w:r>
+              <w:rPr>
+                <w:rFonts w:ascii="Arial" w:hAnsi="Arial" w:cs="Arial"/>
+                <w:sz w:val="20"/>
+                <w:lang w:val="es-CO"/>
+              </w:rPr>
+              <w:t>).</w:t>
             </w:r>
           </w:p>
           <w:p>
@@ -42271,6 +43416,19 @@
           <w:tab w:val="left" w:pos="1644"/>
         </w:tabs>
         <w:sectPr>
+          <w:headerReference w:type="default" r:id="rId64"/>
+          <w:pgSz w:w="12250" w:h="15850"/>
+          <w:pgMar w:top="1820" w:right="141" w:bottom="1500" w:left="566" w:header="0" w:footer="1319" w:gutter="0"/>
+          <w:cols w:space="720"/>
+        </w:sectPr>
+      </w:pPr>
+    </w:p>
+    <w:p>
+      <w:pPr>
+        <w:tabs>
+          <w:tab w:val="left" w:pos="3707"/>
+        </w:tabs>
+        <w:sectPr>
           <w:headerReference w:type="default" r:id="rId65"/>
           <w:pgSz w:w="12250" w:h="15850"/>
           <w:pgMar w:top="1820" w:right="141" w:bottom="1500" w:left="566" w:header="0" w:footer="1319" w:gutter="0"/>
@@ -42280,9 +43438,13 @@
     </w:p>
     <w:p>
       <w:pPr>
-        <w:tabs>
-          <w:tab w:val="left" w:pos="3707"/>
-        </w:tabs>
+        <w:pStyle w:val="TableParagraph"/>
+        <w:spacing w:line="266" w:lineRule="auto"/>
+        <w:ind w:left="0"/>
+        <w:rPr>
+          <w:rFonts w:ascii="Arial MT" w:hAnsi="Arial MT"/>
+          <w:sz w:val="20"/>
+        </w:rPr>
         <w:sectPr>
           <w:headerReference w:type="default" r:id="rId66"/>
           <w:pgSz w:w="12250" w:h="15850"/>
@@ -42293,30 +43455,13 @@
     </w:p>
     <w:p>
       <w:pPr>
-        <w:pStyle w:val="TableParagraph"/>
-        <w:spacing w:line="266" w:lineRule="auto"/>
-        <w:ind w:left="0"/>
-        <w:rPr>
-          <w:rFonts w:ascii="Arial MT" w:hAnsi="Arial MT"/>
-          <w:sz w:val="20"/>
-        </w:rPr>
-        <w:sectPr>
-          <w:headerReference w:type="default" r:id="rId67"/>
-          <w:pgSz w:w="12250" w:h="15850"/>
-          <w:pgMar w:top="1820" w:right="141" w:bottom="1500" w:left="566" w:header="0" w:footer="1319" w:gutter="0"/>
-          <w:cols w:space="720"/>
-        </w:sectPr>
-      </w:pPr>
-    </w:p>
-    <w:p>
-      <w:pPr>
         <w:tabs>
           <w:tab w:val="left" w:pos="1680"/>
         </w:tabs>
       </w:pPr>
     </w:p>
     <w:sectPr>
-      <w:headerReference w:type="default" r:id="rId68"/>
+      <w:headerReference w:type="default" r:id="rId67"/>
       <w:pgSz w:w="12250" w:h="15850"/>
       <w:pgMar w:top="1480" w:right="141" w:bottom="1637" w:left="566" w:header="0" w:footer="1319" w:gutter="0"/>
       <w:cols w:space="720"/>
@@ -42645,7 +43790,7 @@
                               <w:noProof/>
                               <w:spacing w:val="-5"/>
                             </w:rPr>
-                            <w:t>30</w:t>
+                            <w:t>4</w:t>
                           </w:r>
                           <w:r>
                             <w:rPr>
@@ -42711,7 +43856,7 @@
                         <w:noProof/>
                         <w:spacing w:val="-5"/>
                       </w:rPr>
-                      <w:t>30</w:t>
+                      <w:t>4</w:t>
                     </w:r>
                     <w:r>
                       <w:rPr>
@@ -43083,6 +44228,9 @@
             <w:pStyle w:val="Encabezado"/>
             <w:ind w:left="-115"/>
           </w:pPr>
+          <w:r>
+            <w:t xml:space="preserve"> </w:t>
+          </w:r>
         </w:p>
       </w:tc>
       <w:tc>
@@ -43144,9 +44292,6 @@
             <w:pStyle w:val="Encabezado"/>
             <w:ind w:left="-115"/>
           </w:pPr>
-          <w:r>
-            <w:t xml:space="preserve"> </w:t>
-          </w:r>
         </w:p>
       </w:tc>
       <w:tc>
@@ -44341,67 +45486,6 @@
 </w:hdr>
 </file>
 
-<file path=word/header33.xml><?xml version="1.0" encoding="utf-8"?>
-<w:hdr xmlns:wpc="http://schemas.microsoft.com/office/word/2010/wordprocessingCanvas" xmlns:cx="http://schemas.microsoft.com/office/drawing/2014/chartex" xmlns:mc="http://schemas.openxmlformats.org/markup-compatibility/2006" xmlns:o="urn:schemas-microsoft-com:office:office" xmlns:r="http://schemas.openxmlformats.org/officeDocument/2006/relationships" xmlns:m="http://schemas.openxmlformats.org/officeDocument/2006/math" xmlns:v="urn:schemas-microsoft-com:vml" xmlns:wp14="http://schemas.microsoft.com/office/word/2010/wordprocessingDrawing" xmlns:wp="http://schemas.openxmlformats.org/drawingml/2006/wordprocessingDrawing" xmlns:w10="urn:schemas-microsoft-com:office:word" xmlns:w="http://schemas.openxmlformats.org/wordprocessingml/2006/main" xmlns:w14="http://schemas.microsoft.com/office/word/2010/wordml" xmlns:w15="http://schemas.microsoft.com/office/word/2012/wordml" xmlns:w16se="http://schemas.microsoft.com/office/word/2015/wordml/symex" xmlns:wpg="http://schemas.microsoft.com/office/word/2010/wordprocessingGroup" xmlns:wpi="http://schemas.microsoft.com/office/word/2010/wordprocessingInk" xmlns:wne="http://schemas.microsoft.com/office/word/2006/wordml" xmlns:wps="http://schemas.microsoft.com/office/word/2010/wordprocessingShape" mc:Ignorable="w14 w15 w16se wp14">
-  <w:tbl>
-    <w:tblPr>
-      <w:tblW w:w="0" w:type="auto"/>
-      <w:tblLayout w:type="fixed"/>
-      <w:tblLook w:val="06A0" w:firstRow="1" w:lastRow="0" w:firstColumn="1" w:lastColumn="0" w:noHBand="1" w:noVBand="1"/>
-    </w:tblPr>
-    <w:tblGrid>
-      <w:gridCol w:w="3845"/>
-      <w:gridCol w:w="3845"/>
-      <w:gridCol w:w="3845"/>
-    </w:tblGrid>
-    <w:tr>
-      <w:trPr>
-        <w:trHeight w:val="300"/>
-      </w:trPr>
-      <w:tc>
-        <w:tcPr>
-          <w:tcW w:w="3845" w:type="dxa"/>
-        </w:tcPr>
-        <w:p>
-          <w:pPr>
-            <w:pStyle w:val="Encabezado"/>
-            <w:ind w:left="-115"/>
-          </w:pPr>
-        </w:p>
-      </w:tc>
-      <w:tc>
-        <w:tcPr>
-          <w:tcW w:w="3845" w:type="dxa"/>
-        </w:tcPr>
-        <w:p>
-          <w:pPr>
-            <w:pStyle w:val="Encabezado"/>
-            <w:jc w:val="center"/>
-          </w:pPr>
-        </w:p>
-      </w:tc>
-      <w:tc>
-        <w:tcPr>
-          <w:tcW w:w="3845" w:type="dxa"/>
-        </w:tcPr>
-        <w:p>
-          <w:pPr>
-            <w:pStyle w:val="Encabezado"/>
-            <w:ind w:right="-115"/>
-            <w:jc w:val="right"/>
-          </w:pPr>
-        </w:p>
-      </w:tc>
-    </w:tr>
-  </w:tbl>
-  <w:p>
-    <w:pPr>
-      <w:pStyle w:val="Encabezado"/>
-    </w:pPr>
-  </w:p>
-</w:hdr>
-</file>
-
 <file path=word/header4.xml><?xml version="1.0" encoding="utf-8"?>
 <w:hdr xmlns:wpc="http://schemas.microsoft.com/office/word/2010/wordprocessingCanvas" xmlns:cx="http://schemas.microsoft.com/office/drawing/2014/chartex" xmlns:mc="http://schemas.openxmlformats.org/markup-compatibility/2006" xmlns:o="urn:schemas-microsoft-com:office:office" xmlns:r="http://schemas.openxmlformats.org/officeDocument/2006/relationships" xmlns:m="http://schemas.openxmlformats.org/officeDocument/2006/math" xmlns:v="urn:schemas-microsoft-com:vml" xmlns:wp14="http://schemas.microsoft.com/office/word/2010/wordprocessingDrawing" xmlns:wp="http://schemas.openxmlformats.org/drawingml/2006/wordprocessingDrawing" xmlns:w10="urn:schemas-microsoft-com:office:word" xmlns:w="http://schemas.openxmlformats.org/wordprocessingml/2006/main" xmlns:w14="http://schemas.microsoft.com/office/word/2010/wordml" xmlns:w15="http://schemas.microsoft.com/office/word/2012/wordml" xmlns:w16se="http://schemas.microsoft.com/office/word/2015/wordml/symex" xmlns:wpg="http://schemas.microsoft.com/office/word/2010/wordprocessingGroup" xmlns:wpi="http://schemas.microsoft.com/office/word/2010/wordprocessingInk" xmlns:wne="http://schemas.microsoft.com/office/word/2006/wordml" xmlns:wps="http://schemas.microsoft.com/office/word/2010/wordprocessingShape" mc:Ignorable="w14 w15 w16se wp14">
   <w:tbl>
@@ -46379,16 +47463,16 @@
     </w:lvl>
   </w:abstractNum>
   <w:abstractNum w:abstractNumId="13" w15:restartNumberingAfterBreak="0">
-    <w:nsid w:val="116C196C"/>
+    <w:nsid w:val="0EC72B5B"/>
     <w:multiLevelType w:val="hybridMultilevel"/>
-    <w:tmpl w:val="DB7239A8"/>
+    <w:tmpl w:val="1C7899BA"/>
     <w:lvl w:ilvl="0" w:tplc="240A0001">
       <w:start w:val="1"/>
       <w:numFmt w:val="bullet"/>
       <w:lvlText w:val=""/>
       <w:lvlJc w:val="left"/>
       <w:pPr>
-        <w:ind w:left="827" w:hanging="360"/>
+        <w:ind w:left="720" w:hanging="360"/>
       </w:pPr>
       <w:rPr>
         <w:rFonts w:ascii="Symbol" w:hAnsi="Symbol" w:hint="default"/>
@@ -46400,7 +47484,7 @@
       <w:lvlText w:val="o"/>
       <w:lvlJc w:val="left"/>
       <w:pPr>
-        <w:ind w:left="1547" w:hanging="360"/>
+        <w:ind w:left="1440" w:hanging="360"/>
       </w:pPr>
       <w:rPr>
         <w:rFonts w:ascii="Courier New" w:hAnsi="Courier New" w:cs="Courier New" w:hint="default"/>
@@ -46412,7 +47496,7 @@
       <w:lvlText w:val=""/>
       <w:lvlJc w:val="left"/>
       <w:pPr>
-        <w:ind w:left="2267" w:hanging="360"/>
+        <w:ind w:left="2160" w:hanging="360"/>
       </w:pPr>
       <w:rPr>
         <w:rFonts w:ascii="Wingdings" w:hAnsi="Wingdings" w:hint="default"/>
@@ -46424,7 +47508,7 @@
       <w:lvlText w:val=""/>
       <w:lvlJc w:val="left"/>
       <w:pPr>
-        <w:ind w:left="2987" w:hanging="360"/>
+        <w:ind w:left="2880" w:hanging="360"/>
       </w:pPr>
       <w:rPr>
         <w:rFonts w:ascii="Symbol" w:hAnsi="Symbol" w:hint="default"/>
@@ -46436,7 +47520,7 @@
       <w:lvlText w:val="o"/>
       <w:lvlJc w:val="left"/>
       <w:pPr>
-        <w:ind w:left="3707" w:hanging="360"/>
+        <w:ind w:left="3600" w:hanging="360"/>
       </w:pPr>
       <w:rPr>
         <w:rFonts w:ascii="Courier New" w:hAnsi="Courier New" w:cs="Courier New" w:hint="default"/>
@@ -46448,7 +47532,7 @@
       <w:lvlText w:val=""/>
       <w:lvlJc w:val="left"/>
       <w:pPr>
-        <w:ind w:left="4427" w:hanging="360"/>
+        <w:ind w:left="4320" w:hanging="360"/>
       </w:pPr>
       <w:rPr>
         <w:rFonts w:ascii="Wingdings" w:hAnsi="Wingdings" w:hint="default"/>
@@ -46460,7 +47544,7 @@
       <w:lvlText w:val=""/>
       <w:lvlJc w:val="left"/>
       <w:pPr>
-        <w:ind w:left="5147" w:hanging="360"/>
+        <w:ind w:left="5040" w:hanging="360"/>
       </w:pPr>
       <w:rPr>
         <w:rFonts w:ascii="Symbol" w:hAnsi="Symbol" w:hint="default"/>
@@ -46472,7 +47556,7 @@
       <w:lvlText w:val="o"/>
       <w:lvlJc w:val="left"/>
       <w:pPr>
-        <w:ind w:left="5867" w:hanging="360"/>
+        <w:ind w:left="5760" w:hanging="360"/>
       </w:pPr>
       <w:rPr>
         <w:rFonts w:ascii="Courier New" w:hAnsi="Courier New" w:cs="Courier New" w:hint="default"/>
@@ -46484,7 +47568,7 @@
       <w:lvlText w:val=""/>
       <w:lvlJc w:val="left"/>
       <w:pPr>
-        <w:ind w:left="6587" w:hanging="360"/>
+        <w:ind w:left="6480" w:hanging="360"/>
       </w:pPr>
       <w:rPr>
         <w:rFonts w:ascii="Wingdings" w:hAnsi="Wingdings" w:hint="default"/>
@@ -46492,9 +47576,9 @@
     </w:lvl>
   </w:abstractNum>
   <w:abstractNum w:abstractNumId="14" w15:restartNumberingAfterBreak="0">
-    <w:nsid w:val="11C55A8E"/>
+    <w:nsid w:val="116C196C"/>
     <w:multiLevelType w:val="hybridMultilevel"/>
-    <w:tmpl w:val="9CE8D77C"/>
+    <w:tmpl w:val="DB7239A8"/>
     <w:lvl w:ilvl="0" w:tplc="240A0001">
       <w:start w:val="1"/>
       <w:numFmt w:val="bullet"/>
@@ -46605,6 +47689,119 @@
     </w:lvl>
   </w:abstractNum>
   <w:abstractNum w:abstractNumId="15" w15:restartNumberingAfterBreak="0">
+    <w:nsid w:val="11C55A8E"/>
+    <w:multiLevelType w:val="hybridMultilevel"/>
+    <w:tmpl w:val="9CE8D77C"/>
+    <w:lvl w:ilvl="0" w:tplc="240A0001">
+      <w:start w:val="1"/>
+      <w:numFmt w:val="bullet"/>
+      <w:lvlText w:val=""/>
+      <w:lvlJc w:val="left"/>
+      <w:pPr>
+        <w:ind w:left="827" w:hanging="360"/>
+      </w:pPr>
+      <w:rPr>
+        <w:rFonts w:ascii="Symbol" w:hAnsi="Symbol" w:hint="default"/>
+      </w:rPr>
+    </w:lvl>
+    <w:lvl w:ilvl="1" w:tplc="240A0003" w:tentative="1">
+      <w:start w:val="1"/>
+      <w:numFmt w:val="bullet"/>
+      <w:lvlText w:val="o"/>
+      <w:lvlJc w:val="left"/>
+      <w:pPr>
+        <w:ind w:left="1547" w:hanging="360"/>
+      </w:pPr>
+      <w:rPr>
+        <w:rFonts w:ascii="Courier New" w:hAnsi="Courier New" w:cs="Courier New" w:hint="default"/>
+      </w:rPr>
+    </w:lvl>
+    <w:lvl w:ilvl="2" w:tplc="240A0005" w:tentative="1">
+      <w:start w:val="1"/>
+      <w:numFmt w:val="bullet"/>
+      <w:lvlText w:val=""/>
+      <w:lvlJc w:val="left"/>
+      <w:pPr>
+        <w:ind w:left="2267" w:hanging="360"/>
+      </w:pPr>
+      <w:rPr>
+        <w:rFonts w:ascii="Wingdings" w:hAnsi="Wingdings" w:hint="default"/>
+      </w:rPr>
+    </w:lvl>
+    <w:lvl w:ilvl="3" w:tplc="240A0001" w:tentative="1">
+      <w:start w:val="1"/>
+      <w:numFmt w:val="bullet"/>
+      <w:lvlText w:val=""/>
+      <w:lvlJc w:val="left"/>
+      <w:pPr>
+        <w:ind w:left="2987" w:hanging="360"/>
+      </w:pPr>
+      <w:rPr>
+        <w:rFonts w:ascii="Symbol" w:hAnsi="Symbol" w:hint="default"/>
+      </w:rPr>
+    </w:lvl>
+    <w:lvl w:ilvl="4" w:tplc="240A0003" w:tentative="1">
+      <w:start w:val="1"/>
+      <w:numFmt w:val="bullet"/>
+      <w:lvlText w:val="o"/>
+      <w:lvlJc w:val="left"/>
+      <w:pPr>
+        <w:ind w:left="3707" w:hanging="360"/>
+      </w:pPr>
+      <w:rPr>
+        <w:rFonts w:ascii="Courier New" w:hAnsi="Courier New" w:cs="Courier New" w:hint="default"/>
+      </w:rPr>
+    </w:lvl>
+    <w:lvl w:ilvl="5" w:tplc="240A0005" w:tentative="1">
+      <w:start w:val="1"/>
+      <w:numFmt w:val="bullet"/>
+      <w:lvlText w:val=""/>
+      <w:lvlJc w:val="left"/>
+      <w:pPr>
+        <w:ind w:left="4427" w:hanging="360"/>
+      </w:pPr>
+      <w:rPr>
+        <w:rFonts w:ascii="Wingdings" w:hAnsi="Wingdings" w:hint="default"/>
+      </w:rPr>
+    </w:lvl>
+    <w:lvl w:ilvl="6" w:tplc="240A0001" w:tentative="1">
+      <w:start w:val="1"/>
+      <w:numFmt w:val="bullet"/>
+      <w:lvlText w:val=""/>
+      <w:lvlJc w:val="left"/>
+      <w:pPr>
+        <w:ind w:left="5147" w:hanging="360"/>
+      </w:pPr>
+      <w:rPr>
+        <w:rFonts w:ascii="Symbol" w:hAnsi="Symbol" w:hint="default"/>
+      </w:rPr>
+    </w:lvl>
+    <w:lvl w:ilvl="7" w:tplc="240A0003" w:tentative="1">
+      <w:start w:val="1"/>
+      <w:numFmt w:val="bullet"/>
+      <w:lvlText w:val="o"/>
+      <w:lvlJc w:val="left"/>
+      <w:pPr>
+        <w:ind w:left="5867" w:hanging="360"/>
+      </w:pPr>
+      <w:rPr>
+        <w:rFonts w:ascii="Courier New" w:hAnsi="Courier New" w:cs="Courier New" w:hint="default"/>
+      </w:rPr>
+    </w:lvl>
+    <w:lvl w:ilvl="8" w:tplc="240A0005" w:tentative="1">
+      <w:start w:val="1"/>
+      <w:numFmt w:val="bullet"/>
+      <w:lvlText w:val=""/>
+      <w:lvlJc w:val="left"/>
+      <w:pPr>
+        <w:ind w:left="6587" w:hanging="360"/>
+      </w:pPr>
+      <w:rPr>
+        <w:rFonts w:ascii="Wingdings" w:hAnsi="Wingdings" w:hint="default"/>
+      </w:rPr>
+    </w:lvl>
+  </w:abstractNum>
+  <w:abstractNum w:abstractNumId="16" w15:restartNumberingAfterBreak="0">
     <w:nsid w:val="1396AF22"/>
     <w:multiLevelType w:val="hybridMultilevel"/>
     <w:tmpl w:val="6C8813B2"/>
@@ -46725,7 +47922,7 @@
       </w:rPr>
     </w:lvl>
   </w:abstractNum>
-  <w:abstractNum w:abstractNumId="16" w15:restartNumberingAfterBreak="0">
+  <w:abstractNum w:abstractNumId="17" w15:restartNumberingAfterBreak="0">
     <w:nsid w:val="14FB268C"/>
     <w:multiLevelType w:val="hybridMultilevel"/>
     <w:tmpl w:val="5B5658C4"/>
@@ -46846,7 +48043,7 @@
       </w:rPr>
     </w:lvl>
   </w:abstractNum>
-  <w:abstractNum w:abstractNumId="17" w15:restartNumberingAfterBreak="0">
+  <w:abstractNum w:abstractNumId="18" w15:restartNumberingAfterBreak="0">
     <w:nsid w:val="17B928C8"/>
     <w:multiLevelType w:val="hybridMultilevel"/>
     <w:tmpl w:val="58DC7B0A"/>
@@ -46967,7 +48164,7 @@
       </w:rPr>
     </w:lvl>
   </w:abstractNum>
-  <w:abstractNum w:abstractNumId="18" w15:restartNumberingAfterBreak="0">
+  <w:abstractNum w:abstractNumId="19" w15:restartNumberingAfterBreak="0">
     <w:nsid w:val="18CFB03C"/>
     <w:multiLevelType w:val="multilevel"/>
     <w:tmpl w:val="38B836F2"/>
@@ -47091,7 +48288,7 @@
       </w:rPr>
     </w:lvl>
   </w:abstractNum>
-  <w:abstractNum w:abstractNumId="19" w15:restartNumberingAfterBreak="0">
+  <w:abstractNum w:abstractNumId="20" w15:restartNumberingAfterBreak="0">
     <w:nsid w:val="1DF5A2DB"/>
     <w:multiLevelType w:val="hybridMultilevel"/>
     <w:tmpl w:val="64349E8C"/>
@@ -47212,7 +48409,7 @@
       </w:rPr>
     </w:lvl>
   </w:abstractNum>
-  <w:abstractNum w:abstractNumId="20" w15:restartNumberingAfterBreak="0">
+  <w:abstractNum w:abstractNumId="21" w15:restartNumberingAfterBreak="0">
     <w:nsid w:val="1DFD9717"/>
     <w:multiLevelType w:val="hybridMultilevel"/>
     <w:tmpl w:val="499C589A"/>
@@ -47333,7 +48530,7 @@
       </w:rPr>
     </w:lvl>
   </w:abstractNum>
-  <w:abstractNum w:abstractNumId="21" w15:restartNumberingAfterBreak="0">
+  <w:abstractNum w:abstractNumId="22" w15:restartNumberingAfterBreak="0">
     <w:nsid w:val="21CC49FB"/>
     <w:multiLevelType w:val="hybridMultilevel"/>
     <w:tmpl w:val="D0AE19CC"/>
@@ -47446,7 +48643,7 @@
       </w:rPr>
     </w:lvl>
   </w:abstractNum>
-  <w:abstractNum w:abstractNumId="22" w15:restartNumberingAfterBreak="0">
+  <w:abstractNum w:abstractNumId="23" w15:restartNumberingAfterBreak="0">
     <w:nsid w:val="26C03B66"/>
     <w:multiLevelType w:val="hybridMultilevel"/>
     <w:tmpl w:val="0B58820E"/>
@@ -47559,7 +48756,7 @@
       </w:rPr>
     </w:lvl>
   </w:abstractNum>
-  <w:abstractNum w:abstractNumId="23" w15:restartNumberingAfterBreak="0">
+  <w:abstractNum w:abstractNumId="24" w15:restartNumberingAfterBreak="0">
     <w:nsid w:val="2731F0CF"/>
     <w:multiLevelType w:val="hybridMultilevel"/>
     <w:tmpl w:val="1506F5F6"/>
@@ -47680,7 +48877,7 @@
       </w:rPr>
     </w:lvl>
   </w:abstractNum>
-  <w:abstractNum w:abstractNumId="24" w15:restartNumberingAfterBreak="0">
+  <w:abstractNum w:abstractNumId="25" w15:restartNumberingAfterBreak="0">
     <w:nsid w:val="29346AE0"/>
     <w:multiLevelType w:val="hybridMultilevel"/>
     <w:tmpl w:val="D98A2FDA"/>
@@ -47793,7 +48990,7 @@
       </w:rPr>
     </w:lvl>
   </w:abstractNum>
-  <w:abstractNum w:abstractNumId="25" w15:restartNumberingAfterBreak="0">
+  <w:abstractNum w:abstractNumId="26" w15:restartNumberingAfterBreak="0">
     <w:nsid w:val="2B256F72"/>
     <w:multiLevelType w:val="hybridMultilevel"/>
     <w:tmpl w:val="7530141A"/>
@@ -47906,7 +49103,7 @@
       </w:rPr>
     </w:lvl>
   </w:abstractNum>
-  <w:abstractNum w:abstractNumId="26" w15:restartNumberingAfterBreak="0">
+  <w:abstractNum w:abstractNumId="27" w15:restartNumberingAfterBreak="0">
     <w:nsid w:val="2DBB22FB"/>
     <w:multiLevelType w:val="hybridMultilevel"/>
     <w:tmpl w:val="598810D2"/>
@@ -48019,7 +49216,7 @@
       </w:rPr>
     </w:lvl>
   </w:abstractNum>
-  <w:abstractNum w:abstractNumId="27" w15:restartNumberingAfterBreak="0">
+  <w:abstractNum w:abstractNumId="28" w15:restartNumberingAfterBreak="0">
     <w:nsid w:val="2E38DE31"/>
     <w:multiLevelType w:val="hybridMultilevel"/>
     <w:tmpl w:val="1158C34A"/>
@@ -48140,7 +49337,7 @@
       </w:rPr>
     </w:lvl>
   </w:abstractNum>
-  <w:abstractNum w:abstractNumId="28" w15:restartNumberingAfterBreak="0">
+  <w:abstractNum w:abstractNumId="29" w15:restartNumberingAfterBreak="0">
     <w:nsid w:val="2F5B98D7"/>
     <w:multiLevelType w:val="hybridMultilevel"/>
     <w:tmpl w:val="61AED88A"/>
@@ -48261,7 +49458,7 @@
       </w:rPr>
     </w:lvl>
   </w:abstractNum>
-  <w:abstractNum w:abstractNumId="29" w15:restartNumberingAfterBreak="0">
+  <w:abstractNum w:abstractNumId="30" w15:restartNumberingAfterBreak="0">
     <w:nsid w:val="343474B1"/>
     <w:multiLevelType w:val="hybridMultilevel"/>
     <w:tmpl w:val="075E0868"/>
@@ -48374,7 +49571,7 @@
       </w:rPr>
     </w:lvl>
   </w:abstractNum>
-  <w:abstractNum w:abstractNumId="30" w15:restartNumberingAfterBreak="0">
+  <w:abstractNum w:abstractNumId="31" w15:restartNumberingAfterBreak="0">
     <w:nsid w:val="3846D7E0"/>
     <w:multiLevelType w:val="hybridMultilevel"/>
     <w:tmpl w:val="6E647E9A"/>
@@ -48495,7 +49692,7 @@
       </w:rPr>
     </w:lvl>
   </w:abstractNum>
-  <w:abstractNum w:abstractNumId="31" w15:restartNumberingAfterBreak="0">
+  <w:abstractNum w:abstractNumId="32" w15:restartNumberingAfterBreak="0">
     <w:nsid w:val="3A7966E4"/>
     <w:multiLevelType w:val="hybridMultilevel"/>
     <w:tmpl w:val="2EE6B712"/>
@@ -48608,7 +49805,7 @@
       </w:rPr>
     </w:lvl>
   </w:abstractNum>
-  <w:abstractNum w:abstractNumId="32" w15:restartNumberingAfterBreak="0">
+  <w:abstractNum w:abstractNumId="33" w15:restartNumberingAfterBreak="0">
     <w:nsid w:val="3D6F0A28"/>
     <w:multiLevelType w:val="hybridMultilevel"/>
     <w:tmpl w:val="94C4A28C"/>
@@ -48721,7 +49918,7 @@
       </w:rPr>
     </w:lvl>
   </w:abstractNum>
-  <w:abstractNum w:abstractNumId="33" w15:restartNumberingAfterBreak="0">
+  <w:abstractNum w:abstractNumId="34" w15:restartNumberingAfterBreak="0">
     <w:nsid w:val="42EBE8C6"/>
     <w:multiLevelType w:val="hybridMultilevel"/>
     <w:tmpl w:val="6DCED7D4"/>
@@ -48842,7 +50039,7 @@
       </w:rPr>
     </w:lvl>
   </w:abstractNum>
-  <w:abstractNum w:abstractNumId="34" w15:restartNumberingAfterBreak="0">
+  <w:abstractNum w:abstractNumId="35" w15:restartNumberingAfterBreak="0">
     <w:nsid w:val="48D61677"/>
     <w:multiLevelType w:val="hybridMultilevel"/>
     <w:tmpl w:val="92B21CAC"/>
@@ -48963,7 +50160,7 @@
       </w:rPr>
     </w:lvl>
   </w:abstractNum>
-  <w:abstractNum w:abstractNumId="35" w15:restartNumberingAfterBreak="0">
+  <w:abstractNum w:abstractNumId="36" w15:restartNumberingAfterBreak="0">
     <w:nsid w:val="4A112191"/>
     <w:multiLevelType w:val="hybridMultilevel"/>
     <w:tmpl w:val="06485C1C"/>
@@ -49076,7 +50273,7 @@
       </w:rPr>
     </w:lvl>
   </w:abstractNum>
-  <w:abstractNum w:abstractNumId="36" w15:restartNumberingAfterBreak="0">
+  <w:abstractNum w:abstractNumId="37" w15:restartNumberingAfterBreak="0">
     <w:nsid w:val="4A7D4ECE"/>
     <w:multiLevelType w:val="multilevel"/>
     <w:tmpl w:val="A926B93E"/>
@@ -49213,7 +50410,7 @@
       </w:rPr>
     </w:lvl>
   </w:abstractNum>
-  <w:abstractNum w:abstractNumId="37" w15:restartNumberingAfterBreak="0">
+  <w:abstractNum w:abstractNumId="38" w15:restartNumberingAfterBreak="0">
     <w:nsid w:val="4C0698D7"/>
     <w:multiLevelType w:val="hybridMultilevel"/>
     <w:tmpl w:val="B3E25406"/>
@@ -49350,7 +50547,7 @@
       </w:rPr>
     </w:lvl>
   </w:abstractNum>
-  <w:abstractNum w:abstractNumId="38" w15:restartNumberingAfterBreak="0">
+  <w:abstractNum w:abstractNumId="39" w15:restartNumberingAfterBreak="0">
     <w:nsid w:val="5134744F"/>
     <w:multiLevelType w:val="hybridMultilevel"/>
     <w:tmpl w:val="A6521C5E"/>
@@ -49463,7 +50660,7 @@
       </w:rPr>
     </w:lvl>
   </w:abstractNum>
-  <w:abstractNum w:abstractNumId="39" w15:restartNumberingAfterBreak="0">
+  <w:abstractNum w:abstractNumId="40" w15:restartNumberingAfterBreak="0">
     <w:nsid w:val="546861BF"/>
     <w:multiLevelType w:val="hybridMultilevel"/>
     <w:tmpl w:val="57E09C84"/>
@@ -49576,10 +50773,10 @@
       </w:rPr>
     </w:lvl>
   </w:abstractNum>
-  <w:abstractNum w:abstractNumId="40" w15:restartNumberingAfterBreak="0">
-    <w:nsid w:val="59914C13"/>
+  <w:abstractNum w:abstractNumId="41" w15:restartNumberingAfterBreak="0">
+    <w:nsid w:val="585320D9"/>
     <w:multiLevelType w:val="hybridMultilevel"/>
-    <w:tmpl w:val="9960A584"/>
+    <w:tmpl w:val="B316DD12"/>
     <w:lvl w:ilvl="0" w:tplc="240A0001">
       <w:start w:val="1"/>
       <w:numFmt w:val="bullet"/>
@@ -49689,17 +50886,17 @@
       </w:rPr>
     </w:lvl>
   </w:abstractNum>
-  <w:abstractNum w:abstractNumId="41" w15:restartNumberingAfterBreak="0">
-    <w:nsid w:val="5A2466CA"/>
+  <w:abstractNum w:abstractNumId="42" w15:restartNumberingAfterBreak="0">
+    <w:nsid w:val="59914C13"/>
     <w:multiLevelType w:val="hybridMultilevel"/>
-    <w:tmpl w:val="4C0E2254"/>
+    <w:tmpl w:val="9960A584"/>
     <w:lvl w:ilvl="0" w:tplc="240A0001">
       <w:start w:val="1"/>
       <w:numFmt w:val="bullet"/>
       <w:lvlText w:val=""/>
       <w:lvlJc w:val="left"/>
       <w:pPr>
-        <w:ind w:left="827" w:hanging="360"/>
+        <w:ind w:left="720" w:hanging="360"/>
       </w:pPr>
       <w:rPr>
         <w:rFonts w:ascii="Symbol" w:hAnsi="Symbol" w:hint="default"/>
@@ -49711,7 +50908,7 @@
       <w:lvlText w:val="o"/>
       <w:lvlJc w:val="left"/>
       <w:pPr>
-        <w:ind w:left="1547" w:hanging="360"/>
+        <w:ind w:left="1440" w:hanging="360"/>
       </w:pPr>
       <w:rPr>
         <w:rFonts w:ascii="Courier New" w:hAnsi="Courier New" w:cs="Courier New" w:hint="default"/>
@@ -49723,7 +50920,7 @@
       <w:lvlText w:val=""/>
       <w:lvlJc w:val="left"/>
       <w:pPr>
-        <w:ind w:left="2267" w:hanging="360"/>
+        <w:ind w:left="2160" w:hanging="360"/>
       </w:pPr>
       <w:rPr>
         <w:rFonts w:ascii="Wingdings" w:hAnsi="Wingdings" w:hint="default"/>
@@ -49735,7 +50932,7 @@
       <w:lvlText w:val=""/>
       <w:lvlJc w:val="left"/>
       <w:pPr>
-        <w:ind w:left="2987" w:hanging="360"/>
+        <w:ind w:left="2880" w:hanging="360"/>
       </w:pPr>
       <w:rPr>
         <w:rFonts w:ascii="Symbol" w:hAnsi="Symbol" w:hint="default"/>
@@ -49747,7 +50944,7 @@
       <w:lvlText w:val="o"/>
       <w:lvlJc w:val="left"/>
       <w:pPr>
-        <w:ind w:left="3707" w:hanging="360"/>
+        <w:ind w:left="3600" w:hanging="360"/>
       </w:pPr>
       <w:rPr>
         <w:rFonts w:ascii="Courier New" w:hAnsi="Courier New" w:cs="Courier New" w:hint="default"/>
@@ -49759,7 +50956,7 @@
       <w:lvlText w:val=""/>
       <w:lvlJc w:val="left"/>
       <w:pPr>
-        <w:ind w:left="4427" w:hanging="360"/>
+        <w:ind w:left="4320" w:hanging="360"/>
       </w:pPr>
       <w:rPr>
         <w:rFonts w:ascii="Wingdings" w:hAnsi="Wingdings" w:hint="default"/>
@@ -49771,7 +50968,7 @@
       <w:lvlText w:val=""/>
       <w:lvlJc w:val="left"/>
       <w:pPr>
-        <w:ind w:left="5147" w:hanging="360"/>
+        <w:ind w:left="5040" w:hanging="360"/>
       </w:pPr>
       <w:rPr>
         <w:rFonts w:ascii="Symbol" w:hAnsi="Symbol" w:hint="default"/>
@@ -49783,7 +50980,7 @@
       <w:lvlText w:val="o"/>
       <w:lvlJc w:val="left"/>
       <w:pPr>
-        <w:ind w:left="5867" w:hanging="360"/>
+        <w:ind w:left="5760" w:hanging="360"/>
       </w:pPr>
       <w:rPr>
         <w:rFonts w:ascii="Courier New" w:hAnsi="Courier New" w:cs="Courier New" w:hint="default"/>
@@ -49795,17 +50992,17 @@
       <w:lvlText w:val=""/>
       <w:lvlJc w:val="left"/>
       <w:pPr>
-        <w:ind w:left="6587" w:hanging="360"/>
+        <w:ind w:left="6480" w:hanging="360"/>
       </w:pPr>
       <w:rPr>
         <w:rFonts w:ascii="Wingdings" w:hAnsi="Wingdings" w:hint="default"/>
       </w:rPr>
     </w:lvl>
   </w:abstractNum>
-  <w:abstractNum w:abstractNumId="42" w15:restartNumberingAfterBreak="0">
-    <w:nsid w:val="5DAF579F"/>
+  <w:abstractNum w:abstractNumId="43" w15:restartNumberingAfterBreak="0">
+    <w:nsid w:val="5A2466CA"/>
     <w:multiLevelType w:val="hybridMultilevel"/>
-    <w:tmpl w:val="84A667D4"/>
+    <w:tmpl w:val="4C0E2254"/>
     <w:lvl w:ilvl="0" w:tplc="240A0001">
       <w:start w:val="1"/>
       <w:numFmt w:val="bullet"/>
@@ -49915,17 +51112,17 @@
       </w:rPr>
     </w:lvl>
   </w:abstractNum>
-  <w:abstractNum w:abstractNumId="43" w15:restartNumberingAfterBreak="0">
-    <w:nsid w:val="5F313869"/>
+  <w:abstractNum w:abstractNumId="44" w15:restartNumberingAfterBreak="0">
+    <w:nsid w:val="5DAF579F"/>
     <w:multiLevelType w:val="hybridMultilevel"/>
-    <w:tmpl w:val="94725586"/>
+    <w:tmpl w:val="84A667D4"/>
     <w:lvl w:ilvl="0" w:tplc="240A0001">
       <w:start w:val="1"/>
       <w:numFmt w:val="bullet"/>
       <w:lvlText w:val=""/>
       <w:lvlJc w:val="left"/>
       <w:pPr>
-        <w:ind w:left="720" w:hanging="360"/>
+        <w:ind w:left="827" w:hanging="360"/>
       </w:pPr>
       <w:rPr>
         <w:rFonts w:ascii="Symbol" w:hAnsi="Symbol" w:hint="default"/>
@@ -49937,7 +51134,7 @@
       <w:lvlText w:val="o"/>
       <w:lvlJc w:val="left"/>
       <w:pPr>
-        <w:ind w:left="1440" w:hanging="360"/>
+        <w:ind w:left="1547" w:hanging="360"/>
       </w:pPr>
       <w:rPr>
         <w:rFonts w:ascii="Courier New" w:hAnsi="Courier New" w:cs="Courier New" w:hint="default"/>
@@ -49949,7 +51146,7 @@
       <w:lvlText w:val=""/>
       <w:lvlJc w:val="left"/>
       <w:pPr>
-        <w:ind w:left="2160" w:hanging="360"/>
+        <w:ind w:left="2267" w:hanging="360"/>
       </w:pPr>
       <w:rPr>
         <w:rFonts w:ascii="Wingdings" w:hAnsi="Wingdings" w:hint="default"/>
@@ -49961,7 +51158,7 @@
       <w:lvlText w:val=""/>
       <w:lvlJc w:val="left"/>
       <w:pPr>
-        <w:ind w:left="2880" w:hanging="360"/>
+        <w:ind w:left="2987" w:hanging="360"/>
       </w:pPr>
       <w:rPr>
         <w:rFonts w:ascii="Symbol" w:hAnsi="Symbol" w:hint="default"/>
@@ -49973,7 +51170,7 @@
       <w:lvlText w:val="o"/>
       <w:lvlJc w:val="left"/>
       <w:pPr>
-        <w:ind w:left="3600" w:hanging="360"/>
+        <w:ind w:left="3707" w:hanging="360"/>
       </w:pPr>
       <w:rPr>
         <w:rFonts w:ascii="Courier New" w:hAnsi="Courier New" w:cs="Courier New" w:hint="default"/>
@@ -49985,7 +51182,7 @@
       <w:lvlText w:val=""/>
       <w:lvlJc w:val="left"/>
       <w:pPr>
-        <w:ind w:left="4320" w:hanging="360"/>
+        <w:ind w:left="4427" w:hanging="360"/>
       </w:pPr>
       <w:rPr>
         <w:rFonts w:ascii="Wingdings" w:hAnsi="Wingdings" w:hint="default"/>
@@ -49997,7 +51194,7 @@
       <w:lvlText w:val=""/>
       <w:lvlJc w:val="left"/>
       <w:pPr>
-        <w:ind w:left="5040" w:hanging="360"/>
+        <w:ind w:left="5147" w:hanging="360"/>
       </w:pPr>
       <w:rPr>
         <w:rFonts w:ascii="Symbol" w:hAnsi="Symbol" w:hint="default"/>
@@ -50009,7 +51206,7 @@
       <w:lvlText w:val="o"/>
       <w:lvlJc w:val="left"/>
       <w:pPr>
-        <w:ind w:left="5760" w:hanging="360"/>
+        <w:ind w:left="5867" w:hanging="360"/>
       </w:pPr>
       <w:rPr>
         <w:rFonts w:ascii="Courier New" w:hAnsi="Courier New" w:cs="Courier New" w:hint="default"/>
@@ -50021,24 +51218,24 @@
       <w:lvlText w:val=""/>
       <w:lvlJc w:val="left"/>
       <w:pPr>
-        <w:ind w:left="6480" w:hanging="360"/>
+        <w:ind w:left="6587" w:hanging="360"/>
       </w:pPr>
       <w:rPr>
         <w:rFonts w:ascii="Wingdings" w:hAnsi="Wingdings" w:hint="default"/>
       </w:rPr>
     </w:lvl>
   </w:abstractNum>
-  <w:abstractNum w:abstractNumId="44" w15:restartNumberingAfterBreak="0">
-    <w:nsid w:val="5F4D5CAA"/>
+  <w:abstractNum w:abstractNumId="45" w15:restartNumberingAfterBreak="0">
+    <w:nsid w:val="5F313869"/>
     <w:multiLevelType w:val="hybridMultilevel"/>
-    <w:tmpl w:val="47E826B6"/>
+    <w:tmpl w:val="94725586"/>
     <w:lvl w:ilvl="0" w:tplc="240A0001">
       <w:start w:val="1"/>
       <w:numFmt w:val="bullet"/>
       <w:lvlText w:val=""/>
       <w:lvlJc w:val="left"/>
       <w:pPr>
-        <w:ind w:left="827" w:hanging="360"/>
+        <w:ind w:left="720" w:hanging="360"/>
       </w:pPr>
       <w:rPr>
         <w:rFonts w:ascii="Symbol" w:hAnsi="Symbol" w:hint="default"/>
@@ -50050,7 +51247,7 @@
       <w:lvlText w:val="o"/>
       <w:lvlJc w:val="left"/>
       <w:pPr>
-        <w:ind w:left="1547" w:hanging="360"/>
+        <w:ind w:left="1440" w:hanging="360"/>
       </w:pPr>
       <w:rPr>
         <w:rFonts w:ascii="Courier New" w:hAnsi="Courier New" w:cs="Courier New" w:hint="default"/>
@@ -50062,7 +51259,7 @@
       <w:lvlText w:val=""/>
       <w:lvlJc w:val="left"/>
       <w:pPr>
-        <w:ind w:left="2267" w:hanging="360"/>
+        <w:ind w:left="2160" w:hanging="360"/>
       </w:pPr>
       <w:rPr>
         <w:rFonts w:ascii="Wingdings" w:hAnsi="Wingdings" w:hint="default"/>
@@ -50074,7 +51271,7 @@
       <w:lvlText w:val=""/>
       <w:lvlJc w:val="left"/>
       <w:pPr>
-        <w:ind w:left="2987" w:hanging="360"/>
+        <w:ind w:left="2880" w:hanging="360"/>
       </w:pPr>
       <w:rPr>
         <w:rFonts w:ascii="Symbol" w:hAnsi="Symbol" w:hint="default"/>
@@ -50086,7 +51283,7 @@
       <w:lvlText w:val="o"/>
       <w:lvlJc w:val="left"/>
       <w:pPr>
-        <w:ind w:left="3707" w:hanging="360"/>
+        <w:ind w:left="3600" w:hanging="360"/>
       </w:pPr>
       <w:rPr>
         <w:rFonts w:ascii="Courier New" w:hAnsi="Courier New" w:cs="Courier New" w:hint="default"/>
@@ -50098,7 +51295,7 @@
       <w:lvlText w:val=""/>
       <w:lvlJc w:val="left"/>
       <w:pPr>
-        <w:ind w:left="4427" w:hanging="360"/>
+        <w:ind w:left="4320" w:hanging="360"/>
       </w:pPr>
       <w:rPr>
         <w:rFonts w:ascii="Wingdings" w:hAnsi="Wingdings" w:hint="default"/>
@@ -50110,7 +51307,7 @@
       <w:lvlText w:val=""/>
       <w:lvlJc w:val="left"/>
       <w:pPr>
-        <w:ind w:left="5147" w:hanging="360"/>
+        <w:ind w:left="5040" w:hanging="360"/>
       </w:pPr>
       <w:rPr>
         <w:rFonts w:ascii="Symbol" w:hAnsi="Symbol" w:hint="default"/>
@@ -50122,7 +51319,7 @@
       <w:lvlText w:val="o"/>
       <w:lvlJc w:val="left"/>
       <w:pPr>
-        <w:ind w:left="5867" w:hanging="360"/>
+        <w:ind w:left="5760" w:hanging="360"/>
       </w:pPr>
       <w:rPr>
         <w:rFonts w:ascii="Courier New" w:hAnsi="Courier New" w:cs="Courier New" w:hint="default"/>
@@ -50134,17 +51331,17 @@
       <w:lvlText w:val=""/>
       <w:lvlJc w:val="left"/>
       <w:pPr>
-        <w:ind w:left="6587" w:hanging="360"/>
+        <w:ind w:left="6480" w:hanging="360"/>
       </w:pPr>
       <w:rPr>
         <w:rFonts w:ascii="Wingdings" w:hAnsi="Wingdings" w:hint="default"/>
       </w:rPr>
     </w:lvl>
   </w:abstractNum>
-  <w:abstractNum w:abstractNumId="45" w15:restartNumberingAfterBreak="0">
-    <w:nsid w:val="61D753BB"/>
+  <w:abstractNum w:abstractNumId="46" w15:restartNumberingAfterBreak="0">
+    <w:nsid w:val="5F4D5CAA"/>
     <w:multiLevelType w:val="hybridMultilevel"/>
-    <w:tmpl w:val="F51CDA02"/>
+    <w:tmpl w:val="47E826B6"/>
     <w:lvl w:ilvl="0" w:tplc="240A0001">
       <w:start w:val="1"/>
       <w:numFmt w:val="bullet"/>
@@ -50254,17 +51451,17 @@
       </w:rPr>
     </w:lvl>
   </w:abstractNum>
-  <w:abstractNum w:abstractNumId="46" w15:restartNumberingAfterBreak="0">
-    <w:nsid w:val="64D50433"/>
+  <w:abstractNum w:abstractNumId="47" w15:restartNumberingAfterBreak="0">
+    <w:nsid w:val="61D753BB"/>
     <w:multiLevelType w:val="hybridMultilevel"/>
-    <w:tmpl w:val="6FAE0550"/>
+    <w:tmpl w:val="F51CDA02"/>
     <w:lvl w:ilvl="0" w:tplc="240A0001">
       <w:start w:val="1"/>
       <w:numFmt w:val="bullet"/>
       <w:lvlText w:val=""/>
       <w:lvlJc w:val="left"/>
       <w:pPr>
-        <w:ind w:left="720" w:hanging="360"/>
+        <w:ind w:left="827" w:hanging="360"/>
       </w:pPr>
       <w:rPr>
         <w:rFonts w:ascii="Symbol" w:hAnsi="Symbol" w:hint="default"/>
@@ -50276,7 +51473,7 @@
       <w:lvlText w:val="o"/>
       <w:lvlJc w:val="left"/>
       <w:pPr>
-        <w:ind w:left="1440" w:hanging="360"/>
+        <w:ind w:left="1547" w:hanging="360"/>
       </w:pPr>
       <w:rPr>
         <w:rFonts w:ascii="Courier New" w:hAnsi="Courier New" w:cs="Courier New" w:hint="default"/>
@@ -50288,7 +51485,7 @@
       <w:lvlText w:val=""/>
       <w:lvlJc w:val="left"/>
       <w:pPr>
-        <w:ind w:left="2160" w:hanging="360"/>
+        <w:ind w:left="2267" w:hanging="360"/>
       </w:pPr>
       <w:rPr>
         <w:rFonts w:ascii="Wingdings" w:hAnsi="Wingdings" w:hint="default"/>
@@ -50300,7 +51497,7 @@
       <w:lvlText w:val=""/>
       <w:lvlJc w:val="left"/>
       <w:pPr>
-        <w:ind w:left="2880" w:hanging="360"/>
+        <w:ind w:left="2987" w:hanging="360"/>
       </w:pPr>
       <w:rPr>
         <w:rFonts w:ascii="Symbol" w:hAnsi="Symbol" w:hint="default"/>
@@ -50312,7 +51509,7 @@
       <w:lvlText w:val="o"/>
       <w:lvlJc w:val="left"/>
       <w:pPr>
-        <w:ind w:left="3600" w:hanging="360"/>
+        <w:ind w:left="3707" w:hanging="360"/>
       </w:pPr>
       <w:rPr>
         <w:rFonts w:ascii="Courier New" w:hAnsi="Courier New" w:cs="Courier New" w:hint="default"/>
@@ -50324,7 +51521,7 @@
       <w:lvlText w:val=""/>
       <w:lvlJc w:val="left"/>
       <w:pPr>
-        <w:ind w:left="4320" w:hanging="360"/>
+        <w:ind w:left="4427" w:hanging="360"/>
       </w:pPr>
       <w:rPr>
         <w:rFonts w:ascii="Wingdings" w:hAnsi="Wingdings" w:hint="default"/>
@@ -50336,7 +51533,7 @@
       <w:lvlText w:val=""/>
       <w:lvlJc w:val="left"/>
       <w:pPr>
-        <w:ind w:left="5040" w:hanging="360"/>
+        <w:ind w:left="5147" w:hanging="360"/>
       </w:pPr>
       <w:rPr>
         <w:rFonts w:ascii="Symbol" w:hAnsi="Symbol" w:hint="default"/>
@@ -50348,7 +51545,7 @@
       <w:lvlText w:val="o"/>
       <w:lvlJc w:val="left"/>
       <w:pPr>
-        <w:ind w:left="5760" w:hanging="360"/>
+        <w:ind w:left="5867" w:hanging="360"/>
       </w:pPr>
       <w:rPr>
         <w:rFonts w:ascii="Courier New" w:hAnsi="Courier New" w:cs="Courier New" w:hint="default"/>
@@ -50360,14 +51557,127 @@
       <w:lvlText w:val=""/>
       <w:lvlJc w:val="left"/>
       <w:pPr>
-        <w:ind w:left="6480" w:hanging="360"/>
+        <w:ind w:left="6587" w:hanging="360"/>
       </w:pPr>
       <w:rPr>
         <w:rFonts w:ascii="Wingdings" w:hAnsi="Wingdings" w:hint="default"/>
       </w:rPr>
     </w:lvl>
   </w:abstractNum>
-  <w:abstractNum w:abstractNumId="47" w15:restartNumberingAfterBreak="0">
+  <w:abstractNum w:abstractNumId="48" w15:restartNumberingAfterBreak="0">
+    <w:nsid w:val="64D50433"/>
+    <w:multiLevelType w:val="hybridMultilevel"/>
+    <w:tmpl w:val="6FAE0550"/>
+    <w:lvl w:ilvl="0" w:tplc="240A0001">
+      <w:start w:val="1"/>
+      <w:numFmt w:val="bullet"/>
+      <w:lvlText w:val=""/>
+      <w:lvlJc w:val="left"/>
+      <w:pPr>
+        <w:ind w:left="720" w:hanging="360"/>
+      </w:pPr>
+      <w:rPr>
+        <w:rFonts w:ascii="Symbol" w:hAnsi="Symbol" w:hint="default"/>
+      </w:rPr>
+    </w:lvl>
+    <w:lvl w:ilvl="1" w:tplc="240A0003" w:tentative="1">
+      <w:start w:val="1"/>
+      <w:numFmt w:val="bullet"/>
+      <w:lvlText w:val="o"/>
+      <w:lvlJc w:val="left"/>
+      <w:pPr>
+        <w:ind w:left="1440" w:hanging="360"/>
+      </w:pPr>
+      <w:rPr>
+        <w:rFonts w:ascii="Courier New" w:hAnsi="Courier New" w:cs="Courier New" w:hint="default"/>
+      </w:rPr>
+    </w:lvl>
+    <w:lvl w:ilvl="2" w:tplc="240A0005" w:tentative="1">
+      <w:start w:val="1"/>
+      <w:numFmt w:val="bullet"/>
+      <w:lvlText w:val=""/>
+      <w:lvlJc w:val="left"/>
+      <w:pPr>
+        <w:ind w:left="2160" w:hanging="360"/>
+      </w:pPr>
+      <w:rPr>
+        <w:rFonts w:ascii="Wingdings" w:hAnsi="Wingdings" w:hint="default"/>
+      </w:rPr>
+    </w:lvl>
+    <w:lvl w:ilvl="3" w:tplc="240A0001" w:tentative="1">
+      <w:start w:val="1"/>
+      <w:numFmt w:val="bullet"/>
+      <w:lvlText w:val=""/>
+      <w:lvlJc w:val="left"/>
+      <w:pPr>
+        <w:ind w:left="2880" w:hanging="360"/>
+      </w:pPr>
+      <w:rPr>
+        <w:rFonts w:ascii="Symbol" w:hAnsi="Symbol" w:hint="default"/>
+      </w:rPr>
+    </w:lvl>
+    <w:lvl w:ilvl="4" w:tplc="240A0003" w:tentative="1">
+      <w:start w:val="1"/>
+      <w:numFmt w:val="bullet"/>
+      <w:lvlText w:val="o"/>
+      <w:lvlJc w:val="left"/>
+      <w:pPr>
+        <w:ind w:left="3600" w:hanging="360"/>
+      </w:pPr>
+      <w:rPr>
+        <w:rFonts w:ascii="Courier New" w:hAnsi="Courier New" w:cs="Courier New" w:hint="default"/>
+      </w:rPr>
+    </w:lvl>
+    <w:lvl w:ilvl="5" w:tplc="240A0005" w:tentative="1">
+      <w:start w:val="1"/>
+      <w:numFmt w:val="bullet"/>
+      <w:lvlText w:val=""/>
+      <w:lvlJc w:val="left"/>
+      <w:pPr>
+        <w:ind w:left="4320" w:hanging="360"/>
+      </w:pPr>
+      <w:rPr>
+        <w:rFonts w:ascii="Wingdings" w:hAnsi="Wingdings" w:hint="default"/>
+      </w:rPr>
+    </w:lvl>
+    <w:lvl w:ilvl="6" w:tplc="240A0001" w:tentative="1">
+      <w:start w:val="1"/>
+      <w:numFmt w:val="bullet"/>
+      <w:lvlText w:val=""/>
+      <w:lvlJc w:val="left"/>
+      <w:pPr>
+        <w:ind w:left="5040" w:hanging="360"/>
+      </w:pPr>
+      <w:rPr>
+        <w:rFonts w:ascii="Symbol" w:hAnsi="Symbol" w:hint="default"/>
+      </w:rPr>
+    </w:lvl>
+    <w:lvl w:ilvl="7" w:tplc="240A0003" w:tentative="1">
+      <w:start w:val="1"/>
+      <w:numFmt w:val="bullet"/>
+      <w:lvlText w:val="o"/>
+      <w:lvlJc w:val="left"/>
+      <w:pPr>
+        <w:ind w:left="5760" w:hanging="360"/>
+      </w:pPr>
+      <w:rPr>
+        <w:rFonts w:ascii="Courier New" w:hAnsi="Courier New" w:cs="Courier New" w:hint="default"/>
+      </w:rPr>
+    </w:lvl>
+    <w:lvl w:ilvl="8" w:tplc="240A0005" w:tentative="1">
+      <w:start w:val="1"/>
+      <w:numFmt w:val="bullet"/>
+      <w:lvlText w:val=""/>
+      <w:lvlJc w:val="left"/>
+      <w:pPr>
+        <w:ind w:left="6480" w:hanging="360"/>
+      </w:pPr>
+      <w:rPr>
+        <w:rFonts w:ascii="Wingdings" w:hAnsi="Wingdings" w:hint="default"/>
+      </w:rPr>
+    </w:lvl>
+  </w:abstractNum>
+  <w:abstractNum w:abstractNumId="49" w15:restartNumberingAfterBreak="0">
     <w:nsid w:val="6DAF2F1D"/>
     <w:multiLevelType w:val="hybridMultilevel"/>
     <w:tmpl w:val="6996FD0C"/>
@@ -50488,7 +51798,7 @@
       </w:rPr>
     </w:lvl>
   </w:abstractNum>
-  <w:abstractNum w:abstractNumId="48" w15:restartNumberingAfterBreak="0">
+  <w:abstractNum w:abstractNumId="50" w15:restartNumberingAfterBreak="0">
     <w:nsid w:val="713D715A"/>
     <w:multiLevelType w:val="multilevel"/>
     <w:tmpl w:val="418E695C"/>
@@ -50612,7 +51922,7 @@
       </w:rPr>
     </w:lvl>
   </w:abstractNum>
-  <w:abstractNum w:abstractNumId="49" w15:restartNumberingAfterBreak="0">
+  <w:abstractNum w:abstractNumId="51" w15:restartNumberingAfterBreak="0">
     <w:nsid w:val="74BB7202"/>
     <w:multiLevelType w:val="hybridMultilevel"/>
     <w:tmpl w:val="1EAAA122"/>
@@ -50725,7 +52035,7 @@
       </w:rPr>
     </w:lvl>
   </w:abstractNum>
-  <w:abstractNum w:abstractNumId="50" w15:restartNumberingAfterBreak="0">
+  <w:abstractNum w:abstractNumId="52" w15:restartNumberingAfterBreak="0">
     <w:nsid w:val="758361F4"/>
     <w:multiLevelType w:val="hybridMultilevel"/>
     <w:tmpl w:val="39B650F6"/>
@@ -50838,7 +52148,7 @@
       </w:rPr>
     </w:lvl>
   </w:abstractNum>
-  <w:abstractNum w:abstractNumId="51" w15:restartNumberingAfterBreak="0">
+  <w:abstractNum w:abstractNumId="53" w15:restartNumberingAfterBreak="0">
     <w:nsid w:val="76C822C3"/>
     <w:multiLevelType w:val="hybridMultilevel"/>
     <w:tmpl w:val="924A9740"/>
@@ -50951,7 +52261,7 @@
       </w:rPr>
     </w:lvl>
   </w:abstractNum>
-  <w:abstractNum w:abstractNumId="52" w15:restartNumberingAfterBreak="0">
+  <w:abstractNum w:abstractNumId="54" w15:restartNumberingAfterBreak="0">
     <w:nsid w:val="7ACF2AE6"/>
     <w:multiLevelType w:val="hybridMultilevel"/>
     <w:tmpl w:val="A1B66792"/>
@@ -51076,7 +52386,7 @@
     <w:abstractNumId w:val="12"/>
   </w:num>
   <w:num w:numId="2">
-    <w:abstractNumId w:val="52"/>
+    <w:abstractNumId w:val="54"/>
   </w:num>
   <w:num w:numId="3">
     <w:abstractNumId w:val="5"/>
@@ -51085,52 +52395,52 @@
     <w:abstractNumId w:val="4"/>
   </w:num>
   <w:num w:numId="5">
+    <w:abstractNumId w:val="35"/>
+  </w:num>
+  <w:num w:numId="6">
+    <w:abstractNumId w:val="20"/>
+  </w:num>
+  <w:num w:numId="7">
+    <w:abstractNumId w:val="24"/>
+  </w:num>
+  <w:num w:numId="8">
+    <w:abstractNumId w:val="16"/>
+  </w:num>
+  <w:num w:numId="9">
+    <w:abstractNumId w:val="18"/>
+  </w:num>
+  <w:num w:numId="10">
+    <w:abstractNumId w:val="29"/>
+  </w:num>
+  <w:num w:numId="11">
+    <w:abstractNumId w:val="17"/>
+  </w:num>
+  <w:num w:numId="12">
+    <w:abstractNumId w:val="31"/>
+  </w:num>
+  <w:num w:numId="13">
     <w:abstractNumId w:val="34"/>
   </w:num>
-  <w:num w:numId="6">
-    <w:abstractNumId w:val="19"/>
-  </w:num>
-  <w:num w:numId="7">
-    <w:abstractNumId w:val="23"/>
-  </w:num>
-  <w:num w:numId="8">
-    <w:abstractNumId w:val="15"/>
-  </w:num>
-  <w:num w:numId="9">
-    <w:abstractNumId w:val="17"/>
-  </w:num>
-  <w:num w:numId="10">
+  <w:num w:numId="14">
     <w:abstractNumId w:val="28"/>
   </w:num>
-  <w:num w:numId="11">
-    <w:abstractNumId w:val="16"/>
-  </w:num>
-  <w:num w:numId="12">
-    <w:abstractNumId w:val="30"/>
-  </w:num>
-  <w:num w:numId="13">
-    <w:abstractNumId w:val="33"/>
-  </w:num>
-  <w:num w:numId="14">
-    <w:abstractNumId w:val="27"/>
-  </w:num>
   <w:num w:numId="15">
-    <w:abstractNumId w:val="47"/>
+    <w:abstractNumId w:val="49"/>
   </w:num>
   <w:num w:numId="16">
-    <w:abstractNumId w:val="20"/>
+    <w:abstractNumId w:val="21"/>
   </w:num>
   <w:num w:numId="17">
     <w:abstractNumId w:val="7"/>
   </w:num>
   <w:num w:numId="18">
-    <w:abstractNumId w:val="37"/>
+    <w:abstractNumId w:val="38"/>
   </w:num>
   <w:num w:numId="19">
     <w:abstractNumId w:val="0"/>
   </w:num>
   <w:num w:numId="20">
-    <w:abstractNumId w:val="18"/>
+    <w:abstractNumId w:val="19"/>
   </w:num>
   <w:num w:numId="21">
     <w:abstractNumId w:val="9"/>
@@ -51139,7 +52449,7 @@
     <w:abstractNumId w:val="10"/>
   </w:num>
   <w:num w:numId="23">
-    <w:abstractNumId w:val="48"/>
+    <w:abstractNumId w:val="50"/>
   </w:num>
   <w:num w:numId="24">
     <w:abstractNumId w:val="6"/>
@@ -51148,88 +52458,94 @@
     <w:abstractNumId w:val="2"/>
   </w:num>
   <w:num w:numId="26">
-    <w:abstractNumId w:val="42"/>
+    <w:abstractNumId w:val="44"/>
   </w:num>
   <w:num w:numId="27">
     <w:abstractNumId w:val="8"/>
   </w:num>
   <w:num w:numId="28">
+    <w:abstractNumId w:val="47"/>
+  </w:num>
+  <w:num w:numId="29">
+    <w:abstractNumId w:val="43"/>
+  </w:num>
+  <w:num w:numId="30">
+    <w:abstractNumId w:val="14"/>
+  </w:num>
+  <w:num w:numId="31">
+    <w:abstractNumId w:val="39"/>
+  </w:num>
+  <w:num w:numId="32">
+    <w:abstractNumId w:val="46"/>
+  </w:num>
+  <w:num w:numId="33">
+    <w:abstractNumId w:val="23"/>
+  </w:num>
+  <w:num w:numId="34">
+    <w:abstractNumId w:val="40"/>
+  </w:num>
+  <w:num w:numId="35">
+    <w:abstractNumId w:val="26"/>
+  </w:num>
+  <w:num w:numId="36">
+    <w:abstractNumId w:val="33"/>
+  </w:num>
+  <w:num w:numId="37">
+    <w:abstractNumId w:val="25"/>
+  </w:num>
+  <w:num w:numId="38">
     <w:abstractNumId w:val="45"/>
   </w:num>
-  <w:num w:numId="29">
-    <w:abstractNumId w:val="41"/>
-  </w:num>
-  <w:num w:numId="30">
-    <w:abstractNumId w:val="13"/>
-  </w:num>
-  <w:num w:numId="31">
-    <w:abstractNumId w:val="38"/>
-  </w:num>
-  <w:num w:numId="32">
-    <w:abstractNumId w:val="44"/>
-  </w:num>
-  <w:num w:numId="33">
-    <w:abstractNumId w:val="22"/>
-  </w:num>
-  <w:num w:numId="34">
-    <w:abstractNumId w:val="39"/>
-  </w:num>
-  <w:num w:numId="35">
-    <w:abstractNumId w:val="25"/>
-  </w:num>
-  <w:num w:numId="36">
-    <w:abstractNumId w:val="32"/>
-  </w:num>
-  <w:num w:numId="37">
-    <w:abstractNumId w:val="24"/>
-  </w:num>
-  <w:num w:numId="38">
-    <w:abstractNumId w:val="43"/>
-  </w:num>
   <w:num w:numId="39">
-    <w:abstractNumId w:val="14"/>
+    <w:abstractNumId w:val="15"/>
   </w:num>
   <w:num w:numId="40">
-    <w:abstractNumId w:val="49"/>
+    <w:abstractNumId w:val="51"/>
   </w:num>
   <w:num w:numId="41">
-    <w:abstractNumId w:val="29"/>
+    <w:abstractNumId w:val="30"/>
   </w:num>
   <w:num w:numId="42">
-    <w:abstractNumId w:val="51"/>
+    <w:abstractNumId w:val="53"/>
   </w:num>
   <w:num w:numId="43">
-    <w:abstractNumId w:val="26"/>
+    <w:abstractNumId w:val="27"/>
   </w:num>
   <w:num w:numId="44">
-    <w:abstractNumId w:val="46"/>
+    <w:abstractNumId w:val="48"/>
   </w:num>
   <w:num w:numId="45">
-    <w:abstractNumId w:val="35"/>
+    <w:abstractNumId w:val="36"/>
   </w:num>
   <w:num w:numId="46">
-    <w:abstractNumId w:val="36"/>
+    <w:abstractNumId w:val="37"/>
   </w:num>
   <w:num w:numId="47">
     <w:abstractNumId w:val="11"/>
   </w:num>
   <w:num w:numId="48">
-    <w:abstractNumId w:val="40"/>
+    <w:abstractNumId w:val="42"/>
   </w:num>
   <w:num w:numId="49">
-    <w:abstractNumId w:val="50"/>
+    <w:abstractNumId w:val="52"/>
   </w:num>
   <w:num w:numId="50">
-    <w:abstractNumId w:val="31"/>
+    <w:abstractNumId w:val="32"/>
   </w:num>
   <w:num w:numId="51">
     <w:abstractNumId w:val="1"/>
   </w:num>
   <w:num w:numId="52">
-    <w:abstractNumId w:val="21"/>
+    <w:abstractNumId w:val="22"/>
   </w:num>
   <w:num w:numId="53">
     <w:abstractNumId w:val="3"/>
+  </w:num>
+  <w:num w:numId="54">
+    <w:abstractNumId w:val="41"/>
+  </w:num>
+  <w:num w:numId="55">
+    <w:abstractNumId w:val="13"/>
   </w:num>
   <w:numIdMacAtCleanup w:val="53"/>
 </w:numbering>
@@ -52177,7 +53493,7 @@
 </file>
 
 <file path=customXml/itemProps1.xml><?xml version="1.0" encoding="utf-8"?>
-<ds:datastoreItem xmlns:ds="http://schemas.openxmlformats.org/officeDocument/2006/customXml" ds:itemID="{FE91FBB7-6C4F-408C-BDD6-21299EDC6CF5}">
+<ds:datastoreItem xmlns:ds="http://schemas.openxmlformats.org/officeDocument/2006/customXml" ds:itemID="{CE1BC73F-7002-478E-AB12-7B3CF3BD5028}">
   <ds:schemaRefs>
     <ds:schemaRef ds:uri="http://schemas.openxmlformats.org/officeDocument/2006/bibliography"/>
   </ds:schemaRefs>
